--- a/docs/Life_Pilot_測試計畫與檢查點.docx
+++ b/docs/Life_Pilot_測試計畫與檢查點.docx
@@ -41908,6 +41908,1152 @@
           </w:tcPr>
           <w:p>
             <w:r>
+              <w:t>□ 通過　□ 失敗　□ 阻塞　　缺陷編號：＿＿＿＿</w:t>
+            </w:r>
+          </w:p>
+        </w:tc>
+      </w:tr>
+    </w:tbl>
+    <w:p>
+      <w:pPr>
+        <w:pStyle w:val="21"/>
+      </w:pPr>
+      <w:r>
+        <w:t>CAL-ACC-01｜事件記帳後再次開啟原帳戶</w:t>
+      </w:r>
+    </w:p>
+    <w:tbl>
+      <w:tblPr>
+        <w:tblStyle w:val="aff2"/>
+        <w:tblW w:type="auto" w:w="0"/>
+        <w:tblLayout w:type="autofit"/>
+        <w:tblLook w:firstColumn="1" w:firstRow="1" w:lastColumn="0" w:lastRow="0" w:noHBand="0" w:noVBand="1" w:val="04A0"/>
+      </w:tblPr>
+      <w:tblGrid>
+        <w:gridCol w:w="2100"/>
+        <w:gridCol w:w="4986"/>
+      </w:tblGrid>
+      <w:tr>
+        <w:trPr>
+          <w:tblHeader w:val="true"/>
+        </w:trPr>
+        <w:tc>
+          <w:tcPr>
+            <w:tcW w:type="dxa" w:w="4986"/>
+            <w:vAlign w:val="center"/>
+            <w:tcMar>
+              <w:top w:w="100" w:type="dxa"/>
+              <w:start w:w="120" w:type="dxa"/>
+              <w:bottom w:w="100" w:type="dxa"/>
+              <w:end w:w="120" w:type="dxa"/>
+            </w:tcMar>
+            <w:shd w:fill="D9EAF7"/>
+          </w:tcPr>
+          <w:p>
+            <w:pPr>
+              <w:spacing w:after="0" w:line="259" w:lineRule="auto"/>
+            </w:pPr>
+            <w:r>
+              <w:rPr>
+                <w:b/>
+                <w:sz w:val="21"/>
+              </w:rPr>
+              <w:t>欄位</w:t>
+            </w:r>
+          </w:p>
+        </w:tc>
+        <w:tc>
+          <w:tcPr>
+            <w:tcW w:type="dxa" w:w="4986"/>
+            <w:vAlign w:val="center"/>
+            <w:tcMar>
+              <w:top w:w="100" w:type="dxa"/>
+              <w:start w:w="120" w:type="dxa"/>
+              <w:bottom w:w="100" w:type="dxa"/>
+              <w:end w:w="120" w:type="dxa"/>
+            </w:tcMar>
+            <w:shd w:fill="D9EAF7"/>
+          </w:tcPr>
+          <w:p>
+            <w:pPr>
+              <w:spacing w:after="0" w:line="259" w:lineRule="auto"/>
+            </w:pPr>
+            <w:r>
+              <w:rPr>
+                <w:b/>
+                <w:sz w:val="21"/>
+              </w:rPr>
+              <w:t>內容</w:t>
+            </w:r>
+          </w:p>
+        </w:tc>
+      </w:tr>
+      <w:tr>
+        <w:tc>
+          <w:tcPr>
+            <w:tcW w:type="dxa" w:w="4986"/>
+            <w:vAlign w:val="center"/>
+            <w:tcMar>
+              <w:top w:w="100" w:type="dxa"/>
+              <w:start w:w="120" w:type="dxa"/>
+              <w:bottom w:w="100" w:type="dxa"/>
+              <w:end w:w="120" w:type="dxa"/>
+            </w:tcMar>
+          </w:tcPr>
+          <w:p>
+            <w:pPr>
+              <w:spacing w:after="0" w:line="259" w:lineRule="auto"/>
+            </w:pPr>
+            <w:r>
+              <w:rPr>
+                <w:sz w:val="21"/>
+              </w:rPr>
+              <w:t>前置條件／資料</w:t>
+            </w:r>
+          </w:p>
+        </w:tc>
+        <w:tc>
+          <w:tcPr>
+            <w:tcW w:type="dxa" w:w="4986"/>
+            <w:vAlign w:val="center"/>
+            <w:tcMar>
+              <w:top w:w="100" w:type="dxa"/>
+              <w:start w:w="120" w:type="dxa"/>
+              <w:bottom w:w="100" w:type="dxa"/>
+              <w:end w:w="120" w:type="dxa"/>
+            </w:tcMar>
+          </w:tcPr>
+          <w:p>
+            <w:pPr>
+              <w:spacing w:after="0" w:line="259" w:lineRule="auto"/>
+            </w:pPr>
+            <w:r>
+              <w:rPr>
+                <w:sz w:val="21"/>
+              </w:rPr>
+              <w:t>準備兩個有效記帳帳戶 A、B，以及一筆未完成的行事曆事件。分別在雲端模式與本機模式執行。</w:t>
+            </w:r>
+          </w:p>
+        </w:tc>
+      </w:tr>
+      <w:tr>
+        <w:tc>
+          <w:tcPr>
+            <w:tcW w:type="dxa" w:w="4986"/>
+            <w:vAlign w:val="center"/>
+            <w:tcMar>
+              <w:top w:w="100" w:type="dxa"/>
+              <w:start w:w="120" w:type="dxa"/>
+              <w:bottom w:w="100" w:type="dxa"/>
+              <w:end w:w="120" w:type="dxa"/>
+            </w:tcMar>
+          </w:tcPr>
+          <w:p>
+            <w:pPr>
+              <w:spacing w:after="0" w:line="259" w:lineRule="auto"/>
+            </w:pPr>
+            <w:r>
+              <w:rPr>
+                <w:sz w:val="21"/>
+              </w:rPr>
+              <w:t>操作步驟</w:t>
+            </w:r>
+          </w:p>
+        </w:tc>
+        <w:tc>
+          <w:tcPr>
+            <w:tcW w:type="dxa" w:w="4986"/>
+            <w:vAlign w:val="center"/>
+            <w:tcMar>
+              <w:top w:w="100" w:type="dxa"/>
+              <w:start w:w="120" w:type="dxa"/>
+              <w:bottom w:w="100" w:type="dxa"/>
+              <w:end w:w="120" w:type="dxa"/>
+            </w:tcMar>
+          </w:tcPr>
+          <w:p>
+            <w:pPr>
+              <w:spacing w:after="0" w:line="259" w:lineRule="auto"/>
+            </w:pPr>
+            <w:r>
+              <w:rPr>
+                <w:sz w:val="21"/>
+              </w:rPr>
+              <w:t>1. 在行事曆點事件的 Coin 圖示。</w:t>
+              <w:br/>
+              <w:t>2. 選帳戶 A 並新增一筆明細。</w:t>
+              <w:br/>
+              <w:t>3. 返回行事曆，再次點同一事件的 Coin 圖示。</w:t>
+              <w:br/>
+              <w:t>4. 另以帳戶 B 為同一事件新增較新的明細，再次點 Coin。</w:t>
+              <w:br/>
+              <w:t>5. 刪除帳戶 B 或測試一筆沒有 event_id 的舊事件明細。</w:t>
+            </w:r>
+          </w:p>
+        </w:tc>
+      </w:tr>
+      <w:tr>
+        <w:tc>
+          <w:tcPr>
+            <w:tcW w:type="dxa" w:w="4986"/>
+            <w:vAlign w:val="center"/>
+            <w:tcMar>
+              <w:top w:w="100" w:type="dxa"/>
+              <w:start w:w="120" w:type="dxa"/>
+              <w:bottom w:w="100" w:type="dxa"/>
+              <w:end w:w="120" w:type="dxa"/>
+            </w:tcMar>
+          </w:tcPr>
+          <w:p>
+            <w:pPr>
+              <w:spacing w:after="0" w:line="259" w:lineRule="auto"/>
+            </w:pPr>
+            <w:r>
+              <w:rPr>
+                <w:sz w:val="21"/>
+              </w:rPr>
+              <w:t>預期畫面／行為</w:t>
+            </w:r>
+          </w:p>
+        </w:tc>
+        <w:tc>
+          <w:tcPr>
+            <w:tcW w:type="dxa" w:w="4986"/>
+            <w:vAlign w:val="center"/>
+            <w:tcMar>
+              <w:top w:w="100" w:type="dxa"/>
+              <w:start w:w="120" w:type="dxa"/>
+              <w:bottom w:w="100" w:type="dxa"/>
+              <w:end w:w="120" w:type="dxa"/>
+            </w:tcMar>
+          </w:tcPr>
+          <w:p>
+            <w:pPr>
+              <w:spacing w:after="0" w:line="259" w:lineRule="auto"/>
+            </w:pPr>
+            <w:r>
+              <w:rPr>
+                <w:sz w:val="21"/>
+              </w:rPr>
+              <w:t>步驟 3 直接開啟帳戶 A；步驟 4 後直接開啟帳戶 B；帳戶失效或沒有可靠關聯時顯示帳戶選擇，不得誤開其他帳戶。</w:t>
+            </w:r>
+          </w:p>
+        </w:tc>
+      </w:tr>
+      <w:tr>
+        <w:tc>
+          <w:tcPr>
+            <w:tcW w:type="dxa" w:w="4986"/>
+            <w:vAlign w:val="center"/>
+            <w:tcMar>
+              <w:top w:w="100" w:type="dxa"/>
+              <w:start w:w="120" w:type="dxa"/>
+              <w:bottom w:w="100" w:type="dxa"/>
+              <w:end w:w="120" w:type="dxa"/>
+            </w:tcMar>
+          </w:tcPr>
+          <w:p>
+            <w:pPr>
+              <w:spacing w:after="0" w:line="259" w:lineRule="auto"/>
+            </w:pPr>
+            <w:r>
+              <w:rPr>
+                <w:sz w:val="21"/>
+              </w:rPr>
+              <w:t>資料檢查點</w:t>
+            </w:r>
+          </w:p>
+        </w:tc>
+        <w:tc>
+          <w:tcPr>
+            <w:tcW w:type="dxa" w:w="4986"/>
+            <w:vAlign w:val="center"/>
+            <w:tcMar>
+              <w:top w:w="100" w:type="dxa"/>
+              <w:start w:w="120" w:type="dxa"/>
+              <w:bottom w:w="100" w:type="dxa"/>
+              <w:end w:w="120" w:type="dxa"/>
+            </w:tcMar>
+          </w:tcPr>
+          <w:p>
+            <w:pPr>
+              <w:spacing w:after="0" w:line="259" w:lineRule="auto"/>
+            </w:pPr>
+            <w:r>
+              <w:rPr>
+                <w:sz w:val="21"/>
+              </w:rPr>
+              <w:t>新增的 accounting_detail.event_id 等於事件 id；查詢依 date DESC 取最近一筆 account_id；本機 JSON 也保存 event_id。</w:t>
+            </w:r>
+          </w:p>
+        </w:tc>
+      </w:tr>
+      <w:tr>
+        <w:tc>
+          <w:tcPr>
+            <w:tcW w:type="dxa" w:w="4986"/>
+            <w:vAlign w:val="center"/>
+            <w:tcMar>
+              <w:top w:w="100" w:type="dxa"/>
+              <w:start w:w="120" w:type="dxa"/>
+              <w:bottom w:w="100" w:type="dxa"/>
+              <w:end w:w="120" w:type="dxa"/>
+            </w:tcMar>
+          </w:tcPr>
+          <w:p>
+            <w:pPr>
+              <w:spacing w:after="0" w:line="259" w:lineRule="auto"/>
+            </w:pPr>
+            <w:r>
+              <w:rPr>
+                <w:sz w:val="21"/>
+              </w:rPr>
+              <w:t>跨模式檢查</w:t>
+            </w:r>
+          </w:p>
+        </w:tc>
+        <w:tc>
+          <w:tcPr>
+            <w:tcW w:type="dxa" w:w="4986"/>
+            <w:vAlign w:val="center"/>
+            <w:tcMar>
+              <w:top w:w="100" w:type="dxa"/>
+              <w:start w:w="120" w:type="dxa"/>
+              <w:bottom w:w="100" w:type="dxa"/>
+              <w:end w:w="120" w:type="dxa"/>
+            </w:tcMar>
+          </w:tcPr>
+          <w:p>
+            <w:pPr>
+              <w:spacing w:after="0" w:line="259" w:lineRule="auto"/>
+            </w:pPr>
+            <w:r>
+              <w:rPr>
+                <w:sz w:val="21"/>
+              </w:rPr>
+              <w:t>雲端模式確認 Supabase RPC 已部署；本機模式不得發出查詢 accounting_detail 的雲端請求。切換帳號後不得沿用前一帳號的關聯。</w:t>
+            </w:r>
+          </w:p>
+        </w:tc>
+      </w:tr>
+      <w:tr>
+        <w:tc>
+          <w:tcPr>
+            <w:tcW w:type="dxa" w:w="4986"/>
+            <w:vAlign w:val="center"/>
+            <w:tcMar>
+              <w:top w:w="100" w:type="dxa"/>
+              <w:start w:w="120" w:type="dxa"/>
+              <w:bottom w:w="100" w:type="dxa"/>
+              <w:end w:w="120" w:type="dxa"/>
+            </w:tcMar>
+          </w:tcPr>
+          <w:p>
+            <w:pPr>
+              <w:spacing w:after="0" w:line="259" w:lineRule="auto"/>
+            </w:pPr>
+            <w:r>
+              <w:rPr>
+                <w:sz w:val="21"/>
+              </w:rPr>
+              <w:t>實際結果</w:t>
+            </w:r>
+          </w:p>
+        </w:tc>
+        <w:tc>
+          <w:tcPr>
+            <w:tcW w:type="dxa" w:w="4986"/>
+            <w:vAlign w:val="center"/>
+            <w:tcMar>
+              <w:top w:w="100" w:type="dxa"/>
+              <w:start w:w="120" w:type="dxa"/>
+              <w:bottom w:w="100" w:type="dxa"/>
+              <w:end w:w="120" w:type="dxa"/>
+            </w:tcMar>
+          </w:tcPr>
+          <w:p>
+            <w:pPr>
+              <w:spacing w:after="0" w:line="259" w:lineRule="auto"/>
+            </w:pPr>
+            <w:r>
+              <w:rPr>
+                <w:sz w:val="21"/>
+              </w:rPr>
+              <w:t>＿＿＿＿＿＿＿＿＿＿＿＿＿＿＿＿＿＿＿＿</w:t>
+            </w:r>
+          </w:p>
+        </w:tc>
+      </w:tr>
+      <w:tr>
+        <w:tc>
+          <w:tcPr>
+            <w:tcW w:type="dxa" w:w="4986"/>
+            <w:vAlign w:val="center"/>
+            <w:tcMar>
+              <w:top w:w="100" w:type="dxa"/>
+              <w:start w:w="120" w:type="dxa"/>
+              <w:bottom w:w="100" w:type="dxa"/>
+              <w:end w:w="120" w:type="dxa"/>
+            </w:tcMar>
+          </w:tcPr>
+          <w:p>
+            <w:pPr>
+              <w:spacing w:after="0" w:line="259" w:lineRule="auto"/>
+            </w:pPr>
+            <w:r>
+              <w:rPr>
+                <w:sz w:val="21"/>
+              </w:rPr>
+              <w:t>結果</w:t>
+            </w:r>
+          </w:p>
+        </w:tc>
+        <w:tc>
+          <w:tcPr>
+            <w:tcW w:type="dxa" w:w="4986"/>
+            <w:vAlign w:val="center"/>
+            <w:tcMar>
+              <w:top w:w="100" w:type="dxa"/>
+              <w:start w:w="120" w:type="dxa"/>
+              <w:bottom w:w="100" w:type="dxa"/>
+              <w:end w:w="120" w:type="dxa"/>
+            </w:tcMar>
+          </w:tcPr>
+          <w:p>
+            <w:pPr>
+              <w:spacing w:after="0" w:line="259" w:lineRule="auto"/>
+            </w:pPr>
+            <w:r>
+              <w:rPr>
+                <w:sz w:val="21"/>
+              </w:rPr>
+              <w:t>□ 通過　□ 失敗　□ 阻塞　　缺陷編號：＿＿＿＿</w:t>
+            </w:r>
+          </w:p>
+        </w:tc>
+      </w:tr>
+    </w:tbl>
+    <w:p>
+      <w:pPr>
+        <w:pStyle w:val="21"/>
+      </w:pPr>
+      <w:r>
+        <w:t>HOME-CAL-01｜首頁推薦內容加入行事曆前確認</w:t>
+      </w:r>
+    </w:p>
+    <w:tbl>
+      <w:tblPr>
+        <w:tblStyle w:val="aff2"/>
+        <w:tblW w:type="auto" w:w="0"/>
+        <w:tblLayout w:type="autofit"/>
+        <w:tblLook w:firstColumn="1" w:firstRow="1" w:lastColumn="0" w:lastRow="0" w:noHBand="0" w:noVBand="1" w:val="04A0"/>
+      </w:tblPr>
+      <w:tblGrid>
+        <w:gridCol w:w="2100"/>
+        <w:gridCol w:w="4986"/>
+      </w:tblGrid>
+      <w:tr>
+        <w:trPr>
+          <w:tblHeader w:val="true"/>
+        </w:trPr>
+        <w:tc>
+          <w:tcPr>
+            <w:tcW w:type="dxa" w:w="4986"/>
+            <w:vAlign w:val="center"/>
+            <w:tcMar>
+              <w:top w:w="100" w:type="dxa"/>
+              <w:start w:w="120" w:type="dxa"/>
+              <w:bottom w:w="100" w:type="dxa"/>
+              <w:end w:w="120" w:type="dxa"/>
+            </w:tcMar>
+            <w:shd w:fill="D9EAF7"/>
+          </w:tcPr>
+          <w:p>
+            <w:pPr>
+              <w:spacing w:after="0" w:line="259" w:lineRule="auto"/>
+            </w:pPr>
+            <w:r>
+              <w:rPr>
+                <w:b/>
+                <w:sz w:val="21"/>
+              </w:rPr>
+              <w:t>欄位</w:t>
+            </w:r>
+          </w:p>
+        </w:tc>
+        <w:tc>
+          <w:tcPr>
+            <w:tcW w:type="dxa" w:w="4986"/>
+            <w:vAlign w:val="center"/>
+            <w:tcMar>
+              <w:top w:w="100" w:type="dxa"/>
+              <w:start w:w="120" w:type="dxa"/>
+              <w:bottom w:w="100" w:type="dxa"/>
+              <w:end w:w="120" w:type="dxa"/>
+            </w:tcMar>
+            <w:shd w:fill="D9EAF7"/>
+          </w:tcPr>
+          <w:p>
+            <w:pPr>
+              <w:spacing w:after="0" w:line="259" w:lineRule="auto"/>
+            </w:pPr>
+            <w:r>
+              <w:rPr>
+                <w:b/>
+                <w:sz w:val="21"/>
+              </w:rPr>
+              <w:t>內容</w:t>
+            </w:r>
+          </w:p>
+        </w:tc>
+      </w:tr>
+      <w:tr>
+        <w:tc>
+          <w:tcPr>
+            <w:tcW w:type="dxa" w:w="4986"/>
+            <w:vAlign w:val="center"/>
+            <w:tcMar>
+              <w:top w:w="100" w:type="dxa"/>
+              <w:start w:w="120" w:type="dxa"/>
+              <w:bottom w:w="100" w:type="dxa"/>
+              <w:end w:w="120" w:type="dxa"/>
+            </w:tcMar>
+          </w:tcPr>
+          <w:p>
+            <w:pPr>
+              <w:spacing w:after="0" w:line="259" w:lineRule="auto"/>
+            </w:pPr>
+            <w:r>
+              <w:rPr>
+                <w:sz w:val="21"/>
+              </w:rPr>
+              <w:t>前置條件／資料</w:t>
+            </w:r>
+          </w:p>
+        </w:tc>
+        <w:tc>
+          <w:tcPr>
+            <w:tcW w:type="dxa" w:w="4986"/>
+            <w:vAlign w:val="center"/>
+            <w:tcMar>
+              <w:top w:w="100" w:type="dxa"/>
+              <w:start w:w="120" w:type="dxa"/>
+              <w:bottom w:w="100" w:type="dxa"/>
+              <w:end w:w="120" w:type="dxa"/>
+            </w:tcMar>
+          </w:tcPr>
+          <w:p>
+            <w:pPr>
+              <w:spacing w:after="0" w:line="259" w:lineRule="auto"/>
+            </w:pPr>
+            <w:r>
+              <w:rPr>
+                <w:sz w:val="21"/>
+              </w:rPr>
+              <w:t>首頁具有一筆尚未加入行事曆的推薦活動，以及一筆推薦景點。</w:t>
+            </w:r>
+          </w:p>
+        </w:tc>
+      </w:tr>
+      <w:tr>
+        <w:tc>
+          <w:tcPr>
+            <w:tcW w:type="dxa" w:w="4986"/>
+            <w:vAlign w:val="center"/>
+            <w:tcMar>
+              <w:top w:w="100" w:type="dxa"/>
+              <w:start w:w="120" w:type="dxa"/>
+              <w:bottom w:w="100" w:type="dxa"/>
+              <w:end w:w="120" w:type="dxa"/>
+            </w:tcMar>
+          </w:tcPr>
+          <w:p>
+            <w:pPr>
+              <w:spacing w:after="0" w:line="259" w:lineRule="auto"/>
+            </w:pPr>
+            <w:r>
+              <w:rPr>
+                <w:sz w:val="21"/>
+              </w:rPr>
+              <w:t>操作步驟</w:t>
+            </w:r>
+          </w:p>
+        </w:tc>
+        <w:tc>
+          <w:tcPr>
+            <w:tcW w:type="dxa" w:w="4986"/>
+            <w:vAlign w:val="center"/>
+            <w:tcMar>
+              <w:top w:w="100" w:type="dxa"/>
+              <w:start w:w="120" w:type="dxa"/>
+              <w:bottom w:w="100" w:type="dxa"/>
+              <w:end w:w="120" w:type="dxa"/>
+            </w:tcMar>
+          </w:tcPr>
+          <w:p>
+            <w:pPr>
+              <w:spacing w:after="0" w:line="259" w:lineRule="auto"/>
+            </w:pPr>
+            <w:r>
+              <w:rPr>
+                <w:sz w:val="21"/>
+              </w:rPr>
+              <w:t>1. 點推薦活動的加入行事曆控制。</w:t>
+              <w:br/>
+              <w:t>2. 在確認視窗按取消並檢查行事曆。</w:t>
+              <w:br/>
+              <w:t>3. 再次操作並按確認。</w:t>
+              <w:br/>
+              <w:t>4. 對推薦景點重複相同步驟。</w:t>
+            </w:r>
+          </w:p>
+        </w:tc>
+      </w:tr>
+      <w:tr>
+        <w:tc>
+          <w:tcPr>
+            <w:tcW w:type="dxa" w:w="4986"/>
+            <w:vAlign w:val="center"/>
+            <w:tcMar>
+              <w:top w:w="100" w:type="dxa"/>
+              <w:start w:w="120" w:type="dxa"/>
+              <w:bottom w:w="100" w:type="dxa"/>
+              <w:end w:w="120" w:type="dxa"/>
+            </w:tcMar>
+          </w:tcPr>
+          <w:p>
+            <w:pPr>
+              <w:spacing w:after="0" w:line="259" w:lineRule="auto"/>
+            </w:pPr>
+            <w:r>
+              <w:rPr>
+                <w:sz w:val="21"/>
+              </w:rPr>
+              <w:t>預期畫面／行為</w:t>
+            </w:r>
+          </w:p>
+        </w:tc>
+        <w:tc>
+          <w:tcPr>
+            <w:tcW w:type="dxa" w:w="4986"/>
+            <w:vAlign w:val="center"/>
+            <w:tcMar>
+              <w:top w:w="100" w:type="dxa"/>
+              <w:start w:w="120" w:type="dxa"/>
+              <w:bottom w:w="100" w:type="dxa"/>
+              <w:end w:w="120" w:type="dxa"/>
+            </w:tcMar>
+          </w:tcPr>
+          <w:p>
+            <w:pPr>
+              <w:spacing w:after="0" w:line="259" w:lineRule="auto"/>
+            </w:pPr>
+            <w:r>
+              <w:rPr>
+                <w:sz w:val="21"/>
+              </w:rPr>
+              <w:t>首次加入必須先詢問；取消後不新增，確認後才新增。已存在的重複資料仍依既有重複確認流程處理。</w:t>
+            </w:r>
+          </w:p>
+        </w:tc>
+      </w:tr>
+      <w:tr>
+        <w:tc>
+          <w:tcPr>
+            <w:tcW w:type="dxa" w:w="4986"/>
+            <w:vAlign w:val="center"/>
+            <w:tcMar>
+              <w:top w:w="100" w:type="dxa"/>
+              <w:start w:w="120" w:type="dxa"/>
+              <w:bottom w:w="100" w:type="dxa"/>
+              <w:end w:w="120" w:type="dxa"/>
+            </w:tcMar>
+          </w:tcPr>
+          <w:p>
+            <w:pPr>
+              <w:spacing w:after="0" w:line="259" w:lineRule="auto"/>
+            </w:pPr>
+            <w:r>
+              <w:rPr>
+                <w:sz w:val="21"/>
+              </w:rPr>
+              <w:t>資料檢查點</w:t>
+            </w:r>
+          </w:p>
+        </w:tc>
+        <w:tc>
+          <w:tcPr>
+            <w:tcW w:type="dxa" w:w="4986"/>
+            <w:vAlign w:val="center"/>
+            <w:tcMar>
+              <w:top w:w="100" w:type="dxa"/>
+              <w:start w:w="120" w:type="dxa"/>
+              <w:bottom w:w="100" w:type="dxa"/>
+              <w:end w:w="120" w:type="dxa"/>
+            </w:tcMar>
+          </w:tcPr>
+          <w:p>
+            <w:pPr>
+              <w:spacing w:after="0" w:line="259" w:lineRule="auto"/>
+            </w:pPr>
+            <w:r>
+              <w:rPr>
+                <w:sz w:val="21"/>
+              </w:rPr>
+              <w:t>取消時 calendar_events 筆數不變，且不繼續執行後續統計；確認時只新增一次並刷新受影響月份快取。</w:t>
+            </w:r>
+          </w:p>
+        </w:tc>
+      </w:tr>
+      <w:tr>
+        <w:tc>
+          <w:tcPr>
+            <w:tcW w:type="dxa" w:w="4986"/>
+            <w:vAlign w:val="center"/>
+            <w:tcMar>
+              <w:top w:w="100" w:type="dxa"/>
+              <w:start w:w="120" w:type="dxa"/>
+              <w:bottom w:w="100" w:type="dxa"/>
+              <w:end w:w="120" w:type="dxa"/>
+            </w:tcMar>
+          </w:tcPr>
+          <w:p>
+            <w:pPr>
+              <w:spacing w:after="0" w:line="259" w:lineRule="auto"/>
+            </w:pPr>
+            <w:r>
+              <w:rPr>
+                <w:sz w:val="21"/>
+              </w:rPr>
+              <w:t>實際結果</w:t>
+            </w:r>
+          </w:p>
+        </w:tc>
+        <w:tc>
+          <w:tcPr>
+            <w:tcW w:type="dxa" w:w="4986"/>
+            <w:vAlign w:val="center"/>
+            <w:tcMar>
+              <w:top w:w="100" w:type="dxa"/>
+              <w:start w:w="120" w:type="dxa"/>
+              <w:bottom w:w="100" w:type="dxa"/>
+              <w:end w:w="120" w:type="dxa"/>
+            </w:tcMar>
+          </w:tcPr>
+          <w:p>
+            <w:pPr>
+              <w:spacing w:after="0" w:line="259" w:lineRule="auto"/>
+            </w:pPr>
+            <w:r>
+              <w:rPr>
+                <w:sz w:val="21"/>
+              </w:rPr>
+              <w:t>＿＿＿＿＿＿＿＿＿＿＿＿＿＿＿＿＿＿＿＿</w:t>
+            </w:r>
+          </w:p>
+        </w:tc>
+      </w:tr>
+      <w:tr>
+        <w:tc>
+          <w:tcPr>
+            <w:tcW w:type="dxa" w:w="4986"/>
+            <w:vAlign w:val="center"/>
+            <w:tcMar>
+              <w:top w:w="100" w:type="dxa"/>
+              <w:start w:w="120" w:type="dxa"/>
+              <w:bottom w:w="100" w:type="dxa"/>
+              <w:end w:w="120" w:type="dxa"/>
+            </w:tcMar>
+          </w:tcPr>
+          <w:p>
+            <w:pPr>
+              <w:spacing w:after="0" w:line="259" w:lineRule="auto"/>
+            </w:pPr>
+            <w:r>
+              <w:rPr>
+                <w:sz w:val="21"/>
+              </w:rPr>
+              <w:t>結果</w:t>
+            </w:r>
+          </w:p>
+        </w:tc>
+        <w:tc>
+          <w:tcPr>
+            <w:tcW w:type="dxa" w:w="4986"/>
+            <w:vAlign w:val="center"/>
+            <w:tcMar>
+              <w:top w:w="100" w:type="dxa"/>
+              <w:start w:w="120" w:type="dxa"/>
+              <w:bottom w:w="100" w:type="dxa"/>
+              <w:end w:w="120" w:type="dxa"/>
+            </w:tcMar>
+          </w:tcPr>
+          <w:p>
+            <w:pPr>
+              <w:spacing w:after="0" w:line="259" w:lineRule="auto"/>
+            </w:pPr>
+            <w:r>
+              <w:rPr>
+                <w:sz w:val="21"/>
+              </w:rPr>
+              <w:t>□ 通過　□ 失敗　□ 阻塞　　缺陷編號：＿＿＿＿</w:t>
+            </w:r>
+          </w:p>
+        </w:tc>
+      </w:tr>
+    </w:tbl>
+    <w:p>
+      <w:pPr>
+        <w:pStyle w:val="21"/>
+      </w:pPr>
+      <w:r>
+        <w:t>HOME-ACCOUNT-02｜手機帳戶選單可讀性</w:t>
+      </w:r>
+    </w:p>
+    <w:tbl>
+      <w:tblPr>
+        <w:tblStyle w:val="aff2"/>
+        <w:tblW w:type="auto" w:w="0"/>
+        <w:tblLayout w:type="autofit"/>
+        <w:tblLook w:firstColumn="1" w:firstRow="1" w:lastColumn="0" w:lastRow="0" w:noHBand="0" w:noVBand="1" w:val="04A0"/>
+      </w:tblPr>
+      <w:tblGrid>
+        <w:gridCol w:w="2100"/>
+        <w:gridCol w:w="4986"/>
+      </w:tblGrid>
+      <w:tr>
+        <w:trPr>
+          <w:tblHeader w:val="true"/>
+        </w:trPr>
+        <w:tc>
+          <w:tcPr>
+            <w:tcW w:type="dxa" w:w="4986"/>
+            <w:vAlign w:val="center"/>
+            <w:tcMar>
+              <w:top w:w="100" w:type="dxa"/>
+              <w:start w:w="120" w:type="dxa"/>
+              <w:bottom w:w="100" w:type="dxa"/>
+              <w:end w:w="120" w:type="dxa"/>
+            </w:tcMar>
+            <w:shd w:fill="D9EAF7"/>
+          </w:tcPr>
+          <w:p>
+            <w:pPr>
+              <w:spacing w:after="0" w:line="259" w:lineRule="auto"/>
+            </w:pPr>
+            <w:r>
+              <w:rPr>
+                <w:b/>
+                <w:sz w:val="21"/>
+              </w:rPr>
+              <w:t>欄位</w:t>
+            </w:r>
+          </w:p>
+        </w:tc>
+        <w:tc>
+          <w:tcPr>
+            <w:tcW w:type="dxa" w:w="4986"/>
+            <w:vAlign w:val="center"/>
+            <w:tcMar>
+              <w:top w:w="100" w:type="dxa"/>
+              <w:start w:w="120" w:type="dxa"/>
+              <w:bottom w:w="100" w:type="dxa"/>
+              <w:end w:w="120" w:type="dxa"/>
+            </w:tcMar>
+            <w:shd w:fill="D9EAF7"/>
+          </w:tcPr>
+          <w:p>
+            <w:pPr>
+              <w:spacing w:after="0" w:line="259" w:lineRule="auto"/>
+            </w:pPr>
+            <w:r>
+              <w:rPr>
+                <w:b/>
+                <w:sz w:val="21"/>
+              </w:rPr>
+              <w:t>內容</w:t>
+            </w:r>
+          </w:p>
+        </w:tc>
+      </w:tr>
+      <w:tr>
+        <w:tc>
+          <w:tcPr>
+            <w:tcW w:type="dxa" w:w="4986"/>
+            <w:vAlign w:val="center"/>
+            <w:tcMar>
+              <w:top w:w="100" w:type="dxa"/>
+              <w:start w:w="120" w:type="dxa"/>
+              <w:bottom w:w="100" w:type="dxa"/>
+              <w:end w:w="120" w:type="dxa"/>
+            </w:tcMar>
+          </w:tcPr>
+          <w:p>
+            <w:pPr>
+              <w:spacing w:after="0" w:line="259" w:lineRule="auto"/>
+            </w:pPr>
+            <w:r>
+              <w:rPr>
+                <w:sz w:val="21"/>
+              </w:rPr>
+              <w:t>前置條件／資料</w:t>
+            </w:r>
+          </w:p>
+        </w:tc>
+        <w:tc>
+          <w:tcPr>
+            <w:tcW w:type="dxa" w:w="4986"/>
+            <w:vAlign w:val="center"/>
+            <w:tcMar>
+              <w:top w:w="100" w:type="dxa"/>
+              <w:start w:w="120" w:type="dxa"/>
+              <w:bottom w:w="100" w:type="dxa"/>
+              <w:end w:w="120" w:type="dxa"/>
+            </w:tcMar>
+          </w:tcPr>
+          <w:p>
+            <w:pPr>
+              <w:spacing w:after="0" w:line="259" w:lineRule="auto"/>
+            </w:pPr>
+            <w:r>
+              <w:t>建立名稱超過八個英文字母的記帳帳戶與積分帳戶，並準備不同長度的四語系標題、城市名稱，以及多種手機與 Web 畫面寬度。</w:t>
+            </w:r>
+          </w:p>
+        </w:tc>
+      </w:tr>
+      <w:tr>
+        <w:tc>
+          <w:tcPr>
+            <w:tcW w:type="dxa" w:w="4986"/>
+            <w:vAlign w:val="center"/>
+            <w:tcMar>
+              <w:top w:w="100" w:type="dxa"/>
+              <w:start w:w="120" w:type="dxa"/>
+              <w:bottom w:w="100" w:type="dxa"/>
+              <w:end w:w="120" w:type="dxa"/>
+            </w:tcMar>
+          </w:tcPr>
+          <w:p>
+            <w:pPr>
+              <w:spacing w:after="0" w:line="259" w:lineRule="auto"/>
+            </w:pPr>
+            <w:r>
+              <w:rPr>
+                <w:sz w:val="21"/>
+              </w:rPr>
+              <w:t>操作步驟</w:t>
+            </w:r>
+          </w:p>
+        </w:tc>
+        <w:tc>
+          <w:tcPr>
+            <w:tcW w:type="dxa" w:w="4986"/>
+            <w:vAlign w:val="center"/>
+            <w:tcMar>
+              <w:top w:w="100" w:type="dxa"/>
+              <w:start w:w="120" w:type="dxa"/>
+              <w:bottom w:w="100" w:type="dxa"/>
+              <w:end w:w="120" w:type="dxa"/>
+            </w:tcMar>
+          </w:tcPr>
+          <w:p>
+            <w:pPr>
+              <w:spacing w:after="0" w:line="259" w:lineRule="auto"/>
+            </w:pPr>
+            <w:r>
+              <w:rPr>
+                <w:sz w:val="21"/>
+              </w:rPr>
+              <w:t>1. 逐一開啟各寬度的首頁。</w:t>
+              <w:br/>
+              <w:t>2. 檢查記帳與積分卡片標題、加號及帳戶選單。</w:t>
+              <w:br/>
+              <w:t>3. 切換長帳戶名稱並開啟選單。</w:t>
+            </w:r>
+          </w:p>
+        </w:tc>
+      </w:tr>
+      <w:tr>
+        <w:tc>
+          <w:tcPr>
+            <w:tcW w:type="dxa" w:w="4986"/>
+            <w:vAlign w:val="center"/>
+            <w:tcMar>
+              <w:top w:w="100" w:type="dxa"/>
+              <w:start w:w="120" w:type="dxa"/>
+              <w:bottom w:w="100" w:type="dxa"/>
+              <w:end w:w="120" w:type="dxa"/>
+            </w:tcMar>
+          </w:tcPr>
+          <w:p>
+            <w:pPr>
+              <w:spacing w:after="0" w:line="259" w:lineRule="auto"/>
+            </w:pPr>
+            <w:r>
+              <w:rPr>
+                <w:sz w:val="21"/>
+              </w:rPr>
+              <w:t>預期畫面／行為</w:t>
+            </w:r>
+          </w:p>
+        </w:tc>
+        <w:tc>
+          <w:tcPr>
+            <w:tcW w:type="dxa" w:w="4986"/>
+            <w:vAlign w:val="center"/>
+            <w:tcMar>
+              <w:top w:w="100" w:type="dxa"/>
+              <w:start w:w="120" w:type="dxa"/>
+              <w:bottom w:w="100" w:type="dxa"/>
+              <w:end w:w="120" w:type="dxa"/>
+            </w:tcMar>
+          </w:tcPr>
+          <w:p>
+            <w:pPr>
+              <w:spacing w:after="0" w:line="259" w:lineRule="auto"/>
+            </w:pPr>
+            <w:r>
+              <w:t>標題與操作區合計放得下時維持同一列；只要空間不足就把操作區移到下一列。標題必須完整顯示，帳戶名稱至少可辨識約八個英文字母；長帳戶或城市名稱可使用省略號，畫面不得 overflow。</w:t>
+            </w:r>
+          </w:p>
+        </w:tc>
+      </w:tr>
+      <w:tr>
+        <w:tc>
+          <w:tcPr>
+            <w:tcW w:type="dxa" w:w="4986"/>
+            <w:vAlign w:val="center"/>
+            <w:tcMar>
+              <w:top w:w="100" w:type="dxa"/>
+              <w:start w:w="120" w:type="dxa"/>
+              <w:bottom w:w="100" w:type="dxa"/>
+              <w:end w:w="120" w:type="dxa"/>
+            </w:tcMar>
+          </w:tcPr>
+          <w:p>
+            <w:pPr>
+              <w:spacing w:after="0" w:line="259" w:lineRule="auto"/>
+            </w:pPr>
+            <w:r>
+              <w:rPr>
+                <w:sz w:val="21"/>
+              </w:rPr>
+              <w:t>檢查點</w:t>
+            </w:r>
+          </w:p>
+        </w:tc>
+        <w:tc>
+          <w:tcPr>
+            <w:tcW w:type="dxa" w:w="4986"/>
+            <w:vAlign w:val="center"/>
+            <w:tcMar>
+              <w:top w:w="100" w:type="dxa"/>
+              <w:start w:w="120" w:type="dxa"/>
+              <w:bottom w:w="100" w:type="dxa"/>
+              <w:end w:w="120" w:type="dxa"/>
+            </w:tcMar>
+          </w:tcPr>
+          <w:p>
+            <w:pPr>
+              <w:spacing w:after="0" w:line="259" w:lineRule="auto"/>
+            </w:pPr>
+            <w:r>
+              <w:t>記帳、積分、推薦活動與推薦景點均依相同規則排列；城市按鈕、帳戶選單、觸控範圍、載入指示及切換功能正常。</w:t>
+            </w:r>
+          </w:p>
+        </w:tc>
+      </w:tr>
+      <w:tr>
+        <w:tc>
+          <w:tcPr>
+            <w:tcW w:type="dxa" w:w="4986"/>
+            <w:vAlign w:val="center"/>
+            <w:tcMar>
+              <w:top w:w="100" w:type="dxa"/>
+              <w:start w:w="120" w:type="dxa"/>
+              <w:bottom w:w="100" w:type="dxa"/>
+              <w:end w:w="120" w:type="dxa"/>
+            </w:tcMar>
+          </w:tcPr>
+          <w:p>
+            <w:pPr>
+              <w:spacing w:after="0" w:line="259" w:lineRule="auto"/>
+            </w:pPr>
+            <w:r>
+              <w:rPr>
+                <w:sz w:val="21"/>
+              </w:rPr>
+              <w:t>實際結果</w:t>
+            </w:r>
+          </w:p>
+        </w:tc>
+        <w:tc>
+          <w:tcPr>
+            <w:tcW w:type="dxa" w:w="4986"/>
+            <w:vAlign w:val="center"/>
+            <w:tcMar>
+              <w:top w:w="100" w:type="dxa"/>
+              <w:start w:w="120" w:type="dxa"/>
+              <w:bottom w:w="100" w:type="dxa"/>
+              <w:end w:w="120" w:type="dxa"/>
+            </w:tcMar>
+          </w:tcPr>
+          <w:p>
+            <w:pPr>
+              <w:spacing w:after="0" w:line="259" w:lineRule="auto"/>
+            </w:pPr>
+            <w:r>
+              <w:rPr>
+                <w:sz w:val="21"/>
+              </w:rPr>
+              <w:t>＿＿＿＿＿＿＿＿＿＿＿＿＿＿＿＿＿＿＿＿</w:t>
+            </w:r>
+          </w:p>
+        </w:tc>
+      </w:tr>
+      <w:tr>
+        <w:tc>
+          <w:tcPr>
+            <w:tcW w:type="dxa" w:w="4986"/>
+            <w:vAlign w:val="center"/>
+            <w:tcMar>
+              <w:top w:w="100" w:type="dxa"/>
+              <w:start w:w="120" w:type="dxa"/>
+              <w:bottom w:w="100" w:type="dxa"/>
+              <w:end w:w="120" w:type="dxa"/>
+            </w:tcMar>
+          </w:tcPr>
+          <w:p>
+            <w:pPr>
+              <w:spacing w:after="0" w:line="259" w:lineRule="auto"/>
+            </w:pPr>
+            <w:r>
+              <w:rPr>
+                <w:sz w:val="21"/>
+              </w:rPr>
+              <w:t>結果</w:t>
+            </w:r>
+          </w:p>
+        </w:tc>
+        <w:tc>
+          <w:tcPr>
+            <w:tcW w:type="dxa" w:w="4986"/>
+            <w:vAlign w:val="center"/>
+            <w:tcMar>
+              <w:top w:w="100" w:type="dxa"/>
+              <w:start w:w="120" w:type="dxa"/>
+              <w:bottom w:w="100" w:type="dxa"/>
+              <w:end w:w="120" w:type="dxa"/>
+            </w:tcMar>
+          </w:tcPr>
+          <w:p>
+            <w:pPr>
+              <w:spacing w:after="0" w:line="259" w:lineRule="auto"/>
+            </w:pPr>
+            <w:r>
+              <w:rPr>
+                <w:sz w:val="21"/>
+              </w:rPr>
               <w:t>□ 通過　□ 失敗　□ 阻塞　　缺陷編號：＿＿＿＿</w:t>
             </w:r>
           </w:p>

--- a/docs/Life_Pilot_測試計畫與檢查點.docx
+++ b/docs/Life_Pilot_測試計畫與檢查點.docx
@@ -41943,9 +41943,9 @@
             <w:vAlign w:val="center"/>
             <w:tcMar>
               <w:top w:w="100" w:type="dxa"/>
-              <w:start w:w="120" w:type="dxa"/>
+              <w:left w:w="120" w:type="dxa"/>
               <w:bottom w:w="100" w:type="dxa"/>
-              <w:end w:w="120" w:type="dxa"/>
+              <w:right w:w="120" w:type="dxa"/>
             </w:tcMar>
             <w:shd w:fill="D9EAF7"/>
           </w:tcPr>
@@ -41968,9 +41968,9 @@
             <w:vAlign w:val="center"/>
             <w:tcMar>
               <w:top w:w="100" w:type="dxa"/>
-              <w:start w:w="120" w:type="dxa"/>
+              <w:left w:w="120" w:type="dxa"/>
               <w:bottom w:w="100" w:type="dxa"/>
-              <w:end w:w="120" w:type="dxa"/>
+              <w:right w:w="120" w:type="dxa"/>
             </w:tcMar>
             <w:shd w:fill="D9EAF7"/>
           </w:tcPr>
@@ -41995,9 +41995,9 @@
             <w:vAlign w:val="center"/>
             <w:tcMar>
               <w:top w:w="100" w:type="dxa"/>
-              <w:start w:w="120" w:type="dxa"/>
+              <w:left w:w="120" w:type="dxa"/>
               <w:bottom w:w="100" w:type="dxa"/>
-              <w:end w:w="120" w:type="dxa"/>
+              <w:right w:w="120" w:type="dxa"/>
             </w:tcMar>
           </w:tcPr>
           <w:p>
@@ -42018,9 +42018,9 @@
             <w:vAlign w:val="center"/>
             <w:tcMar>
               <w:top w:w="100" w:type="dxa"/>
-              <w:start w:w="120" w:type="dxa"/>
+              <w:left w:w="120" w:type="dxa"/>
               <w:bottom w:w="100" w:type="dxa"/>
-              <w:end w:w="120" w:type="dxa"/>
+              <w:right w:w="120" w:type="dxa"/>
             </w:tcMar>
           </w:tcPr>
           <w:p>
@@ -42043,9 +42043,9 @@
             <w:vAlign w:val="center"/>
             <w:tcMar>
               <w:top w:w="100" w:type="dxa"/>
-              <w:start w:w="120" w:type="dxa"/>
+              <w:left w:w="120" w:type="dxa"/>
               <w:bottom w:w="100" w:type="dxa"/>
-              <w:end w:w="120" w:type="dxa"/>
+              <w:right w:w="120" w:type="dxa"/>
             </w:tcMar>
           </w:tcPr>
           <w:p>
@@ -42066,9 +42066,9 @@
             <w:vAlign w:val="center"/>
             <w:tcMar>
               <w:top w:w="100" w:type="dxa"/>
-              <w:start w:w="120" w:type="dxa"/>
+              <w:left w:w="120" w:type="dxa"/>
               <w:bottom w:w="100" w:type="dxa"/>
-              <w:end w:w="120" w:type="dxa"/>
+              <w:right w:w="120" w:type="dxa"/>
             </w:tcMar>
           </w:tcPr>
           <w:p>
@@ -42099,9 +42099,9 @@
             <w:vAlign w:val="center"/>
             <w:tcMar>
               <w:top w:w="100" w:type="dxa"/>
-              <w:start w:w="120" w:type="dxa"/>
+              <w:left w:w="120" w:type="dxa"/>
               <w:bottom w:w="100" w:type="dxa"/>
-              <w:end w:w="120" w:type="dxa"/>
+              <w:right w:w="120" w:type="dxa"/>
             </w:tcMar>
           </w:tcPr>
           <w:p>
@@ -42122,9 +42122,9 @@
             <w:vAlign w:val="center"/>
             <w:tcMar>
               <w:top w:w="100" w:type="dxa"/>
-              <w:start w:w="120" w:type="dxa"/>
+              <w:left w:w="120" w:type="dxa"/>
               <w:bottom w:w="100" w:type="dxa"/>
-              <w:end w:w="120" w:type="dxa"/>
+              <w:right w:w="120" w:type="dxa"/>
             </w:tcMar>
           </w:tcPr>
           <w:p>
@@ -42147,9 +42147,9 @@
             <w:vAlign w:val="center"/>
             <w:tcMar>
               <w:top w:w="100" w:type="dxa"/>
-              <w:start w:w="120" w:type="dxa"/>
+              <w:left w:w="120" w:type="dxa"/>
               <w:bottom w:w="100" w:type="dxa"/>
-              <w:end w:w="120" w:type="dxa"/>
+              <w:right w:w="120" w:type="dxa"/>
             </w:tcMar>
           </w:tcPr>
           <w:p>
@@ -42170,9 +42170,9 @@
             <w:vAlign w:val="center"/>
             <w:tcMar>
               <w:top w:w="100" w:type="dxa"/>
-              <w:start w:w="120" w:type="dxa"/>
+              <w:left w:w="120" w:type="dxa"/>
               <w:bottom w:w="100" w:type="dxa"/>
-              <w:end w:w="120" w:type="dxa"/>
+              <w:right w:w="120" w:type="dxa"/>
             </w:tcMar>
           </w:tcPr>
           <w:p>
@@ -42195,9 +42195,9 @@
             <w:vAlign w:val="center"/>
             <w:tcMar>
               <w:top w:w="100" w:type="dxa"/>
-              <w:start w:w="120" w:type="dxa"/>
+              <w:left w:w="120" w:type="dxa"/>
               <w:bottom w:w="100" w:type="dxa"/>
-              <w:end w:w="120" w:type="dxa"/>
+              <w:right w:w="120" w:type="dxa"/>
             </w:tcMar>
           </w:tcPr>
           <w:p>
@@ -42218,9 +42218,9 @@
             <w:vAlign w:val="center"/>
             <w:tcMar>
               <w:top w:w="100" w:type="dxa"/>
-              <w:start w:w="120" w:type="dxa"/>
+              <w:left w:w="120" w:type="dxa"/>
               <w:bottom w:w="100" w:type="dxa"/>
-              <w:end w:w="120" w:type="dxa"/>
+              <w:right w:w="120" w:type="dxa"/>
             </w:tcMar>
           </w:tcPr>
           <w:p>
@@ -42243,9 +42243,9 @@
             <w:vAlign w:val="center"/>
             <w:tcMar>
               <w:top w:w="100" w:type="dxa"/>
-              <w:start w:w="120" w:type="dxa"/>
+              <w:left w:w="120" w:type="dxa"/>
               <w:bottom w:w="100" w:type="dxa"/>
-              <w:end w:w="120" w:type="dxa"/>
+              <w:right w:w="120" w:type="dxa"/>
             </w:tcMar>
           </w:tcPr>
           <w:p>
@@ -42266,9 +42266,9 @@
             <w:vAlign w:val="center"/>
             <w:tcMar>
               <w:top w:w="100" w:type="dxa"/>
-              <w:start w:w="120" w:type="dxa"/>
+              <w:left w:w="120" w:type="dxa"/>
               <w:bottom w:w="100" w:type="dxa"/>
-              <w:end w:w="120" w:type="dxa"/>
+              <w:right w:w="120" w:type="dxa"/>
             </w:tcMar>
           </w:tcPr>
           <w:p>
@@ -42291,9 +42291,9 @@
             <w:vAlign w:val="center"/>
             <w:tcMar>
               <w:top w:w="100" w:type="dxa"/>
-              <w:start w:w="120" w:type="dxa"/>
+              <w:left w:w="120" w:type="dxa"/>
               <w:bottom w:w="100" w:type="dxa"/>
-              <w:end w:w="120" w:type="dxa"/>
+              <w:right w:w="120" w:type="dxa"/>
             </w:tcMar>
           </w:tcPr>
           <w:p>
@@ -42314,9 +42314,9 @@
             <w:vAlign w:val="center"/>
             <w:tcMar>
               <w:top w:w="100" w:type="dxa"/>
-              <w:start w:w="120" w:type="dxa"/>
+              <w:left w:w="120" w:type="dxa"/>
               <w:bottom w:w="100" w:type="dxa"/>
-              <w:end w:w="120" w:type="dxa"/>
+              <w:right w:w="120" w:type="dxa"/>
             </w:tcMar>
           </w:tcPr>
           <w:p>
@@ -42362,9 +42362,9 @@
             <w:vAlign w:val="center"/>
             <w:tcMar>
               <w:top w:w="100" w:type="dxa"/>
-              <w:start w:w="120" w:type="dxa"/>
+              <w:left w:w="120" w:type="dxa"/>
               <w:bottom w:w="100" w:type="dxa"/>
-              <w:end w:w="120" w:type="dxa"/>
+              <w:right w:w="120" w:type="dxa"/>
             </w:tcMar>
             <w:shd w:fill="D9EAF7"/>
           </w:tcPr>
@@ -42387,9 +42387,9 @@
             <w:vAlign w:val="center"/>
             <w:tcMar>
               <w:top w:w="100" w:type="dxa"/>
-              <w:start w:w="120" w:type="dxa"/>
+              <w:left w:w="120" w:type="dxa"/>
               <w:bottom w:w="100" w:type="dxa"/>
-              <w:end w:w="120" w:type="dxa"/>
+              <w:right w:w="120" w:type="dxa"/>
             </w:tcMar>
             <w:shd w:fill="D9EAF7"/>
           </w:tcPr>
@@ -42414,9 +42414,9 @@
             <w:vAlign w:val="center"/>
             <w:tcMar>
               <w:top w:w="100" w:type="dxa"/>
-              <w:start w:w="120" w:type="dxa"/>
+              <w:left w:w="120" w:type="dxa"/>
               <w:bottom w:w="100" w:type="dxa"/>
-              <w:end w:w="120" w:type="dxa"/>
+              <w:right w:w="120" w:type="dxa"/>
             </w:tcMar>
           </w:tcPr>
           <w:p>
@@ -42437,9 +42437,9 @@
             <w:vAlign w:val="center"/>
             <w:tcMar>
               <w:top w:w="100" w:type="dxa"/>
-              <w:start w:w="120" w:type="dxa"/>
+              <w:left w:w="120" w:type="dxa"/>
               <w:bottom w:w="100" w:type="dxa"/>
-              <w:end w:w="120" w:type="dxa"/>
+              <w:right w:w="120" w:type="dxa"/>
             </w:tcMar>
           </w:tcPr>
           <w:p>
@@ -42462,9 +42462,9 @@
             <w:vAlign w:val="center"/>
             <w:tcMar>
               <w:top w:w="100" w:type="dxa"/>
-              <w:start w:w="120" w:type="dxa"/>
+              <w:left w:w="120" w:type="dxa"/>
               <w:bottom w:w="100" w:type="dxa"/>
-              <w:end w:w="120" w:type="dxa"/>
+              <w:right w:w="120" w:type="dxa"/>
             </w:tcMar>
           </w:tcPr>
           <w:p>
@@ -42485,9 +42485,9 @@
             <w:vAlign w:val="center"/>
             <w:tcMar>
               <w:top w:w="100" w:type="dxa"/>
-              <w:start w:w="120" w:type="dxa"/>
+              <w:left w:w="120" w:type="dxa"/>
               <w:bottom w:w="100" w:type="dxa"/>
-              <w:end w:w="120" w:type="dxa"/>
+              <w:right w:w="120" w:type="dxa"/>
             </w:tcMar>
           </w:tcPr>
           <w:p>
@@ -42516,9 +42516,9 @@
             <w:vAlign w:val="center"/>
             <w:tcMar>
               <w:top w:w="100" w:type="dxa"/>
-              <w:start w:w="120" w:type="dxa"/>
+              <w:left w:w="120" w:type="dxa"/>
               <w:bottom w:w="100" w:type="dxa"/>
-              <w:end w:w="120" w:type="dxa"/>
+              <w:right w:w="120" w:type="dxa"/>
             </w:tcMar>
           </w:tcPr>
           <w:p>
@@ -42539,9 +42539,9 @@
             <w:vAlign w:val="center"/>
             <w:tcMar>
               <w:top w:w="100" w:type="dxa"/>
-              <w:start w:w="120" w:type="dxa"/>
+              <w:left w:w="120" w:type="dxa"/>
               <w:bottom w:w="100" w:type="dxa"/>
-              <w:end w:w="120" w:type="dxa"/>
+              <w:right w:w="120" w:type="dxa"/>
             </w:tcMar>
           </w:tcPr>
           <w:p>
@@ -42564,9 +42564,9 @@
             <w:vAlign w:val="center"/>
             <w:tcMar>
               <w:top w:w="100" w:type="dxa"/>
-              <w:start w:w="120" w:type="dxa"/>
+              <w:left w:w="120" w:type="dxa"/>
               <w:bottom w:w="100" w:type="dxa"/>
-              <w:end w:w="120" w:type="dxa"/>
+              <w:right w:w="120" w:type="dxa"/>
             </w:tcMar>
           </w:tcPr>
           <w:p>
@@ -42587,9 +42587,9 @@
             <w:vAlign w:val="center"/>
             <w:tcMar>
               <w:top w:w="100" w:type="dxa"/>
-              <w:start w:w="120" w:type="dxa"/>
+              <w:left w:w="120" w:type="dxa"/>
               <w:bottom w:w="100" w:type="dxa"/>
-              <w:end w:w="120" w:type="dxa"/>
+              <w:right w:w="120" w:type="dxa"/>
             </w:tcMar>
           </w:tcPr>
           <w:p>
@@ -42612,9 +42612,9 @@
             <w:vAlign w:val="center"/>
             <w:tcMar>
               <w:top w:w="100" w:type="dxa"/>
-              <w:start w:w="120" w:type="dxa"/>
+              <w:left w:w="120" w:type="dxa"/>
               <w:bottom w:w="100" w:type="dxa"/>
-              <w:end w:w="120" w:type="dxa"/>
+              <w:right w:w="120" w:type="dxa"/>
             </w:tcMar>
           </w:tcPr>
           <w:p>
@@ -42635,9 +42635,9 @@
             <w:vAlign w:val="center"/>
             <w:tcMar>
               <w:top w:w="100" w:type="dxa"/>
-              <w:start w:w="120" w:type="dxa"/>
+              <w:left w:w="120" w:type="dxa"/>
               <w:bottom w:w="100" w:type="dxa"/>
-              <w:end w:w="120" w:type="dxa"/>
+              <w:right w:w="120" w:type="dxa"/>
             </w:tcMar>
           </w:tcPr>
           <w:p>
@@ -42660,9 +42660,9 @@
             <w:vAlign w:val="center"/>
             <w:tcMar>
               <w:top w:w="100" w:type="dxa"/>
-              <w:start w:w="120" w:type="dxa"/>
+              <w:left w:w="120" w:type="dxa"/>
               <w:bottom w:w="100" w:type="dxa"/>
-              <w:end w:w="120" w:type="dxa"/>
+              <w:right w:w="120" w:type="dxa"/>
             </w:tcMar>
           </w:tcPr>
           <w:p>
@@ -42683,9 +42683,9 @@
             <w:vAlign w:val="center"/>
             <w:tcMar>
               <w:top w:w="100" w:type="dxa"/>
-              <w:start w:w="120" w:type="dxa"/>
+              <w:left w:w="120" w:type="dxa"/>
               <w:bottom w:w="100" w:type="dxa"/>
-              <w:end w:w="120" w:type="dxa"/>
+              <w:right w:w="120" w:type="dxa"/>
             </w:tcMar>
           </w:tcPr>
           <w:p>
@@ -42708,6 +42708,9 @@
       </w:pPr>
       <w:r>
         <w:t>HOME-ACCOUNT-02｜手機帳戶選單可讀性</w:t>
+      </w:r>
+      <w:r>
+        <w:br w:type="page"/>
       </w:r>
     </w:p>
     <w:tbl>
@@ -42731,9 +42734,9 @@
             <w:vAlign w:val="center"/>
             <w:tcMar>
               <w:top w:w="100" w:type="dxa"/>
-              <w:start w:w="120" w:type="dxa"/>
+              <w:left w:w="120" w:type="dxa"/>
               <w:bottom w:w="100" w:type="dxa"/>
-              <w:end w:w="120" w:type="dxa"/>
+              <w:right w:w="120" w:type="dxa"/>
             </w:tcMar>
             <w:shd w:fill="D9EAF7"/>
           </w:tcPr>
@@ -42756,9 +42759,9 @@
             <w:vAlign w:val="center"/>
             <w:tcMar>
               <w:top w:w="100" w:type="dxa"/>
-              <w:start w:w="120" w:type="dxa"/>
+              <w:left w:w="120" w:type="dxa"/>
               <w:bottom w:w="100" w:type="dxa"/>
-              <w:end w:w="120" w:type="dxa"/>
+              <w:right w:w="120" w:type="dxa"/>
             </w:tcMar>
             <w:shd w:fill="D9EAF7"/>
           </w:tcPr>
@@ -42783,9 +42786,9 @@
             <w:vAlign w:val="center"/>
             <w:tcMar>
               <w:top w:w="100" w:type="dxa"/>
-              <w:start w:w="120" w:type="dxa"/>
+              <w:left w:w="120" w:type="dxa"/>
               <w:bottom w:w="100" w:type="dxa"/>
-              <w:end w:w="120" w:type="dxa"/>
+              <w:right w:w="120" w:type="dxa"/>
             </w:tcMar>
           </w:tcPr>
           <w:p>
@@ -42806,9 +42809,9 @@
             <w:vAlign w:val="center"/>
             <w:tcMar>
               <w:top w:w="100" w:type="dxa"/>
-              <w:start w:w="120" w:type="dxa"/>
+              <w:left w:w="120" w:type="dxa"/>
               <w:bottom w:w="100" w:type="dxa"/>
-              <w:end w:w="120" w:type="dxa"/>
+              <w:right w:w="120" w:type="dxa"/>
             </w:tcMar>
           </w:tcPr>
           <w:p>
@@ -42828,9 +42831,9 @@
             <w:vAlign w:val="center"/>
             <w:tcMar>
               <w:top w:w="100" w:type="dxa"/>
-              <w:start w:w="120" w:type="dxa"/>
+              <w:left w:w="120" w:type="dxa"/>
               <w:bottom w:w="100" w:type="dxa"/>
-              <w:end w:w="120" w:type="dxa"/>
+              <w:right w:w="120" w:type="dxa"/>
             </w:tcMar>
           </w:tcPr>
           <w:p>
@@ -42851,9 +42854,9 @@
             <w:vAlign w:val="center"/>
             <w:tcMar>
               <w:top w:w="100" w:type="dxa"/>
-              <w:start w:w="120" w:type="dxa"/>
+              <w:left w:w="120" w:type="dxa"/>
               <w:bottom w:w="100" w:type="dxa"/>
-              <w:end w:w="120" w:type="dxa"/>
+              <w:right w:w="120" w:type="dxa"/>
             </w:tcMar>
           </w:tcPr>
           <w:p>
@@ -42880,9 +42883,9 @@
             <w:vAlign w:val="center"/>
             <w:tcMar>
               <w:top w:w="100" w:type="dxa"/>
-              <w:start w:w="120" w:type="dxa"/>
+              <w:left w:w="120" w:type="dxa"/>
               <w:bottom w:w="100" w:type="dxa"/>
-              <w:end w:w="120" w:type="dxa"/>
+              <w:right w:w="120" w:type="dxa"/>
             </w:tcMar>
           </w:tcPr>
           <w:p>
@@ -42903,9 +42906,9 @@
             <w:vAlign w:val="center"/>
             <w:tcMar>
               <w:top w:w="100" w:type="dxa"/>
-              <w:start w:w="120" w:type="dxa"/>
+              <w:left w:w="120" w:type="dxa"/>
               <w:bottom w:w="100" w:type="dxa"/>
-              <w:end w:w="120" w:type="dxa"/>
+              <w:right w:w="120" w:type="dxa"/>
             </w:tcMar>
           </w:tcPr>
           <w:p>
@@ -42925,9 +42928,9 @@
             <w:vAlign w:val="center"/>
             <w:tcMar>
               <w:top w:w="100" w:type="dxa"/>
-              <w:start w:w="120" w:type="dxa"/>
+              <w:left w:w="120" w:type="dxa"/>
               <w:bottom w:w="100" w:type="dxa"/>
-              <w:end w:w="120" w:type="dxa"/>
+              <w:right w:w="120" w:type="dxa"/>
             </w:tcMar>
           </w:tcPr>
           <w:p>
@@ -42948,9 +42951,9 @@
             <w:vAlign w:val="center"/>
             <w:tcMar>
               <w:top w:w="100" w:type="dxa"/>
-              <w:start w:w="120" w:type="dxa"/>
+              <w:left w:w="120" w:type="dxa"/>
               <w:bottom w:w="100" w:type="dxa"/>
-              <w:end w:w="120" w:type="dxa"/>
+              <w:right w:w="120" w:type="dxa"/>
             </w:tcMar>
           </w:tcPr>
           <w:p>
@@ -42970,9 +42973,9 @@
             <w:vAlign w:val="center"/>
             <w:tcMar>
               <w:top w:w="100" w:type="dxa"/>
-              <w:start w:w="120" w:type="dxa"/>
+              <w:left w:w="120" w:type="dxa"/>
               <w:bottom w:w="100" w:type="dxa"/>
-              <w:end w:w="120" w:type="dxa"/>
+              <w:right w:w="120" w:type="dxa"/>
             </w:tcMar>
           </w:tcPr>
           <w:p>
@@ -42993,9 +42996,9 @@
             <w:vAlign w:val="center"/>
             <w:tcMar>
               <w:top w:w="100" w:type="dxa"/>
-              <w:start w:w="120" w:type="dxa"/>
+              <w:left w:w="120" w:type="dxa"/>
               <w:bottom w:w="100" w:type="dxa"/>
-              <w:end w:w="120" w:type="dxa"/>
+              <w:right w:w="120" w:type="dxa"/>
             </w:tcMar>
           </w:tcPr>
           <w:p>
@@ -43018,9 +43021,9 @@
             <w:vAlign w:val="center"/>
             <w:tcMar>
               <w:top w:w="100" w:type="dxa"/>
-              <w:start w:w="120" w:type="dxa"/>
+              <w:left w:w="120" w:type="dxa"/>
               <w:bottom w:w="100" w:type="dxa"/>
-              <w:end w:w="120" w:type="dxa"/>
+              <w:right w:w="120" w:type="dxa"/>
             </w:tcMar>
           </w:tcPr>
           <w:p>
@@ -43041,9 +43044,9 @@
             <w:vAlign w:val="center"/>
             <w:tcMar>
               <w:top w:w="100" w:type="dxa"/>
-              <w:start w:w="120" w:type="dxa"/>
+              <w:left w:w="120" w:type="dxa"/>
               <w:bottom w:w="100" w:type="dxa"/>
-              <w:end w:w="120" w:type="dxa"/>
+              <w:right w:w="120" w:type="dxa"/>
             </w:tcMar>
           </w:tcPr>
           <w:p>
@@ -43052,6 +43055,2957 @@
             </w:pPr>
             <w:r>
               <w:rPr>
+                <w:sz w:val="21"/>
+              </w:rPr>
+              <w:t>□ 通過　□ 失敗　□ 阻塞　　缺陷編號：＿＿＿＿</w:t>
+            </w:r>
+          </w:p>
+        </w:tc>
+      </w:tr>
+    </w:tbl>
+    <w:p>
+      <w:pPr>
+        <w:pStyle w:val="1"/>
+      </w:pPr>
+      <w:r>
+        <w:t>2026 年 9 月推薦內容與行程串接更新</w:t>
+      </w:r>
+    </w:p>
+    <w:p>
+      <w:pPr>
+        <w:spacing w:after="160"/>
+      </w:pPr>
+      <w:r>
+        <w:t>本章驗證四個推薦內容入口、單日行程規則、首頁快取更新，以及完成行程後建立回憶、收支與積分的日期時間一致性。</w:t>
+      </w:r>
+    </w:p>
+    <w:p>
+      <w:pPr>
+        <w:pStyle w:val="21"/>
+      </w:pPr>
+      <w:r>
+        <w:t>CAL-REC-01｜首頁推薦活動加入行程</w:t>
+      </w:r>
+    </w:p>
+    <w:tbl>
+      <w:tblPr>
+        <w:tblStyle w:val="aff2"/>
+        <w:tblW w:type="auto" w:w="0"/>
+        <w:tblLayout w:type="autofit"/>
+        <w:tblLook w:firstColumn="1" w:firstRow="1" w:lastColumn="0" w:lastRow="0" w:noHBand="0" w:noVBand="1" w:val="04A0"/>
+      </w:tblPr>
+      <w:tblGrid>
+        <w:gridCol w:w="4986"/>
+        <w:gridCol w:w="4986"/>
+      </w:tblGrid>
+      <w:tr>
+        <w:trPr>
+          <w:tblHeader w:val="true"/>
+        </w:trPr>
+        <w:tc>
+          <w:tcPr>
+            <w:tcW w:type="dxa" w:w="4986"/>
+            <w:vAlign w:val="center"/>
+            <w:tcMar>
+              <w:top w:w="90" w:type="dxa"/>
+              <w:left w:w="110" w:type="dxa"/>
+              <w:bottom w:w="90" w:type="dxa"/>
+              <w:right w:w="110" w:type="dxa"/>
+            </w:tcMar>
+            <w:shd w:fill="D9EAF7"/>
+          </w:tcPr>
+          <w:p>
+            <w:pPr>
+              <w:spacing w:after="40" w:line="259" w:lineRule="auto"/>
+            </w:pPr>
+            <w:r>
+              <w:rPr>
+                <w:b/>
+                <w:sz w:val="21"/>
+              </w:rPr>
+              <w:t>欄位</w:t>
+            </w:r>
+          </w:p>
+        </w:tc>
+        <w:tc>
+          <w:tcPr>
+            <w:tcW w:type="dxa" w:w="4986"/>
+            <w:vAlign w:val="center"/>
+            <w:tcMar>
+              <w:top w:w="90" w:type="dxa"/>
+              <w:left w:w="110" w:type="dxa"/>
+              <w:bottom w:w="90" w:type="dxa"/>
+              <w:right w:w="110" w:type="dxa"/>
+            </w:tcMar>
+            <w:shd w:fill="D9EAF7"/>
+          </w:tcPr>
+          <w:p>
+            <w:pPr>
+              <w:spacing w:after="40" w:line="259" w:lineRule="auto"/>
+            </w:pPr>
+            <w:r>
+              <w:rPr>
+                <w:b/>
+                <w:sz w:val="21"/>
+              </w:rPr>
+              <w:t>內容</w:t>
+            </w:r>
+          </w:p>
+        </w:tc>
+      </w:tr>
+      <w:tr>
+        <w:tc>
+          <w:tcPr>
+            <w:tcW w:type="dxa" w:w="4986"/>
+            <w:vAlign w:val="center"/>
+            <w:tcMar>
+              <w:top w:w="90" w:type="dxa"/>
+              <w:left w:w="110" w:type="dxa"/>
+              <w:bottom w:w="90" w:type="dxa"/>
+              <w:right w:w="110" w:type="dxa"/>
+            </w:tcMar>
+          </w:tcPr>
+          <w:p>
+            <w:pPr>
+              <w:spacing w:after="40" w:line="259" w:lineRule="auto"/>
+            </w:pPr>
+            <w:r>
+              <w:rPr>
+                <w:sz w:val="21"/>
+              </w:rPr>
+              <w:t>前置條件／資料</w:t>
+            </w:r>
+          </w:p>
+        </w:tc>
+        <w:tc>
+          <w:tcPr>
+            <w:tcW w:type="dxa" w:w="4986"/>
+            <w:vAlign w:val="center"/>
+            <w:tcMar>
+              <w:top w:w="90" w:type="dxa"/>
+              <w:left w:w="110" w:type="dxa"/>
+              <w:bottom w:w="90" w:type="dxa"/>
+              <w:right w:w="110" w:type="dxa"/>
+            </w:tcMar>
+          </w:tcPr>
+          <w:p>
+            <w:pPr>
+              <w:spacing w:after="40" w:line="259" w:lineRule="auto"/>
+            </w:pPr>
+            <w:r>
+              <w:rPr>
+                <w:sz w:val="21"/>
+              </w:rPr>
+              <w:t>登入並顯示一筆尚未加入行事曆的推薦活動。</w:t>
+            </w:r>
+          </w:p>
+        </w:tc>
+      </w:tr>
+      <w:tr>
+        <w:tc>
+          <w:tcPr>
+            <w:tcW w:type="dxa" w:w="4986"/>
+            <w:vAlign w:val="center"/>
+            <w:tcMar>
+              <w:top w:w="90" w:type="dxa"/>
+              <w:left w:w="110" w:type="dxa"/>
+              <w:bottom w:w="90" w:type="dxa"/>
+              <w:right w:w="110" w:type="dxa"/>
+            </w:tcMar>
+            <w:shd w:fill="F7FAFC"/>
+          </w:tcPr>
+          <w:p>
+            <w:pPr>
+              <w:spacing w:after="40" w:line="259" w:lineRule="auto"/>
+            </w:pPr>
+            <w:r>
+              <w:rPr>
+                <w:sz w:val="21"/>
+              </w:rPr>
+              <w:t>操作步驟</w:t>
+            </w:r>
+          </w:p>
+        </w:tc>
+        <w:tc>
+          <w:tcPr>
+            <w:tcW w:type="dxa" w:w="4986"/>
+            <w:vAlign w:val="center"/>
+            <w:tcMar>
+              <w:top w:w="90" w:type="dxa"/>
+              <w:left w:w="110" w:type="dxa"/>
+              <w:bottom w:w="90" w:type="dxa"/>
+              <w:right w:w="110" w:type="dxa"/>
+            </w:tcMar>
+            <w:shd w:fill="F7FAFC"/>
+          </w:tcPr>
+          <w:p>
+            <w:pPr>
+              <w:spacing w:after="40" w:line="259" w:lineRule="auto"/>
+            </w:pPr>
+            <w:r>
+              <w:rPr>
+                <w:sz w:val="21"/>
+              </w:rPr>
+              <w:t>1. 在首頁勾選加入行程。</w:t>
+              <w:br/>
+              <w:t>2. 在確認視窗把日期改為明天、時間改為 14:30。</w:t>
+              <w:br/>
+              <w:t>3. 按下確認。</w:t>
+            </w:r>
+          </w:p>
+        </w:tc>
+      </w:tr>
+      <w:tr>
+        <w:tc>
+          <w:tcPr>
+            <w:tcW w:type="dxa" w:w="4986"/>
+            <w:vAlign w:val="center"/>
+            <w:tcMar>
+              <w:top w:w="90" w:type="dxa"/>
+              <w:left w:w="110" w:type="dxa"/>
+              <w:bottom w:w="90" w:type="dxa"/>
+              <w:right w:w="110" w:type="dxa"/>
+            </w:tcMar>
+          </w:tcPr>
+          <w:p>
+            <w:pPr>
+              <w:spacing w:after="40" w:line="259" w:lineRule="auto"/>
+            </w:pPr>
+            <w:r>
+              <w:rPr>
+                <w:sz w:val="21"/>
+              </w:rPr>
+              <w:t>預期畫面／行為</w:t>
+            </w:r>
+          </w:p>
+        </w:tc>
+        <w:tc>
+          <w:tcPr>
+            <w:tcW w:type="dxa" w:w="4986"/>
+            <w:vAlign w:val="center"/>
+            <w:tcMar>
+              <w:top w:w="90" w:type="dxa"/>
+              <w:left w:w="110" w:type="dxa"/>
+              <w:bottom w:w="90" w:type="dxa"/>
+              <w:right w:w="110" w:type="dxa"/>
+            </w:tcMar>
+          </w:tcPr>
+          <w:p>
+            <w:pPr>
+              <w:spacing w:after="40" w:line="259" w:lineRule="auto"/>
+            </w:pPr>
+            <w:r>
+              <w:rPr>
+                <w:sz w:val="21"/>
+              </w:rPr>
+              <w:t>先顯示確認視窗；成功後首頁與行事曆更新。若明天在首頁三日範圍內，近期行程立即出現。</w:t>
+            </w:r>
+          </w:p>
+        </w:tc>
+      </w:tr>
+      <w:tr>
+        <w:tc>
+          <w:tcPr>
+            <w:tcW w:type="dxa" w:w="4986"/>
+            <w:vAlign w:val="center"/>
+            <w:tcMar>
+              <w:top w:w="90" w:type="dxa"/>
+              <w:left w:w="110" w:type="dxa"/>
+              <w:bottom w:w="90" w:type="dxa"/>
+              <w:right w:w="110" w:type="dxa"/>
+            </w:tcMar>
+            <w:shd w:fill="F7FAFC"/>
+          </w:tcPr>
+          <w:p>
+            <w:pPr>
+              <w:spacing w:after="40" w:line="259" w:lineRule="auto"/>
+            </w:pPr>
+            <w:r>
+              <w:rPr>
+                <w:sz w:val="21"/>
+              </w:rPr>
+              <w:t>資料檢查點</w:t>
+            </w:r>
+          </w:p>
+        </w:tc>
+        <w:tc>
+          <w:tcPr>
+            <w:tcW w:type="dxa" w:w="4986"/>
+            <w:vAlign w:val="center"/>
+            <w:tcMar>
+              <w:top w:w="90" w:type="dxa"/>
+              <w:left w:w="110" w:type="dxa"/>
+              <w:bottom w:w="90" w:type="dxa"/>
+              <w:right w:w="110" w:type="dxa"/>
+            </w:tcMar>
+            <w:shd w:fill="F7FAFC"/>
+          </w:tcPr>
+          <w:p>
+            <w:pPr>
+              <w:spacing w:after="40" w:line="259" w:lineRule="auto"/>
+            </w:pPr>
+            <w:r>
+              <w:rPr>
+                <w:sz w:val="21"/>
+              </w:rPr>
+              <w:t>calendar_events.start_date 為選定日期；start_time 為 14:30；end_date 為 null；只新增一筆。</w:t>
+            </w:r>
+          </w:p>
+        </w:tc>
+      </w:tr>
+      <w:tr>
+        <w:tc>
+          <w:tcPr>
+            <w:tcW w:type="dxa" w:w="4986"/>
+            <w:vAlign w:val="center"/>
+            <w:tcMar>
+              <w:top w:w="90" w:type="dxa"/>
+              <w:left w:w="110" w:type="dxa"/>
+              <w:bottom w:w="90" w:type="dxa"/>
+              <w:right w:w="110" w:type="dxa"/>
+            </w:tcMar>
+          </w:tcPr>
+          <w:p>
+            <w:pPr>
+              <w:spacing w:after="40" w:line="259" w:lineRule="auto"/>
+            </w:pPr>
+            <w:r>
+              <w:rPr>
+                <w:sz w:val="21"/>
+              </w:rPr>
+              <w:t>實際結果</w:t>
+            </w:r>
+          </w:p>
+        </w:tc>
+        <w:tc>
+          <w:tcPr>
+            <w:tcW w:type="dxa" w:w="4986"/>
+            <w:vAlign w:val="center"/>
+            <w:tcMar>
+              <w:top w:w="90" w:type="dxa"/>
+              <w:left w:w="110" w:type="dxa"/>
+              <w:bottom w:w="90" w:type="dxa"/>
+              <w:right w:w="110" w:type="dxa"/>
+            </w:tcMar>
+          </w:tcPr>
+          <w:p>
+            <w:pPr>
+              <w:spacing w:after="40" w:line="259" w:lineRule="auto"/>
+            </w:pPr>
+            <w:r>
+              <w:rPr>
+                <w:sz w:val="21"/>
+              </w:rPr>
+              <w:t>＿＿＿＿＿＿＿＿＿＿＿＿＿＿＿＿＿＿＿＿</w:t>
+            </w:r>
+          </w:p>
+        </w:tc>
+      </w:tr>
+      <w:tr>
+        <w:tc>
+          <w:tcPr>
+            <w:tcW w:type="dxa" w:w="4986"/>
+            <w:vAlign w:val="center"/>
+            <w:tcMar>
+              <w:top w:w="90" w:type="dxa"/>
+              <w:left w:w="110" w:type="dxa"/>
+              <w:bottom w:w="90" w:type="dxa"/>
+              <w:right w:w="110" w:type="dxa"/>
+            </w:tcMar>
+            <w:shd w:fill="F7FAFC"/>
+          </w:tcPr>
+          <w:p>
+            <w:pPr>
+              <w:spacing w:after="40" w:line="259" w:lineRule="auto"/>
+            </w:pPr>
+            <w:r>
+              <w:rPr>
+                <w:sz w:val="21"/>
+              </w:rPr>
+              <w:t>結果</w:t>
+            </w:r>
+          </w:p>
+        </w:tc>
+        <w:tc>
+          <w:tcPr>
+            <w:tcW w:type="dxa" w:w="4986"/>
+            <w:vAlign w:val="center"/>
+            <w:tcMar>
+              <w:top w:w="90" w:type="dxa"/>
+              <w:left w:w="110" w:type="dxa"/>
+              <w:bottom w:w="90" w:type="dxa"/>
+              <w:right w:w="110" w:type="dxa"/>
+            </w:tcMar>
+            <w:shd w:fill="F7FAFC"/>
+          </w:tcPr>
+          <w:p>
+            <w:pPr>
+              <w:spacing w:after="40" w:line="259" w:lineRule="auto"/>
+            </w:pPr>
+            <w:r>
+              <w:rPr>
+                <w:sz w:val="21"/>
+              </w:rPr>
+              <w:t>□ 通過　□ 失敗　□ 阻塞　　缺陷編號：＿＿＿＿</w:t>
+            </w:r>
+          </w:p>
+        </w:tc>
+      </w:tr>
+    </w:tbl>
+    <w:p>
+      <w:pPr>
+        <w:pStyle w:val="21"/>
+      </w:pPr>
+      <w:r>
+        <w:t>CAL-REC-02｜推薦活動頁取消與重複確認</w:t>
+      </w:r>
+    </w:p>
+    <w:tbl>
+      <w:tblPr>
+        <w:tblStyle w:val="aff2"/>
+        <w:tblW w:type="auto" w:w="0"/>
+        <w:tblLayout w:type="autofit"/>
+        <w:tblLook w:firstColumn="1" w:firstRow="1" w:lastColumn="0" w:lastRow="0" w:noHBand="0" w:noVBand="1" w:val="04A0"/>
+      </w:tblPr>
+      <w:tblGrid>
+        <w:gridCol w:w="4986"/>
+        <w:gridCol w:w="4986"/>
+      </w:tblGrid>
+      <w:tr>
+        <w:trPr>
+          <w:tblHeader w:val="true"/>
+        </w:trPr>
+        <w:tc>
+          <w:tcPr>
+            <w:tcW w:type="dxa" w:w="4986"/>
+            <w:vAlign w:val="center"/>
+            <w:tcMar>
+              <w:top w:w="90" w:type="dxa"/>
+              <w:left w:w="110" w:type="dxa"/>
+              <w:bottom w:w="90" w:type="dxa"/>
+              <w:right w:w="110" w:type="dxa"/>
+            </w:tcMar>
+            <w:shd w:fill="D9EAF7"/>
+          </w:tcPr>
+          <w:p>
+            <w:pPr>
+              <w:spacing w:after="40" w:line="259" w:lineRule="auto"/>
+            </w:pPr>
+            <w:r>
+              <w:rPr>
+                <w:b/>
+                <w:sz w:val="21"/>
+              </w:rPr>
+              <w:t>欄位</w:t>
+            </w:r>
+          </w:p>
+        </w:tc>
+        <w:tc>
+          <w:tcPr>
+            <w:tcW w:type="dxa" w:w="4986"/>
+            <w:vAlign w:val="center"/>
+            <w:tcMar>
+              <w:top w:w="90" w:type="dxa"/>
+              <w:left w:w="110" w:type="dxa"/>
+              <w:bottom w:w="90" w:type="dxa"/>
+              <w:right w:w="110" w:type="dxa"/>
+            </w:tcMar>
+            <w:shd w:fill="D9EAF7"/>
+          </w:tcPr>
+          <w:p>
+            <w:pPr>
+              <w:spacing w:after="40" w:line="259" w:lineRule="auto"/>
+            </w:pPr>
+            <w:r>
+              <w:rPr>
+                <w:b/>
+                <w:sz w:val="21"/>
+              </w:rPr>
+              <w:t>內容</w:t>
+            </w:r>
+          </w:p>
+        </w:tc>
+      </w:tr>
+      <w:tr>
+        <w:tc>
+          <w:tcPr>
+            <w:tcW w:type="dxa" w:w="4986"/>
+            <w:vAlign w:val="center"/>
+            <w:tcMar>
+              <w:top w:w="90" w:type="dxa"/>
+              <w:left w:w="110" w:type="dxa"/>
+              <w:bottom w:w="90" w:type="dxa"/>
+              <w:right w:w="110" w:type="dxa"/>
+            </w:tcMar>
+          </w:tcPr>
+          <w:p>
+            <w:pPr>
+              <w:spacing w:after="40" w:line="259" w:lineRule="auto"/>
+            </w:pPr>
+            <w:r>
+              <w:rPr>
+                <w:sz w:val="21"/>
+              </w:rPr>
+              <w:t>前置條件／資料</w:t>
+            </w:r>
+          </w:p>
+        </w:tc>
+        <w:tc>
+          <w:tcPr>
+            <w:tcW w:type="dxa" w:w="4986"/>
+            <w:vAlign w:val="center"/>
+            <w:tcMar>
+              <w:top w:w="90" w:type="dxa"/>
+              <w:left w:w="110" w:type="dxa"/>
+              <w:bottom w:w="90" w:type="dxa"/>
+              <w:right w:w="110" w:type="dxa"/>
+            </w:tcMar>
+          </w:tcPr>
+          <w:p>
+            <w:pPr>
+              <w:spacing w:after="40" w:line="259" w:lineRule="auto"/>
+            </w:pPr>
+            <w:r>
+              <w:rPr>
+                <w:sz w:val="21"/>
+              </w:rPr>
+              <w:t>推薦活動頁已有一筆與目標活動相同的行程。</w:t>
+            </w:r>
+          </w:p>
+        </w:tc>
+      </w:tr>
+      <w:tr>
+        <w:tc>
+          <w:tcPr>
+            <w:tcW w:type="dxa" w:w="4986"/>
+            <w:vAlign w:val="center"/>
+            <w:tcMar>
+              <w:top w:w="90" w:type="dxa"/>
+              <w:left w:w="110" w:type="dxa"/>
+              <w:bottom w:w="90" w:type="dxa"/>
+              <w:right w:w="110" w:type="dxa"/>
+            </w:tcMar>
+            <w:shd w:fill="F7FAFC"/>
+          </w:tcPr>
+          <w:p>
+            <w:pPr>
+              <w:spacing w:after="40" w:line="259" w:lineRule="auto"/>
+            </w:pPr>
+            <w:r>
+              <w:rPr>
+                <w:sz w:val="21"/>
+              </w:rPr>
+              <w:t>操作步驟</w:t>
+            </w:r>
+          </w:p>
+        </w:tc>
+        <w:tc>
+          <w:tcPr>
+            <w:tcW w:type="dxa" w:w="4986"/>
+            <w:vAlign w:val="center"/>
+            <w:tcMar>
+              <w:top w:w="90" w:type="dxa"/>
+              <w:left w:w="110" w:type="dxa"/>
+              <w:bottom w:w="90" w:type="dxa"/>
+              <w:right w:w="110" w:type="dxa"/>
+            </w:tcMar>
+            <w:shd w:fill="F7FAFC"/>
+          </w:tcPr>
+          <w:p>
+            <w:pPr>
+              <w:spacing w:after="40" w:line="259" w:lineRule="auto"/>
+            </w:pPr>
+            <w:r>
+              <w:rPr>
+                <w:sz w:val="21"/>
+              </w:rPr>
+              <w:t>1. 第一次開啟加入確認後按取消。</w:t>
+              <w:br/>
+              <w:t>2. 再次操作並確認日期時間。</w:t>
+              <w:br/>
+              <w:t>3. 在重複提示選取消。</w:t>
+            </w:r>
+          </w:p>
+        </w:tc>
+      </w:tr>
+      <w:tr>
+        <w:tc>
+          <w:tcPr>
+            <w:tcW w:type="dxa" w:w="4986"/>
+            <w:vAlign w:val="center"/>
+            <w:tcMar>
+              <w:top w:w="90" w:type="dxa"/>
+              <w:left w:w="110" w:type="dxa"/>
+              <w:bottom w:w="90" w:type="dxa"/>
+              <w:right w:w="110" w:type="dxa"/>
+            </w:tcMar>
+          </w:tcPr>
+          <w:p>
+            <w:pPr>
+              <w:spacing w:after="40" w:line="259" w:lineRule="auto"/>
+            </w:pPr>
+            <w:r>
+              <w:rPr>
+                <w:sz w:val="21"/>
+              </w:rPr>
+              <w:t>預期畫面／行為</w:t>
+            </w:r>
+          </w:p>
+        </w:tc>
+        <w:tc>
+          <w:tcPr>
+            <w:tcW w:type="dxa" w:w="4986"/>
+            <w:vAlign w:val="center"/>
+            <w:tcMar>
+              <w:top w:w="90" w:type="dxa"/>
+              <w:left w:w="110" w:type="dxa"/>
+              <w:bottom w:w="90" w:type="dxa"/>
+              <w:right w:w="110" w:type="dxa"/>
+            </w:tcMar>
+          </w:tcPr>
+          <w:p>
+            <w:pPr>
+              <w:spacing w:after="40" w:line="259" w:lineRule="auto"/>
+            </w:pPr>
+            <w:r>
+              <w:rPr>
+                <w:sz w:val="21"/>
+              </w:rPr>
+              <w:t>兩次取消都不新增資料；重複提示不使用含糊或重複的欄位名稱。</w:t>
+            </w:r>
+          </w:p>
+        </w:tc>
+      </w:tr>
+      <w:tr>
+        <w:tc>
+          <w:tcPr>
+            <w:tcW w:type="dxa" w:w="4986"/>
+            <w:vAlign w:val="center"/>
+            <w:tcMar>
+              <w:top w:w="90" w:type="dxa"/>
+              <w:left w:w="110" w:type="dxa"/>
+              <w:bottom w:w="90" w:type="dxa"/>
+              <w:right w:w="110" w:type="dxa"/>
+            </w:tcMar>
+            <w:shd w:fill="F7FAFC"/>
+          </w:tcPr>
+          <w:p>
+            <w:pPr>
+              <w:spacing w:after="40" w:line="259" w:lineRule="auto"/>
+            </w:pPr>
+            <w:r>
+              <w:rPr>
+                <w:sz w:val="21"/>
+              </w:rPr>
+              <w:t>資料檢查點</w:t>
+            </w:r>
+          </w:p>
+        </w:tc>
+        <w:tc>
+          <w:tcPr>
+            <w:tcW w:type="dxa" w:w="4986"/>
+            <w:vAlign w:val="center"/>
+            <w:tcMar>
+              <w:top w:w="90" w:type="dxa"/>
+              <w:left w:w="110" w:type="dxa"/>
+              <w:bottom w:w="90" w:type="dxa"/>
+              <w:right w:w="110" w:type="dxa"/>
+            </w:tcMar>
+            <w:shd w:fill="F7FAFC"/>
+          </w:tcPr>
+          <w:p>
+            <w:pPr>
+              <w:spacing w:after="40" w:line="259" w:lineRule="auto"/>
+            </w:pPr>
+            <w:r>
+              <w:rPr>
+                <w:sz w:val="21"/>
+              </w:rPr>
+              <w:t>取消前後 calendar_events 筆數不變；沒有空白日期或重複資料。</w:t>
+            </w:r>
+          </w:p>
+        </w:tc>
+      </w:tr>
+      <w:tr>
+        <w:tc>
+          <w:tcPr>
+            <w:tcW w:type="dxa" w:w="4986"/>
+            <w:vAlign w:val="center"/>
+            <w:tcMar>
+              <w:top w:w="90" w:type="dxa"/>
+              <w:left w:w="110" w:type="dxa"/>
+              <w:bottom w:w="90" w:type="dxa"/>
+              <w:right w:w="110" w:type="dxa"/>
+            </w:tcMar>
+          </w:tcPr>
+          <w:p>
+            <w:pPr>
+              <w:spacing w:after="40" w:line="259" w:lineRule="auto"/>
+            </w:pPr>
+            <w:r>
+              <w:rPr>
+                <w:sz w:val="21"/>
+              </w:rPr>
+              <w:t>實際結果</w:t>
+            </w:r>
+          </w:p>
+        </w:tc>
+        <w:tc>
+          <w:tcPr>
+            <w:tcW w:type="dxa" w:w="4986"/>
+            <w:vAlign w:val="center"/>
+            <w:tcMar>
+              <w:top w:w="90" w:type="dxa"/>
+              <w:left w:w="110" w:type="dxa"/>
+              <w:bottom w:w="90" w:type="dxa"/>
+              <w:right w:w="110" w:type="dxa"/>
+            </w:tcMar>
+          </w:tcPr>
+          <w:p>
+            <w:pPr>
+              <w:spacing w:after="40" w:line="259" w:lineRule="auto"/>
+            </w:pPr>
+            <w:r>
+              <w:rPr>
+                <w:sz w:val="21"/>
+              </w:rPr>
+              <w:t>＿＿＿＿＿＿＿＿＿＿＿＿＿＿＿＿＿＿＿＿</w:t>
+            </w:r>
+          </w:p>
+        </w:tc>
+      </w:tr>
+      <w:tr>
+        <w:tc>
+          <w:tcPr>
+            <w:tcW w:type="dxa" w:w="4986"/>
+            <w:vAlign w:val="center"/>
+            <w:tcMar>
+              <w:top w:w="90" w:type="dxa"/>
+              <w:left w:w="110" w:type="dxa"/>
+              <w:bottom w:w="90" w:type="dxa"/>
+              <w:right w:w="110" w:type="dxa"/>
+            </w:tcMar>
+            <w:shd w:fill="F7FAFC"/>
+          </w:tcPr>
+          <w:p>
+            <w:pPr>
+              <w:spacing w:after="40" w:line="259" w:lineRule="auto"/>
+            </w:pPr>
+            <w:r>
+              <w:rPr>
+                <w:sz w:val="21"/>
+              </w:rPr>
+              <w:t>結果</w:t>
+            </w:r>
+          </w:p>
+        </w:tc>
+        <w:tc>
+          <w:tcPr>
+            <w:tcW w:type="dxa" w:w="4986"/>
+            <w:vAlign w:val="center"/>
+            <w:tcMar>
+              <w:top w:w="90" w:type="dxa"/>
+              <w:left w:w="110" w:type="dxa"/>
+              <w:bottom w:w="90" w:type="dxa"/>
+              <w:right w:w="110" w:type="dxa"/>
+            </w:tcMar>
+            <w:shd w:fill="F7FAFC"/>
+          </w:tcPr>
+          <w:p>
+            <w:pPr>
+              <w:spacing w:after="40" w:line="259" w:lineRule="auto"/>
+            </w:pPr>
+            <w:r>
+              <w:rPr>
+                <w:sz w:val="21"/>
+              </w:rPr>
+              <w:t>□ 通過　□ 失敗　□ 阻塞　　缺陷編號：＿＿＿＿</w:t>
+            </w:r>
+          </w:p>
+        </w:tc>
+      </w:tr>
+    </w:tbl>
+    <w:p>
+      <w:pPr>
+        <w:pStyle w:val="21"/>
+      </w:pPr>
+      <w:r>
+        <w:t>CAL-REC-03｜首頁與推薦景點頁建立單日行程</w:t>
+      </w:r>
+    </w:p>
+    <w:tbl>
+      <w:tblPr>
+        <w:tblStyle w:val="aff2"/>
+        <w:tblW w:type="auto" w:w="0"/>
+        <w:tblLayout w:type="autofit"/>
+        <w:tblLook w:firstColumn="1" w:firstRow="1" w:lastColumn="0" w:lastRow="0" w:noHBand="0" w:noVBand="1" w:val="04A0"/>
+      </w:tblPr>
+      <w:tblGrid>
+        <w:gridCol w:w="4986"/>
+        <w:gridCol w:w="4986"/>
+      </w:tblGrid>
+      <w:tr>
+        <w:trPr>
+          <w:tblHeader w:val="true"/>
+        </w:trPr>
+        <w:tc>
+          <w:tcPr>
+            <w:tcW w:type="dxa" w:w="4986"/>
+            <w:vAlign w:val="center"/>
+            <w:tcMar>
+              <w:top w:w="90" w:type="dxa"/>
+              <w:left w:w="110" w:type="dxa"/>
+              <w:bottom w:w="90" w:type="dxa"/>
+              <w:right w:w="110" w:type="dxa"/>
+            </w:tcMar>
+            <w:shd w:fill="D9EAF7"/>
+          </w:tcPr>
+          <w:p>
+            <w:pPr>
+              <w:spacing w:after="40" w:line="259" w:lineRule="auto"/>
+            </w:pPr>
+            <w:r>
+              <w:rPr>
+                <w:b/>
+                <w:sz w:val="21"/>
+              </w:rPr>
+              <w:t>欄位</w:t>
+            </w:r>
+          </w:p>
+        </w:tc>
+        <w:tc>
+          <w:tcPr>
+            <w:tcW w:type="dxa" w:w="4986"/>
+            <w:vAlign w:val="center"/>
+            <w:tcMar>
+              <w:top w:w="90" w:type="dxa"/>
+              <w:left w:w="110" w:type="dxa"/>
+              <w:bottom w:w="90" w:type="dxa"/>
+              <w:right w:w="110" w:type="dxa"/>
+            </w:tcMar>
+            <w:shd w:fill="D9EAF7"/>
+          </w:tcPr>
+          <w:p>
+            <w:pPr>
+              <w:spacing w:after="40" w:line="259" w:lineRule="auto"/>
+            </w:pPr>
+            <w:r>
+              <w:rPr>
+                <w:b/>
+                <w:sz w:val="21"/>
+              </w:rPr>
+              <w:t>內容</w:t>
+            </w:r>
+          </w:p>
+        </w:tc>
+      </w:tr>
+      <w:tr>
+        <w:tc>
+          <w:tcPr>
+            <w:tcW w:type="dxa" w:w="4986"/>
+            <w:vAlign w:val="center"/>
+            <w:tcMar>
+              <w:top w:w="90" w:type="dxa"/>
+              <w:left w:w="110" w:type="dxa"/>
+              <w:bottom w:w="90" w:type="dxa"/>
+              <w:right w:w="110" w:type="dxa"/>
+            </w:tcMar>
+          </w:tcPr>
+          <w:p>
+            <w:pPr>
+              <w:spacing w:after="40" w:line="259" w:lineRule="auto"/>
+            </w:pPr>
+            <w:r>
+              <w:rPr>
+                <w:sz w:val="21"/>
+              </w:rPr>
+              <w:t>前置條件／資料</w:t>
+            </w:r>
+          </w:p>
+        </w:tc>
+        <w:tc>
+          <w:tcPr>
+            <w:tcW w:type="dxa" w:w="4986"/>
+            <w:vAlign w:val="center"/>
+            <w:tcMar>
+              <w:top w:w="90" w:type="dxa"/>
+              <w:left w:w="110" w:type="dxa"/>
+              <w:bottom w:w="90" w:type="dxa"/>
+              <w:right w:w="110" w:type="dxa"/>
+            </w:tcMar>
+          </w:tcPr>
+          <w:p>
+            <w:pPr>
+              <w:spacing w:after="40" w:line="259" w:lineRule="auto"/>
+            </w:pPr>
+            <w:r>
+              <w:rPr>
+                <w:sz w:val="21"/>
+              </w:rPr>
+              <w:t>首頁及推薦景點頁各有可加入行事曆的景點。</w:t>
+            </w:r>
+          </w:p>
+        </w:tc>
+      </w:tr>
+      <w:tr>
+        <w:tc>
+          <w:tcPr>
+            <w:tcW w:type="dxa" w:w="4986"/>
+            <w:vAlign w:val="center"/>
+            <w:tcMar>
+              <w:top w:w="90" w:type="dxa"/>
+              <w:left w:w="110" w:type="dxa"/>
+              <w:bottom w:w="90" w:type="dxa"/>
+              <w:right w:w="110" w:type="dxa"/>
+            </w:tcMar>
+            <w:shd w:fill="F7FAFC"/>
+          </w:tcPr>
+          <w:p>
+            <w:pPr>
+              <w:spacing w:after="40" w:line="259" w:lineRule="auto"/>
+            </w:pPr>
+            <w:r>
+              <w:rPr>
+                <w:sz w:val="21"/>
+              </w:rPr>
+              <w:t>操作步驟</w:t>
+            </w:r>
+          </w:p>
+        </w:tc>
+        <w:tc>
+          <w:tcPr>
+            <w:tcW w:type="dxa" w:w="4986"/>
+            <w:vAlign w:val="center"/>
+            <w:tcMar>
+              <w:top w:w="90" w:type="dxa"/>
+              <w:left w:w="110" w:type="dxa"/>
+              <w:bottom w:w="90" w:type="dxa"/>
+              <w:right w:w="110" w:type="dxa"/>
+            </w:tcMar>
+            <w:shd w:fill="F7FAFC"/>
+          </w:tcPr>
+          <w:p>
+            <w:pPr>
+              <w:spacing w:after="40" w:line="259" w:lineRule="auto"/>
+            </w:pPr>
+            <w:r>
+              <w:rPr>
+                <w:sz w:val="21"/>
+              </w:rPr>
+              <w:t>1. 分別從兩個入口加入。</w:t>
+              <w:br/>
+              <w:t>2. 各自選定不同日期與時間。</w:t>
+              <w:br/>
+              <w:t>3. 到行事曆核對。</w:t>
+            </w:r>
+          </w:p>
+        </w:tc>
+      </w:tr>
+      <w:tr>
+        <w:tc>
+          <w:tcPr>
+            <w:tcW w:type="dxa" w:w="4986"/>
+            <w:vAlign w:val="center"/>
+            <w:tcMar>
+              <w:top w:w="90" w:type="dxa"/>
+              <w:left w:w="110" w:type="dxa"/>
+              <w:bottom w:w="90" w:type="dxa"/>
+              <w:right w:w="110" w:type="dxa"/>
+            </w:tcMar>
+          </w:tcPr>
+          <w:p>
+            <w:pPr>
+              <w:spacing w:after="40" w:line="259" w:lineRule="auto"/>
+            </w:pPr>
+            <w:r>
+              <w:rPr>
+                <w:sz w:val="21"/>
+              </w:rPr>
+              <w:t>預期畫面／行為</w:t>
+            </w:r>
+          </w:p>
+        </w:tc>
+        <w:tc>
+          <w:tcPr>
+            <w:tcW w:type="dxa" w:w="4986"/>
+            <w:vAlign w:val="center"/>
+            <w:tcMar>
+              <w:top w:w="90" w:type="dxa"/>
+              <w:left w:w="110" w:type="dxa"/>
+              <w:bottom w:w="90" w:type="dxa"/>
+              <w:right w:w="110" w:type="dxa"/>
+            </w:tcMar>
+          </w:tcPr>
+          <w:p>
+            <w:pPr>
+              <w:spacing w:after="40" w:line="259" w:lineRule="auto"/>
+            </w:pPr>
+            <w:r>
+              <w:rPr>
+                <w:sz w:val="21"/>
+              </w:rPr>
+              <w:t>兩個入口都先確認日期時間；行事曆各新增一筆單日行程。</w:t>
+            </w:r>
+          </w:p>
+        </w:tc>
+      </w:tr>
+      <w:tr>
+        <w:tc>
+          <w:tcPr>
+            <w:tcW w:type="dxa" w:w="4986"/>
+            <w:vAlign w:val="center"/>
+            <w:tcMar>
+              <w:top w:w="90" w:type="dxa"/>
+              <w:left w:w="110" w:type="dxa"/>
+              <w:bottom w:w="90" w:type="dxa"/>
+              <w:right w:w="110" w:type="dxa"/>
+            </w:tcMar>
+            <w:shd w:fill="F7FAFC"/>
+          </w:tcPr>
+          <w:p>
+            <w:pPr>
+              <w:spacing w:after="40" w:line="259" w:lineRule="auto"/>
+            </w:pPr>
+            <w:r>
+              <w:rPr>
+                <w:sz w:val="21"/>
+              </w:rPr>
+              <w:t>資料檢查點</w:t>
+            </w:r>
+          </w:p>
+        </w:tc>
+        <w:tc>
+          <w:tcPr>
+            <w:tcW w:type="dxa" w:w="4986"/>
+            <w:vAlign w:val="center"/>
+            <w:tcMar>
+              <w:top w:w="90" w:type="dxa"/>
+              <w:left w:w="110" w:type="dxa"/>
+              <w:bottom w:w="90" w:type="dxa"/>
+              <w:right w:w="110" w:type="dxa"/>
+            </w:tcMar>
+            <w:shd w:fill="F7FAFC"/>
+          </w:tcPr>
+          <w:p>
+            <w:pPr>
+              <w:spacing w:after="40" w:line="259" w:lineRule="auto"/>
+            </w:pPr>
+            <w:r>
+              <w:rPr>
+                <w:sz w:val="21"/>
+              </w:rPr>
+              <w:t>兩筆資料的 end_date 均為 null，start_date／start_time 分別等於使用者選定值。</w:t>
+            </w:r>
+          </w:p>
+        </w:tc>
+      </w:tr>
+      <w:tr>
+        <w:tc>
+          <w:tcPr>
+            <w:tcW w:type="dxa" w:w="4986"/>
+            <w:vAlign w:val="center"/>
+            <w:tcMar>
+              <w:top w:w="90" w:type="dxa"/>
+              <w:left w:w="110" w:type="dxa"/>
+              <w:bottom w:w="90" w:type="dxa"/>
+              <w:right w:w="110" w:type="dxa"/>
+            </w:tcMar>
+          </w:tcPr>
+          <w:p>
+            <w:pPr>
+              <w:spacing w:after="40" w:line="259" w:lineRule="auto"/>
+            </w:pPr>
+            <w:r>
+              <w:rPr>
+                <w:sz w:val="21"/>
+              </w:rPr>
+              <w:t>實際結果</w:t>
+            </w:r>
+          </w:p>
+        </w:tc>
+        <w:tc>
+          <w:tcPr>
+            <w:tcW w:type="dxa" w:w="4986"/>
+            <w:vAlign w:val="center"/>
+            <w:tcMar>
+              <w:top w:w="90" w:type="dxa"/>
+              <w:left w:w="110" w:type="dxa"/>
+              <w:bottom w:w="90" w:type="dxa"/>
+              <w:right w:w="110" w:type="dxa"/>
+            </w:tcMar>
+          </w:tcPr>
+          <w:p>
+            <w:pPr>
+              <w:spacing w:after="40" w:line="259" w:lineRule="auto"/>
+            </w:pPr>
+            <w:r>
+              <w:rPr>
+                <w:sz w:val="21"/>
+              </w:rPr>
+              <w:t>＿＿＿＿＿＿＿＿＿＿＿＿＿＿＿＿＿＿＿＿</w:t>
+            </w:r>
+          </w:p>
+        </w:tc>
+      </w:tr>
+      <w:tr>
+        <w:tc>
+          <w:tcPr>
+            <w:tcW w:type="dxa" w:w="4986"/>
+            <w:vAlign w:val="center"/>
+            <w:tcMar>
+              <w:top w:w="90" w:type="dxa"/>
+              <w:left w:w="110" w:type="dxa"/>
+              <w:bottom w:w="90" w:type="dxa"/>
+              <w:right w:w="110" w:type="dxa"/>
+            </w:tcMar>
+            <w:shd w:fill="F7FAFC"/>
+          </w:tcPr>
+          <w:p>
+            <w:pPr>
+              <w:spacing w:after="40" w:line="259" w:lineRule="auto"/>
+            </w:pPr>
+            <w:r>
+              <w:rPr>
+                <w:sz w:val="21"/>
+              </w:rPr>
+              <w:t>結果</w:t>
+            </w:r>
+          </w:p>
+        </w:tc>
+        <w:tc>
+          <w:tcPr>
+            <w:tcW w:type="dxa" w:w="4986"/>
+            <w:vAlign w:val="center"/>
+            <w:tcMar>
+              <w:top w:w="90" w:type="dxa"/>
+              <w:left w:w="110" w:type="dxa"/>
+              <w:bottom w:w="90" w:type="dxa"/>
+              <w:right w:w="110" w:type="dxa"/>
+            </w:tcMar>
+            <w:shd w:fill="F7FAFC"/>
+          </w:tcPr>
+          <w:p>
+            <w:pPr>
+              <w:spacing w:after="40" w:line="259" w:lineRule="auto"/>
+            </w:pPr>
+            <w:r>
+              <w:rPr>
+                <w:sz w:val="21"/>
+              </w:rPr>
+              <w:t>□ 通過　□ 失敗　□ 阻塞　　缺陷編號：＿＿＿＿</w:t>
+            </w:r>
+          </w:p>
+        </w:tc>
+      </w:tr>
+    </w:tbl>
+    <w:p>
+      <w:pPr>
+        <w:pStyle w:val="21"/>
+      </w:pPr>
+      <w:r>
+        <w:t>HOME-CAL-04｜首頁三日範圍與時區</w:t>
+      </w:r>
+    </w:p>
+    <w:tbl>
+      <w:tblPr>
+        <w:tblStyle w:val="aff2"/>
+        <w:tblW w:type="auto" w:w="0"/>
+        <w:tblLayout w:type="autofit"/>
+        <w:tblLook w:firstColumn="1" w:firstRow="1" w:lastColumn="0" w:lastRow="0" w:noHBand="0" w:noVBand="1" w:val="04A0"/>
+      </w:tblPr>
+      <w:tblGrid>
+        <w:gridCol w:w="4986"/>
+        <w:gridCol w:w="4986"/>
+      </w:tblGrid>
+      <w:tr>
+        <w:trPr>
+          <w:tblHeader w:val="true"/>
+        </w:trPr>
+        <w:tc>
+          <w:tcPr>
+            <w:tcW w:type="dxa" w:w="4986"/>
+            <w:vAlign w:val="center"/>
+            <w:tcMar>
+              <w:top w:w="90" w:type="dxa"/>
+              <w:left w:w="110" w:type="dxa"/>
+              <w:bottom w:w="90" w:type="dxa"/>
+              <w:right w:w="110" w:type="dxa"/>
+            </w:tcMar>
+            <w:shd w:fill="D9EAF7"/>
+          </w:tcPr>
+          <w:p>
+            <w:pPr>
+              <w:spacing w:after="40" w:line="259" w:lineRule="auto"/>
+            </w:pPr>
+            <w:r>
+              <w:rPr>
+                <w:b/>
+                <w:sz w:val="21"/>
+              </w:rPr>
+              <w:t>欄位</w:t>
+            </w:r>
+          </w:p>
+        </w:tc>
+        <w:tc>
+          <w:tcPr>
+            <w:tcW w:type="dxa" w:w="4986"/>
+            <w:vAlign w:val="center"/>
+            <w:tcMar>
+              <w:top w:w="90" w:type="dxa"/>
+              <w:left w:w="110" w:type="dxa"/>
+              <w:bottom w:w="90" w:type="dxa"/>
+              <w:right w:w="110" w:type="dxa"/>
+            </w:tcMar>
+            <w:shd w:fill="D9EAF7"/>
+          </w:tcPr>
+          <w:p>
+            <w:pPr>
+              <w:spacing w:after="40" w:line="259" w:lineRule="auto"/>
+            </w:pPr>
+            <w:r>
+              <w:rPr>
+                <w:b/>
+                <w:sz w:val="21"/>
+              </w:rPr>
+              <w:t>內容</w:t>
+            </w:r>
+          </w:p>
+        </w:tc>
+      </w:tr>
+      <w:tr>
+        <w:tc>
+          <w:tcPr>
+            <w:tcW w:type="dxa" w:w="4986"/>
+            <w:vAlign w:val="center"/>
+            <w:tcMar>
+              <w:top w:w="90" w:type="dxa"/>
+              <w:left w:w="110" w:type="dxa"/>
+              <w:bottom w:w="90" w:type="dxa"/>
+              <w:right w:w="110" w:type="dxa"/>
+            </w:tcMar>
+          </w:tcPr>
+          <w:p>
+            <w:pPr>
+              <w:spacing w:after="40" w:line="259" w:lineRule="auto"/>
+            </w:pPr>
+            <w:r>
+              <w:rPr>
+                <w:sz w:val="21"/>
+              </w:rPr>
+              <w:t>前置條件／資料</w:t>
+            </w:r>
+          </w:p>
+        </w:tc>
+        <w:tc>
+          <w:tcPr>
+            <w:tcW w:type="dxa" w:w="4986"/>
+            <w:vAlign w:val="center"/>
+            <w:tcMar>
+              <w:top w:w="90" w:type="dxa"/>
+              <w:left w:w="110" w:type="dxa"/>
+              <w:bottom w:w="90" w:type="dxa"/>
+              <w:right w:w="110" w:type="dxa"/>
+            </w:tcMar>
+          </w:tcPr>
+          <w:p>
+            <w:pPr>
+              <w:spacing w:after="40" w:line="259" w:lineRule="auto"/>
+            </w:pPr>
+            <w:r>
+              <w:rPr>
+                <w:sz w:val="21"/>
+              </w:rPr>
+              <w:t>裝置時區設為 Asia/Taipei；準備今天、第三天與第四天三個日期。</w:t>
+            </w:r>
+          </w:p>
+        </w:tc>
+      </w:tr>
+      <w:tr>
+        <w:tc>
+          <w:tcPr>
+            <w:tcW w:type="dxa" w:w="4986"/>
+            <w:vAlign w:val="center"/>
+            <w:tcMar>
+              <w:top w:w="90" w:type="dxa"/>
+              <w:left w:w="110" w:type="dxa"/>
+              <w:bottom w:w="90" w:type="dxa"/>
+              <w:right w:w="110" w:type="dxa"/>
+            </w:tcMar>
+            <w:shd w:fill="F7FAFC"/>
+          </w:tcPr>
+          <w:p>
+            <w:pPr>
+              <w:spacing w:after="40" w:line="259" w:lineRule="auto"/>
+            </w:pPr>
+            <w:r>
+              <w:rPr>
+                <w:sz w:val="21"/>
+              </w:rPr>
+              <w:t>操作步驟</w:t>
+            </w:r>
+          </w:p>
+        </w:tc>
+        <w:tc>
+          <w:tcPr>
+            <w:tcW w:type="dxa" w:w="4986"/>
+            <w:vAlign w:val="center"/>
+            <w:tcMar>
+              <w:top w:w="90" w:type="dxa"/>
+              <w:left w:w="110" w:type="dxa"/>
+              <w:bottom w:w="90" w:type="dxa"/>
+              <w:right w:w="110" w:type="dxa"/>
+            </w:tcMar>
+            <w:shd w:fill="F7FAFC"/>
+          </w:tcPr>
+          <w:p>
+            <w:pPr>
+              <w:spacing w:after="40" w:line="259" w:lineRule="auto"/>
+            </w:pPr>
+            <w:r>
+              <w:rPr>
+                <w:sz w:val="21"/>
+              </w:rPr>
+              <w:t>1. 依序加入三筆推薦內容。</w:t>
+              <w:br/>
+              <w:t>2. 每次返回首頁觀察近期行程。</w:t>
+              <w:br/>
+              <w:t>3. 到行事曆確認第四天資料。</w:t>
+            </w:r>
+          </w:p>
+        </w:tc>
+      </w:tr>
+      <w:tr>
+        <w:tc>
+          <w:tcPr>
+            <w:tcW w:type="dxa" w:w="4986"/>
+            <w:vAlign w:val="center"/>
+            <w:tcMar>
+              <w:top w:w="90" w:type="dxa"/>
+              <w:left w:w="110" w:type="dxa"/>
+              <w:bottom w:w="90" w:type="dxa"/>
+              <w:right w:w="110" w:type="dxa"/>
+            </w:tcMar>
+          </w:tcPr>
+          <w:p>
+            <w:pPr>
+              <w:spacing w:after="40" w:line="259" w:lineRule="auto"/>
+            </w:pPr>
+            <w:r>
+              <w:rPr>
+                <w:sz w:val="21"/>
+              </w:rPr>
+              <w:t>預期畫面／行為</w:t>
+            </w:r>
+          </w:p>
+        </w:tc>
+        <w:tc>
+          <w:tcPr>
+            <w:tcW w:type="dxa" w:w="4986"/>
+            <w:vAlign w:val="center"/>
+            <w:tcMar>
+              <w:top w:w="90" w:type="dxa"/>
+              <w:left w:w="110" w:type="dxa"/>
+              <w:bottom w:w="90" w:type="dxa"/>
+              <w:right w:w="110" w:type="dxa"/>
+            </w:tcMar>
+          </w:tcPr>
+          <w:p>
+            <w:pPr>
+              <w:spacing w:after="40" w:line="259" w:lineRule="auto"/>
+            </w:pPr>
+            <w:r>
+              <w:rPr>
+                <w:sz w:val="21"/>
+              </w:rPr>
+              <w:t>今天與第三天立即出現在首頁；第四天只出現在行事曆；日期不會因 UTC 轉換提前一天。</w:t>
+            </w:r>
+          </w:p>
+        </w:tc>
+      </w:tr>
+      <w:tr>
+        <w:tc>
+          <w:tcPr>
+            <w:tcW w:type="dxa" w:w="4986"/>
+            <w:vAlign w:val="center"/>
+            <w:tcMar>
+              <w:top w:w="90" w:type="dxa"/>
+              <w:left w:w="110" w:type="dxa"/>
+              <w:bottom w:w="90" w:type="dxa"/>
+              <w:right w:w="110" w:type="dxa"/>
+            </w:tcMar>
+            <w:shd w:fill="F7FAFC"/>
+          </w:tcPr>
+          <w:p>
+            <w:pPr>
+              <w:spacing w:after="40" w:line="259" w:lineRule="auto"/>
+            </w:pPr>
+            <w:r>
+              <w:rPr>
+                <w:sz w:val="21"/>
+              </w:rPr>
+              <w:t>資料檢查點</w:t>
+            </w:r>
+          </w:p>
+        </w:tc>
+        <w:tc>
+          <w:tcPr>
+            <w:tcW w:type="dxa" w:w="4986"/>
+            <w:vAlign w:val="center"/>
+            <w:tcMar>
+              <w:top w:w="90" w:type="dxa"/>
+              <w:left w:w="110" w:type="dxa"/>
+              <w:bottom w:w="90" w:type="dxa"/>
+              <w:right w:w="110" w:type="dxa"/>
+            </w:tcMar>
+            <w:shd w:fill="F7FAFC"/>
+          </w:tcPr>
+          <w:p>
+            <w:pPr>
+              <w:spacing w:after="40" w:line="259" w:lineRule="auto"/>
+            </w:pPr>
+            <w:r>
+              <w:rPr>
+                <w:sz w:val="21"/>
+              </w:rPr>
+              <w:t>快取已失效；首頁篩選採本地日期；三筆 calendar_events 都存在。</w:t>
+            </w:r>
+          </w:p>
+        </w:tc>
+      </w:tr>
+      <w:tr>
+        <w:tc>
+          <w:tcPr>
+            <w:tcW w:type="dxa" w:w="4986"/>
+            <w:vAlign w:val="center"/>
+            <w:tcMar>
+              <w:top w:w="90" w:type="dxa"/>
+              <w:left w:w="110" w:type="dxa"/>
+              <w:bottom w:w="90" w:type="dxa"/>
+              <w:right w:w="110" w:type="dxa"/>
+            </w:tcMar>
+          </w:tcPr>
+          <w:p>
+            <w:pPr>
+              <w:spacing w:after="40" w:line="259" w:lineRule="auto"/>
+            </w:pPr>
+            <w:r>
+              <w:rPr>
+                <w:sz w:val="21"/>
+              </w:rPr>
+              <w:t>實際結果</w:t>
+            </w:r>
+          </w:p>
+        </w:tc>
+        <w:tc>
+          <w:tcPr>
+            <w:tcW w:type="dxa" w:w="4986"/>
+            <w:vAlign w:val="center"/>
+            <w:tcMar>
+              <w:top w:w="90" w:type="dxa"/>
+              <w:left w:w="110" w:type="dxa"/>
+              <w:bottom w:w="90" w:type="dxa"/>
+              <w:right w:w="110" w:type="dxa"/>
+            </w:tcMar>
+          </w:tcPr>
+          <w:p>
+            <w:pPr>
+              <w:spacing w:after="40" w:line="259" w:lineRule="auto"/>
+            </w:pPr>
+            <w:r>
+              <w:rPr>
+                <w:sz w:val="21"/>
+              </w:rPr>
+              <w:t>＿＿＿＿＿＿＿＿＿＿＿＿＿＿＿＿＿＿＿＿</w:t>
+            </w:r>
+          </w:p>
+        </w:tc>
+      </w:tr>
+      <w:tr>
+        <w:tc>
+          <w:tcPr>
+            <w:tcW w:type="dxa" w:w="4986"/>
+            <w:vAlign w:val="center"/>
+            <w:tcMar>
+              <w:top w:w="90" w:type="dxa"/>
+              <w:left w:w="110" w:type="dxa"/>
+              <w:bottom w:w="90" w:type="dxa"/>
+              <w:right w:w="110" w:type="dxa"/>
+            </w:tcMar>
+            <w:shd w:fill="F7FAFC"/>
+          </w:tcPr>
+          <w:p>
+            <w:pPr>
+              <w:spacing w:after="40" w:line="259" w:lineRule="auto"/>
+            </w:pPr>
+            <w:r>
+              <w:rPr>
+                <w:sz w:val="21"/>
+              </w:rPr>
+              <w:t>結果</w:t>
+            </w:r>
+          </w:p>
+        </w:tc>
+        <w:tc>
+          <w:tcPr>
+            <w:tcW w:type="dxa" w:w="4986"/>
+            <w:vAlign w:val="center"/>
+            <w:tcMar>
+              <w:top w:w="90" w:type="dxa"/>
+              <w:left w:w="110" w:type="dxa"/>
+              <w:bottom w:w="90" w:type="dxa"/>
+              <w:right w:w="110" w:type="dxa"/>
+            </w:tcMar>
+            <w:shd w:fill="F7FAFC"/>
+          </w:tcPr>
+          <w:p>
+            <w:pPr>
+              <w:spacing w:after="40" w:line="259" w:lineRule="auto"/>
+            </w:pPr>
+            <w:r>
+              <w:rPr>
+                <w:sz w:val="21"/>
+              </w:rPr>
+              <w:t>□ 通過　□ 失敗　□ 阻塞　　缺陷編號：＿＿＿＿</w:t>
+            </w:r>
+          </w:p>
+        </w:tc>
+      </w:tr>
+    </w:tbl>
+    <w:p>
+      <w:pPr>
+        <w:pStyle w:val="21"/>
+      </w:pPr>
+      <w:r>
+        <w:t>COMPLETE-05｜完成行程同時建立收支與積分</w:t>
+      </w:r>
+    </w:p>
+    <w:tbl>
+      <w:tblPr>
+        <w:tblStyle w:val="aff2"/>
+        <w:tblW w:type="auto" w:w="0"/>
+        <w:tblLayout w:type="autofit"/>
+        <w:tblLook w:firstColumn="1" w:firstRow="1" w:lastColumn="0" w:lastRow="0" w:noHBand="0" w:noVBand="1" w:val="04A0"/>
+      </w:tblPr>
+      <w:tblGrid>
+        <w:gridCol w:w="4986"/>
+        <w:gridCol w:w="4986"/>
+      </w:tblGrid>
+      <w:tr>
+        <w:trPr>
+          <w:tblHeader w:val="true"/>
+        </w:trPr>
+        <w:tc>
+          <w:tcPr>
+            <w:tcW w:type="dxa" w:w="4986"/>
+            <w:vAlign w:val="center"/>
+            <w:tcMar>
+              <w:top w:w="90" w:type="dxa"/>
+              <w:left w:w="110" w:type="dxa"/>
+              <w:bottom w:w="90" w:type="dxa"/>
+              <w:right w:w="110" w:type="dxa"/>
+            </w:tcMar>
+            <w:shd w:fill="D9EAF7"/>
+          </w:tcPr>
+          <w:p>
+            <w:pPr>
+              <w:spacing w:after="40" w:line="259" w:lineRule="auto"/>
+            </w:pPr>
+            <w:r>
+              <w:rPr>
+                <w:b/>
+                <w:sz w:val="21"/>
+              </w:rPr>
+              <w:t>欄位</w:t>
+            </w:r>
+          </w:p>
+        </w:tc>
+        <w:tc>
+          <w:tcPr>
+            <w:tcW w:type="dxa" w:w="4986"/>
+            <w:vAlign w:val="center"/>
+            <w:tcMar>
+              <w:top w:w="90" w:type="dxa"/>
+              <w:left w:w="110" w:type="dxa"/>
+              <w:bottom w:w="90" w:type="dxa"/>
+              <w:right w:w="110" w:type="dxa"/>
+            </w:tcMar>
+            <w:shd w:fill="D9EAF7"/>
+          </w:tcPr>
+          <w:p>
+            <w:pPr>
+              <w:spacing w:after="40" w:line="259" w:lineRule="auto"/>
+            </w:pPr>
+            <w:r>
+              <w:rPr>
+                <w:b/>
+                <w:sz w:val="21"/>
+              </w:rPr>
+              <w:t>內容</w:t>
+            </w:r>
+          </w:p>
+        </w:tc>
+      </w:tr>
+      <w:tr>
+        <w:tc>
+          <w:tcPr>
+            <w:tcW w:type="dxa" w:w="4986"/>
+            <w:vAlign w:val="center"/>
+            <w:tcMar>
+              <w:top w:w="90" w:type="dxa"/>
+              <w:left w:w="110" w:type="dxa"/>
+              <w:bottom w:w="90" w:type="dxa"/>
+              <w:right w:w="110" w:type="dxa"/>
+            </w:tcMar>
+          </w:tcPr>
+          <w:p>
+            <w:pPr>
+              <w:spacing w:after="40" w:line="259" w:lineRule="auto"/>
+            </w:pPr>
+            <w:r>
+              <w:rPr>
+                <w:sz w:val="21"/>
+              </w:rPr>
+              <w:t>前置條件／資料</w:t>
+            </w:r>
+          </w:p>
+        </w:tc>
+        <w:tc>
+          <w:tcPr>
+            <w:tcW w:type="dxa" w:w="4986"/>
+            <w:vAlign w:val="center"/>
+            <w:tcMar>
+              <w:top w:w="90" w:type="dxa"/>
+              <w:left w:w="110" w:type="dxa"/>
+              <w:bottom w:w="90" w:type="dxa"/>
+              <w:right w:w="110" w:type="dxa"/>
+            </w:tcMar>
+          </w:tcPr>
+          <w:p>
+            <w:pPr>
+              <w:spacing w:after="40" w:line="259" w:lineRule="auto"/>
+            </w:pPr>
+            <w:r>
+              <w:rPr>
+                <w:sz w:val="21"/>
+              </w:rPr>
+              <w:t>準備未完成行程、可用記帳帳戶與積分帳戶。</w:t>
+            </w:r>
+          </w:p>
+        </w:tc>
+      </w:tr>
+      <w:tr>
+        <w:tc>
+          <w:tcPr>
+            <w:tcW w:type="dxa" w:w="4986"/>
+            <w:vAlign w:val="center"/>
+            <w:tcMar>
+              <w:top w:w="90" w:type="dxa"/>
+              <w:left w:w="110" w:type="dxa"/>
+              <w:bottom w:w="90" w:type="dxa"/>
+              <w:right w:w="110" w:type="dxa"/>
+            </w:tcMar>
+            <w:shd w:fill="F7FAFC"/>
+          </w:tcPr>
+          <w:p>
+            <w:pPr>
+              <w:spacing w:after="40" w:line="259" w:lineRule="auto"/>
+            </w:pPr>
+            <w:r>
+              <w:rPr>
+                <w:sz w:val="21"/>
+              </w:rPr>
+              <w:t>操作步驟</w:t>
+            </w:r>
+          </w:p>
+        </w:tc>
+        <w:tc>
+          <w:tcPr>
+            <w:tcW w:type="dxa" w:w="4986"/>
+            <w:vAlign w:val="center"/>
+            <w:tcMar>
+              <w:top w:w="90" w:type="dxa"/>
+              <w:left w:w="110" w:type="dxa"/>
+              <w:bottom w:w="90" w:type="dxa"/>
+              <w:right w:w="110" w:type="dxa"/>
+            </w:tcMar>
+            <w:shd w:fill="F7FAFC"/>
+          </w:tcPr>
+          <w:p>
+            <w:pPr>
+              <w:spacing w:after="40" w:line="259" w:lineRule="auto"/>
+            </w:pPr>
+            <w:r>
+              <w:rPr>
+                <w:sz w:val="21"/>
+              </w:rPr>
+              <w:t>1. 開啟完成行程流程。</w:t>
+              <w:br/>
+              <w:t>2. 勾選收支與積分，不勾選回憶。</w:t>
+              <w:br/>
+              <w:t>3. 日期選明天，時間選 09:45。</w:t>
+              <w:br/>
+              <w:t>4. 填寫兩種明細並確認。</w:t>
+            </w:r>
+          </w:p>
+        </w:tc>
+      </w:tr>
+      <w:tr>
+        <w:tc>
+          <w:tcPr>
+            <w:tcW w:type="dxa" w:w="4986"/>
+            <w:vAlign w:val="center"/>
+            <w:tcMar>
+              <w:top w:w="90" w:type="dxa"/>
+              <w:left w:w="110" w:type="dxa"/>
+              <w:bottom w:w="90" w:type="dxa"/>
+              <w:right w:w="110" w:type="dxa"/>
+            </w:tcMar>
+          </w:tcPr>
+          <w:p>
+            <w:pPr>
+              <w:spacing w:after="40" w:line="259" w:lineRule="auto"/>
+            </w:pPr>
+            <w:r>
+              <w:rPr>
+                <w:sz w:val="21"/>
+              </w:rPr>
+              <w:t>預期畫面／行為</w:t>
+            </w:r>
+          </w:p>
+        </w:tc>
+        <w:tc>
+          <w:tcPr>
+            <w:tcW w:type="dxa" w:w="4986"/>
+            <w:vAlign w:val="center"/>
+            <w:tcMar>
+              <w:top w:w="90" w:type="dxa"/>
+              <w:left w:w="110" w:type="dxa"/>
+              <w:bottom w:w="90" w:type="dxa"/>
+              <w:right w:w="110" w:type="dxa"/>
+            </w:tcMar>
+          </w:tcPr>
+          <w:p>
+            <w:pPr>
+              <w:spacing w:after="40" w:line="259" w:lineRule="auto"/>
+            </w:pPr>
+            <w:r>
+              <w:rPr>
+                <w:sz w:val="21"/>
+              </w:rPr>
+              <w:t>兩個確認畫面都顯示名稱、數值、分類、明天日期與 09:45；完成後建立兩筆明細，不建立回憶。</w:t>
+            </w:r>
+          </w:p>
+        </w:tc>
+      </w:tr>
+      <w:tr>
+        <w:tc>
+          <w:tcPr>
+            <w:tcW w:type="dxa" w:w="4986"/>
+            <w:vAlign w:val="center"/>
+            <w:tcMar>
+              <w:top w:w="90" w:type="dxa"/>
+              <w:left w:w="110" w:type="dxa"/>
+              <w:bottom w:w="90" w:type="dxa"/>
+              <w:right w:w="110" w:type="dxa"/>
+            </w:tcMar>
+            <w:shd w:fill="F7FAFC"/>
+          </w:tcPr>
+          <w:p>
+            <w:pPr>
+              <w:spacing w:after="40" w:line="259" w:lineRule="auto"/>
+            </w:pPr>
+            <w:r>
+              <w:rPr>
+                <w:sz w:val="21"/>
+              </w:rPr>
+              <w:t>資料檢查點</w:t>
+            </w:r>
+          </w:p>
+        </w:tc>
+        <w:tc>
+          <w:tcPr>
+            <w:tcW w:type="dxa" w:w="4986"/>
+            <w:vAlign w:val="center"/>
+            <w:tcMar>
+              <w:top w:w="90" w:type="dxa"/>
+              <w:left w:w="110" w:type="dxa"/>
+              <w:bottom w:w="90" w:type="dxa"/>
+              <w:right w:w="110" w:type="dxa"/>
+            </w:tcMar>
+            <w:shd w:fill="F7FAFC"/>
+          </w:tcPr>
+          <w:p>
+            <w:pPr>
+              <w:spacing w:after="40" w:line="259" w:lineRule="auto"/>
+            </w:pPr>
+            <w:r>
+              <w:rPr>
+                <w:sz w:val="21"/>
+              </w:rPr>
+              <w:t>accounting_detail.date 與 point_record_detail.date 指向同一時間；事件完成；無 memory_trace 新增。</w:t>
+            </w:r>
+          </w:p>
+        </w:tc>
+      </w:tr>
+      <w:tr>
+        <w:tc>
+          <w:tcPr>
+            <w:tcW w:type="dxa" w:w="4986"/>
+            <w:vAlign w:val="center"/>
+            <w:tcMar>
+              <w:top w:w="90" w:type="dxa"/>
+              <w:left w:w="110" w:type="dxa"/>
+              <w:bottom w:w="90" w:type="dxa"/>
+              <w:right w:w="110" w:type="dxa"/>
+            </w:tcMar>
+          </w:tcPr>
+          <w:p>
+            <w:pPr>
+              <w:spacing w:after="40" w:line="259" w:lineRule="auto"/>
+            </w:pPr>
+            <w:r>
+              <w:rPr>
+                <w:sz w:val="21"/>
+              </w:rPr>
+              <w:t>實際結果</w:t>
+            </w:r>
+          </w:p>
+        </w:tc>
+        <w:tc>
+          <w:tcPr>
+            <w:tcW w:type="dxa" w:w="4986"/>
+            <w:vAlign w:val="center"/>
+            <w:tcMar>
+              <w:top w:w="90" w:type="dxa"/>
+              <w:left w:w="110" w:type="dxa"/>
+              <w:bottom w:w="90" w:type="dxa"/>
+              <w:right w:w="110" w:type="dxa"/>
+            </w:tcMar>
+          </w:tcPr>
+          <w:p>
+            <w:pPr>
+              <w:spacing w:after="40" w:line="259" w:lineRule="auto"/>
+            </w:pPr>
+            <w:r>
+              <w:rPr>
+                <w:sz w:val="21"/>
+              </w:rPr>
+              <w:t>＿＿＿＿＿＿＿＿＿＿＿＿＿＿＿＿＿＿＿＿</w:t>
+            </w:r>
+          </w:p>
+        </w:tc>
+      </w:tr>
+      <w:tr>
+        <w:tc>
+          <w:tcPr>
+            <w:tcW w:type="dxa" w:w="4986"/>
+            <w:vAlign w:val="center"/>
+            <w:tcMar>
+              <w:top w:w="90" w:type="dxa"/>
+              <w:left w:w="110" w:type="dxa"/>
+              <w:bottom w:w="90" w:type="dxa"/>
+              <w:right w:w="110" w:type="dxa"/>
+            </w:tcMar>
+            <w:shd w:fill="F7FAFC"/>
+          </w:tcPr>
+          <w:p>
+            <w:pPr>
+              <w:spacing w:after="40" w:line="259" w:lineRule="auto"/>
+            </w:pPr>
+            <w:r>
+              <w:rPr>
+                <w:sz w:val="21"/>
+              </w:rPr>
+              <w:t>結果</w:t>
+            </w:r>
+          </w:p>
+        </w:tc>
+        <w:tc>
+          <w:tcPr>
+            <w:tcW w:type="dxa" w:w="4986"/>
+            <w:vAlign w:val="center"/>
+            <w:tcMar>
+              <w:top w:w="90" w:type="dxa"/>
+              <w:left w:w="110" w:type="dxa"/>
+              <w:bottom w:w="90" w:type="dxa"/>
+              <w:right w:w="110" w:type="dxa"/>
+            </w:tcMar>
+            <w:shd w:fill="F7FAFC"/>
+          </w:tcPr>
+          <w:p>
+            <w:pPr>
+              <w:spacing w:after="40" w:line="259" w:lineRule="auto"/>
+            </w:pPr>
+            <w:r>
+              <w:rPr>
+                <w:sz w:val="21"/>
+              </w:rPr>
+              <w:t>□ 通過　□ 失敗　□ 阻塞　　缺陷編號：＿＿＿＿</w:t>
+            </w:r>
+          </w:p>
+        </w:tc>
+      </w:tr>
+    </w:tbl>
+    <w:p>
+      <w:pPr>
+        <w:pStyle w:val="21"/>
+      </w:pPr>
+      <w:r>
+        <w:t>COMPLETE-06｜完成行程確認內容與取消</w:t>
+      </w:r>
+    </w:p>
+    <w:tbl>
+      <w:tblPr>
+        <w:tblStyle w:val="aff2"/>
+        <w:tblW w:type="auto" w:w="0"/>
+        <w:tblLayout w:type="autofit"/>
+        <w:tblLook w:firstColumn="1" w:firstRow="1" w:lastColumn="0" w:lastRow="0" w:noHBand="0" w:noVBand="1" w:val="04A0"/>
+      </w:tblPr>
+      <w:tblGrid>
+        <w:gridCol w:w="4986"/>
+        <w:gridCol w:w="4986"/>
+      </w:tblGrid>
+      <w:tr>
+        <w:trPr>
+          <w:tblHeader w:val="true"/>
+        </w:trPr>
+        <w:tc>
+          <w:tcPr>
+            <w:tcW w:type="dxa" w:w="4986"/>
+            <w:vAlign w:val="center"/>
+            <w:tcMar>
+              <w:top w:w="90" w:type="dxa"/>
+              <w:left w:w="110" w:type="dxa"/>
+              <w:bottom w:w="90" w:type="dxa"/>
+              <w:right w:w="110" w:type="dxa"/>
+            </w:tcMar>
+            <w:shd w:fill="D9EAF7"/>
+          </w:tcPr>
+          <w:p>
+            <w:pPr>
+              <w:spacing w:after="40" w:line="259" w:lineRule="auto"/>
+            </w:pPr>
+            <w:r>
+              <w:rPr>
+                <w:b/>
+                <w:sz w:val="21"/>
+              </w:rPr>
+              <w:t>欄位</w:t>
+            </w:r>
+          </w:p>
+        </w:tc>
+        <w:tc>
+          <w:tcPr>
+            <w:tcW w:type="dxa" w:w="4986"/>
+            <w:vAlign w:val="center"/>
+            <w:tcMar>
+              <w:top w:w="90" w:type="dxa"/>
+              <w:left w:w="110" w:type="dxa"/>
+              <w:bottom w:w="90" w:type="dxa"/>
+              <w:right w:w="110" w:type="dxa"/>
+            </w:tcMar>
+            <w:shd w:fill="D9EAF7"/>
+          </w:tcPr>
+          <w:p>
+            <w:pPr>
+              <w:spacing w:after="40" w:line="259" w:lineRule="auto"/>
+            </w:pPr>
+            <w:r>
+              <w:rPr>
+                <w:b/>
+                <w:sz w:val="21"/>
+              </w:rPr>
+              <w:t>內容</w:t>
+            </w:r>
+          </w:p>
+        </w:tc>
+      </w:tr>
+      <w:tr>
+        <w:tc>
+          <w:tcPr>
+            <w:tcW w:type="dxa" w:w="4986"/>
+            <w:vAlign w:val="center"/>
+            <w:tcMar>
+              <w:top w:w="90" w:type="dxa"/>
+              <w:left w:w="110" w:type="dxa"/>
+              <w:bottom w:w="90" w:type="dxa"/>
+              <w:right w:w="110" w:type="dxa"/>
+            </w:tcMar>
+          </w:tcPr>
+          <w:p>
+            <w:pPr>
+              <w:spacing w:after="40" w:line="259" w:lineRule="auto"/>
+            </w:pPr>
+            <w:r>
+              <w:rPr>
+                <w:sz w:val="21"/>
+              </w:rPr>
+              <w:t>前置條件／資料</w:t>
+            </w:r>
+          </w:p>
+        </w:tc>
+        <w:tc>
+          <w:tcPr>
+            <w:tcW w:type="dxa" w:w="4986"/>
+            <w:vAlign w:val="center"/>
+            <w:tcMar>
+              <w:top w:w="90" w:type="dxa"/>
+              <w:left w:w="110" w:type="dxa"/>
+              <w:bottom w:w="90" w:type="dxa"/>
+              <w:right w:w="110" w:type="dxa"/>
+            </w:tcMar>
+          </w:tcPr>
+          <w:p>
+            <w:pPr>
+              <w:spacing w:after="40" w:line="259" w:lineRule="auto"/>
+            </w:pPr>
+            <w:r>
+              <w:rPr>
+                <w:sz w:val="21"/>
+              </w:rPr>
+              <w:t>準備一筆未完成行程。</w:t>
+            </w:r>
+          </w:p>
+        </w:tc>
+      </w:tr>
+      <w:tr>
+        <w:tc>
+          <w:tcPr>
+            <w:tcW w:type="dxa" w:w="4986"/>
+            <w:vAlign w:val="center"/>
+            <w:tcMar>
+              <w:top w:w="90" w:type="dxa"/>
+              <w:left w:w="110" w:type="dxa"/>
+              <w:bottom w:w="90" w:type="dxa"/>
+              <w:right w:w="110" w:type="dxa"/>
+            </w:tcMar>
+            <w:shd w:fill="F7FAFC"/>
+          </w:tcPr>
+          <w:p>
+            <w:pPr>
+              <w:spacing w:after="40" w:line="259" w:lineRule="auto"/>
+            </w:pPr>
+            <w:r>
+              <w:rPr>
+                <w:sz w:val="21"/>
+              </w:rPr>
+              <w:t>操作步驟</w:t>
+            </w:r>
+          </w:p>
+        </w:tc>
+        <w:tc>
+          <w:tcPr>
+            <w:tcW w:type="dxa" w:w="4986"/>
+            <w:vAlign w:val="center"/>
+            <w:tcMar>
+              <w:top w:w="90" w:type="dxa"/>
+              <w:left w:w="110" w:type="dxa"/>
+              <w:bottom w:w="90" w:type="dxa"/>
+              <w:right w:w="110" w:type="dxa"/>
+            </w:tcMar>
+            <w:shd w:fill="F7FAFC"/>
+          </w:tcPr>
+          <w:p>
+            <w:pPr>
+              <w:spacing w:after="40" w:line="259" w:lineRule="auto"/>
+            </w:pPr>
+            <w:r>
+              <w:rPr>
+                <w:sz w:val="21"/>
+              </w:rPr>
+              <w:t>1. 勾選收支。</w:t>
+              <w:br/>
+              <w:t>2. 輸入小數金額、分類與日期時間。</w:t>
+              <w:br/>
+              <w:t>3. 在最後確認按取消。</w:t>
+            </w:r>
+          </w:p>
+        </w:tc>
+      </w:tr>
+      <w:tr>
+        <w:tc>
+          <w:tcPr>
+            <w:tcW w:type="dxa" w:w="4986"/>
+            <w:vAlign w:val="center"/>
+            <w:tcMar>
+              <w:top w:w="90" w:type="dxa"/>
+              <w:left w:w="110" w:type="dxa"/>
+              <w:bottom w:w="90" w:type="dxa"/>
+              <w:right w:w="110" w:type="dxa"/>
+            </w:tcMar>
+          </w:tcPr>
+          <w:p>
+            <w:pPr>
+              <w:spacing w:after="40" w:line="259" w:lineRule="auto"/>
+            </w:pPr>
+            <w:r>
+              <w:rPr>
+                <w:sz w:val="21"/>
+              </w:rPr>
+              <w:t>預期畫面／行為</w:t>
+            </w:r>
+          </w:p>
+        </w:tc>
+        <w:tc>
+          <w:tcPr>
+            <w:tcW w:type="dxa" w:w="4986"/>
+            <w:vAlign w:val="center"/>
+            <w:tcMar>
+              <w:top w:w="90" w:type="dxa"/>
+              <w:left w:w="110" w:type="dxa"/>
+              <w:bottom w:w="90" w:type="dxa"/>
+              <w:right w:w="110" w:type="dxa"/>
+            </w:tcMar>
+          </w:tcPr>
+          <w:p>
+            <w:pPr>
+              <w:spacing w:after="40" w:line="259" w:lineRule="auto"/>
+            </w:pPr>
+            <w:r>
+              <w:rPr>
+                <w:sz w:val="21"/>
+              </w:rPr>
+              <w:t>確認視窗完整顯示金額、分類、日期與時間；取消後不新增明細，事件狀態依既有流程保持一致。</w:t>
+            </w:r>
+          </w:p>
+        </w:tc>
+      </w:tr>
+      <w:tr>
+        <w:tc>
+          <w:tcPr>
+            <w:tcW w:type="dxa" w:w="4986"/>
+            <w:vAlign w:val="center"/>
+            <w:tcMar>
+              <w:top w:w="90" w:type="dxa"/>
+              <w:left w:w="110" w:type="dxa"/>
+              <w:bottom w:w="90" w:type="dxa"/>
+              <w:right w:w="110" w:type="dxa"/>
+            </w:tcMar>
+            <w:shd w:fill="F7FAFC"/>
+          </w:tcPr>
+          <w:p>
+            <w:pPr>
+              <w:spacing w:after="40" w:line="259" w:lineRule="auto"/>
+            </w:pPr>
+            <w:r>
+              <w:rPr>
+                <w:sz w:val="21"/>
+              </w:rPr>
+              <w:t>資料檢查點</w:t>
+            </w:r>
+          </w:p>
+        </w:tc>
+        <w:tc>
+          <w:tcPr>
+            <w:tcW w:type="dxa" w:w="4986"/>
+            <w:vAlign w:val="center"/>
+            <w:tcMar>
+              <w:top w:w="90" w:type="dxa"/>
+              <w:left w:w="110" w:type="dxa"/>
+              <w:bottom w:w="90" w:type="dxa"/>
+              <w:right w:w="110" w:type="dxa"/>
+            </w:tcMar>
+            <w:shd w:fill="F7FAFC"/>
+          </w:tcPr>
+          <w:p>
+            <w:pPr>
+              <w:spacing w:after="40" w:line="259" w:lineRule="auto"/>
+            </w:pPr>
+            <w:r>
+              <w:rPr>
+                <w:sz w:val="21"/>
+              </w:rPr>
+              <w:t>accounting_detail 無新資料；沒有只寫入部分欄位的殘留紀錄。</w:t>
+            </w:r>
+          </w:p>
+        </w:tc>
+      </w:tr>
+      <w:tr>
+        <w:tc>
+          <w:tcPr>
+            <w:tcW w:type="dxa" w:w="4986"/>
+            <w:vAlign w:val="center"/>
+            <w:tcMar>
+              <w:top w:w="90" w:type="dxa"/>
+              <w:left w:w="110" w:type="dxa"/>
+              <w:bottom w:w="90" w:type="dxa"/>
+              <w:right w:w="110" w:type="dxa"/>
+            </w:tcMar>
+          </w:tcPr>
+          <w:p>
+            <w:pPr>
+              <w:spacing w:after="40" w:line="259" w:lineRule="auto"/>
+            </w:pPr>
+            <w:r>
+              <w:rPr>
+                <w:sz w:val="21"/>
+              </w:rPr>
+              <w:t>實際結果</w:t>
+            </w:r>
+          </w:p>
+        </w:tc>
+        <w:tc>
+          <w:tcPr>
+            <w:tcW w:type="dxa" w:w="4986"/>
+            <w:vAlign w:val="center"/>
+            <w:tcMar>
+              <w:top w:w="90" w:type="dxa"/>
+              <w:left w:w="110" w:type="dxa"/>
+              <w:bottom w:w="90" w:type="dxa"/>
+              <w:right w:w="110" w:type="dxa"/>
+            </w:tcMar>
+          </w:tcPr>
+          <w:p>
+            <w:pPr>
+              <w:spacing w:after="40" w:line="259" w:lineRule="auto"/>
+            </w:pPr>
+            <w:r>
+              <w:rPr>
+                <w:sz w:val="21"/>
+              </w:rPr>
+              <w:t>＿＿＿＿＿＿＿＿＿＿＿＿＿＿＿＿＿＿＿＿</w:t>
+            </w:r>
+          </w:p>
+        </w:tc>
+      </w:tr>
+      <w:tr>
+        <w:tc>
+          <w:tcPr>
+            <w:tcW w:type="dxa" w:w="4986"/>
+            <w:vAlign w:val="center"/>
+            <w:tcMar>
+              <w:top w:w="90" w:type="dxa"/>
+              <w:left w:w="110" w:type="dxa"/>
+              <w:bottom w:w="90" w:type="dxa"/>
+              <w:right w:w="110" w:type="dxa"/>
+            </w:tcMar>
+            <w:shd w:fill="F7FAFC"/>
+          </w:tcPr>
+          <w:p>
+            <w:pPr>
+              <w:spacing w:after="40" w:line="259" w:lineRule="auto"/>
+            </w:pPr>
+            <w:r>
+              <w:rPr>
+                <w:sz w:val="21"/>
+              </w:rPr>
+              <w:t>結果</w:t>
+            </w:r>
+          </w:p>
+        </w:tc>
+        <w:tc>
+          <w:tcPr>
+            <w:tcW w:type="dxa" w:w="4986"/>
+            <w:vAlign w:val="center"/>
+            <w:tcMar>
+              <w:top w:w="90" w:type="dxa"/>
+              <w:left w:w="110" w:type="dxa"/>
+              <w:bottom w:w="90" w:type="dxa"/>
+              <w:right w:w="110" w:type="dxa"/>
+            </w:tcMar>
+            <w:shd w:fill="F7FAFC"/>
+          </w:tcPr>
+          <w:p>
+            <w:pPr>
+              <w:spacing w:after="40" w:line="259" w:lineRule="auto"/>
+            </w:pPr>
+            <w:r>
+              <w:rPr>
+                <w:sz w:val="21"/>
+              </w:rPr>
+              <w:t>□ 通過　□ 失敗　□ 阻塞　　缺陷編號：＿＿＿＿</w:t>
+            </w:r>
+          </w:p>
+        </w:tc>
+      </w:tr>
+    </w:tbl>
+    <w:p>
+      <w:r>
+        <w:t>自動化檢查：執行 Flutter Analyze，並執行 widgets_schedule_datetime_dialog_test.dart，確認日期時間組合與首頁本地時區轉換測試通過。</w:t>
+      </w:r>
+      <w:r>
+        <w:br w:type="page"/>
+      </w:r>
+    </w:p>
+    <w:p>
+      <w:pPr>
+        <w:pStyle w:val="1"/>
+      </w:pPr>
+      <w:r>
+        <w:t>2026 年 9 月首頁資訊收合更新</w:t>
+      </w:r>
+    </w:p>
+    <w:p>
+      <w:r>
+        <w:t>本章驗證首頁四個摘要的預設收合、展開操作與完成行程流程互不干擾。</w:t>
+      </w:r>
+    </w:p>
+    <w:p>
+      <w:pPr>
+        <w:pStyle w:val="21"/>
+      </w:pPr>
+      <w:r>
+        <w:t>HOME-COLLAPSE-01｜首頁摘要預設收合</w:t>
+      </w:r>
+    </w:p>
+    <w:tbl>
+      <w:tblPr>
+        <w:tblStyle w:val="aff2"/>
+        <w:tblW w:type="auto" w:w="0"/>
+        <w:tblLayout w:type="autofit"/>
+        <w:tblLook w:firstColumn="1" w:firstRow="1" w:lastColumn="0" w:lastRow="0" w:noHBand="0" w:noVBand="1" w:val="04A0"/>
+      </w:tblPr>
+      <w:tblGrid>
+        <w:gridCol w:w="4986"/>
+        <w:gridCol w:w="4986"/>
+      </w:tblGrid>
+      <w:tr>
+        <w:trPr>
+          <w:tblHeader w:val="true"/>
+        </w:trPr>
+        <w:tc>
+          <w:tcPr>
+            <w:tcW w:type="dxa" w:w="4986"/>
+            <w:vAlign w:val="center"/>
+            <w:tcMar>
+              <w:top w:w="90" w:type="dxa"/>
+              <w:left w:w="90" w:type="dxa"/>
+              <w:bottom w:w="90" w:type="dxa"/>
+              <w:right w:w="90" w:type="dxa"/>
+            </w:tcMar>
+            <w:shd w:fill="D9EAF7"/>
+          </w:tcPr>
+          <w:p>
+            <w:r>
+              <w:rPr>
+                <w:b/>
+                <w:sz w:val="21"/>
+              </w:rPr>
+              <w:t>欄位</w:t>
+            </w:r>
+          </w:p>
+        </w:tc>
+        <w:tc>
+          <w:tcPr>
+            <w:tcW w:type="dxa" w:w="4986"/>
+            <w:vAlign w:val="center"/>
+            <w:tcMar>
+              <w:top w:w="90" w:type="dxa"/>
+              <w:left w:w="90" w:type="dxa"/>
+              <w:bottom w:w="90" w:type="dxa"/>
+              <w:right w:w="90" w:type="dxa"/>
+            </w:tcMar>
+            <w:shd w:fill="D9EAF7"/>
+          </w:tcPr>
+          <w:p>
+            <w:r>
+              <w:rPr>
+                <w:b/>
+                <w:sz w:val="21"/>
+              </w:rPr>
+              <w:t>內容</w:t>
+            </w:r>
+          </w:p>
+        </w:tc>
+      </w:tr>
+      <w:tr>
+        <w:tc>
+          <w:tcPr>
+            <w:tcW w:type="dxa" w:w="4986"/>
+            <w:vAlign w:val="center"/>
+            <w:tcMar>
+              <w:top w:w="90" w:type="dxa"/>
+              <w:left w:w="90" w:type="dxa"/>
+              <w:bottom w:w="90" w:type="dxa"/>
+              <w:right w:w="90" w:type="dxa"/>
+            </w:tcMar>
+          </w:tcPr>
+          <w:p>
+            <w:r>
+              <w:rPr>
+                <w:b w:val="0"/>
+                <w:sz w:val="21"/>
+              </w:rPr>
+              <w:t>前置條件／資料</w:t>
+            </w:r>
+          </w:p>
+        </w:tc>
+        <w:tc>
+          <w:tcPr>
+            <w:tcW w:type="dxa" w:w="4986"/>
+            <w:vAlign w:val="center"/>
+            <w:tcMar>
+              <w:top w:w="90" w:type="dxa"/>
+              <w:left w:w="90" w:type="dxa"/>
+              <w:bottom w:w="90" w:type="dxa"/>
+              <w:right w:w="90" w:type="dxa"/>
+            </w:tcMar>
+          </w:tcPr>
+          <w:p>
+            <w:r>
+              <w:rPr>
+                <w:b w:val="0"/>
+                <w:sz w:val="21"/>
+              </w:rPr>
+              <w:t>登入並準備推薦活動、推薦景點、記帳與積分資料。</w:t>
+            </w:r>
+          </w:p>
+        </w:tc>
+      </w:tr>
+      <w:tr>
+        <w:tc>
+          <w:tcPr>
+            <w:tcW w:type="dxa" w:w="4986"/>
+            <w:vAlign w:val="center"/>
+            <w:tcMar>
+              <w:top w:w="90" w:type="dxa"/>
+              <w:left w:w="90" w:type="dxa"/>
+              <w:bottom w:w="90" w:type="dxa"/>
+              <w:right w:w="90" w:type="dxa"/>
+            </w:tcMar>
+          </w:tcPr>
+          <w:p>
+            <w:r>
+              <w:rPr>
+                <w:b w:val="0"/>
+                <w:sz w:val="21"/>
+              </w:rPr>
+              <w:t>操作步驟</w:t>
+            </w:r>
+          </w:p>
+        </w:tc>
+        <w:tc>
+          <w:tcPr>
+            <w:tcW w:type="dxa" w:w="4986"/>
+            <w:vAlign w:val="center"/>
+            <w:tcMar>
+              <w:top w:w="90" w:type="dxa"/>
+              <w:left w:w="90" w:type="dxa"/>
+              <w:bottom w:w="90" w:type="dxa"/>
+              <w:right w:w="90" w:type="dxa"/>
+            </w:tcMar>
+          </w:tcPr>
+          <w:p>
+            <w:r>
+              <w:rPr>
+                <w:b w:val="0"/>
+                <w:sz w:val="21"/>
+              </w:rPr>
+              <w:t>1. 進入首頁。</w:t>
+              <w:br/>
+              <w:t>2. 依序按四個區塊的箭頭。</w:t>
+              <w:br/>
+              <w:t>3. 再次按箭頭收合。</w:t>
+            </w:r>
+          </w:p>
+        </w:tc>
+      </w:tr>
+      <w:tr>
+        <w:tc>
+          <w:tcPr>
+            <w:tcW w:type="dxa" w:w="4986"/>
+            <w:vAlign w:val="center"/>
+            <w:tcMar>
+              <w:top w:w="90" w:type="dxa"/>
+              <w:left w:w="90" w:type="dxa"/>
+              <w:bottom w:w="90" w:type="dxa"/>
+              <w:right w:w="90" w:type="dxa"/>
+            </w:tcMar>
+          </w:tcPr>
+          <w:p>
+            <w:r>
+              <w:rPr>
+                <w:b w:val="0"/>
+                <w:sz w:val="21"/>
+              </w:rPr>
+              <w:t>預期畫面／行為</w:t>
+            </w:r>
+          </w:p>
+        </w:tc>
+        <w:tc>
+          <w:tcPr>
+            <w:tcW w:type="dxa" w:w="4986"/>
+            <w:vAlign w:val="center"/>
+            <w:tcMar>
+              <w:top w:w="90" w:type="dxa"/>
+              <w:left w:w="90" w:type="dxa"/>
+              <w:bottom w:w="90" w:type="dxa"/>
+              <w:right w:w="90" w:type="dxa"/>
+            </w:tcMar>
+          </w:tcPr>
+          <w:p>
+            <w:r>
+              <w:rPr>
+                <w:b w:val="0"/>
+                <w:sz w:val="21"/>
+              </w:rPr>
+              <w:t>初始只顯示四個標題與箭頭；展開後出現對應選單、摘要與明細；標題完整且手機無 overflow。</w:t>
+            </w:r>
+          </w:p>
+        </w:tc>
+      </w:tr>
+      <w:tr>
+        <w:tc>
+          <w:tcPr>
+            <w:tcW w:type="dxa" w:w="4986"/>
+            <w:vAlign w:val="center"/>
+            <w:tcMar>
+              <w:top w:w="90" w:type="dxa"/>
+              <w:left w:w="90" w:type="dxa"/>
+              <w:bottom w:w="90" w:type="dxa"/>
+              <w:right w:w="90" w:type="dxa"/>
+            </w:tcMar>
+          </w:tcPr>
+          <w:p>
+            <w:r>
+              <w:rPr>
+                <w:b w:val="0"/>
+                <w:sz w:val="21"/>
+              </w:rPr>
+              <w:t>資料檢查點</w:t>
+            </w:r>
+          </w:p>
+        </w:tc>
+        <w:tc>
+          <w:tcPr>
+            <w:tcW w:type="dxa" w:w="4986"/>
+            <w:vAlign w:val="center"/>
+            <w:tcMar>
+              <w:top w:w="90" w:type="dxa"/>
+              <w:left w:w="90" w:type="dxa"/>
+              <w:bottom w:w="90" w:type="dxa"/>
+              <w:right w:w="90" w:type="dxa"/>
+            </w:tcMar>
+          </w:tcPr>
+          <w:p>
+            <w:r>
+              <w:rPr>
+                <w:b w:val="0"/>
+                <w:sz w:val="21"/>
+              </w:rPr>
+              <w:t>展開與收合不新增請求錯誤、不重設已選帳戶；箭頭方向與內容狀態一致。</w:t>
+            </w:r>
+          </w:p>
+        </w:tc>
+      </w:tr>
+      <w:tr>
+        <w:tc>
+          <w:tcPr>
+            <w:tcW w:type="dxa" w:w="4986"/>
+            <w:vAlign w:val="center"/>
+            <w:tcMar>
+              <w:top w:w="90" w:type="dxa"/>
+              <w:left w:w="90" w:type="dxa"/>
+              <w:bottom w:w="90" w:type="dxa"/>
+              <w:right w:w="90" w:type="dxa"/>
+            </w:tcMar>
+          </w:tcPr>
+          <w:p>
+            <w:r>
+              <w:rPr>
+                <w:b w:val="0"/>
+                <w:sz w:val="21"/>
+              </w:rPr>
+              <w:t>實際結果</w:t>
+            </w:r>
+          </w:p>
+        </w:tc>
+        <w:tc>
+          <w:tcPr>
+            <w:tcW w:type="dxa" w:w="4986"/>
+            <w:vAlign w:val="center"/>
+            <w:tcMar>
+              <w:top w:w="90" w:type="dxa"/>
+              <w:left w:w="90" w:type="dxa"/>
+              <w:bottom w:w="90" w:type="dxa"/>
+              <w:right w:w="90" w:type="dxa"/>
+            </w:tcMar>
+          </w:tcPr>
+          <w:p>
+            <w:r>
+              <w:rPr>
+                <w:b w:val="0"/>
+                <w:sz w:val="21"/>
+              </w:rPr>
+              <w:t>＿＿＿＿＿＿＿＿＿＿＿＿＿＿＿＿＿＿＿＿</w:t>
+            </w:r>
+          </w:p>
+        </w:tc>
+      </w:tr>
+      <w:tr>
+        <w:tc>
+          <w:tcPr>
+            <w:tcW w:type="dxa" w:w="4986"/>
+            <w:vAlign w:val="center"/>
+            <w:tcMar>
+              <w:top w:w="90" w:type="dxa"/>
+              <w:left w:w="90" w:type="dxa"/>
+              <w:bottom w:w="90" w:type="dxa"/>
+              <w:right w:w="90" w:type="dxa"/>
+            </w:tcMar>
+          </w:tcPr>
+          <w:p>
+            <w:r>
+              <w:rPr>
+                <w:b w:val="0"/>
+                <w:sz w:val="21"/>
+              </w:rPr>
+              <w:t>結果</w:t>
+            </w:r>
+          </w:p>
+        </w:tc>
+        <w:tc>
+          <w:tcPr>
+            <w:tcW w:type="dxa" w:w="4986"/>
+            <w:vAlign w:val="center"/>
+            <w:tcMar>
+              <w:top w:w="90" w:type="dxa"/>
+              <w:left w:w="90" w:type="dxa"/>
+              <w:bottom w:w="90" w:type="dxa"/>
+              <w:right w:w="90" w:type="dxa"/>
+            </w:tcMar>
+          </w:tcPr>
+          <w:p>
+            <w:r>
+              <w:rPr>
+                <w:b w:val="0"/>
+                <w:sz w:val="21"/>
+              </w:rPr>
+              <w:t>□ 通過　□ 失敗　□ 阻塞　　缺陷編號：＿＿＿＿</w:t>
+            </w:r>
+          </w:p>
+        </w:tc>
+      </w:tr>
+    </w:tbl>
+    <w:p>
+      <w:pPr>
+        <w:pStyle w:val="21"/>
+      </w:pPr>
+      <w:r>
+        <w:t>HOME-COLLAPSE-02｜收合狀態完成行程</w:t>
+      </w:r>
+    </w:p>
+    <w:tbl>
+      <w:tblPr>
+        <w:tblStyle w:val="aff2"/>
+        <w:tblW w:type="auto" w:w="0"/>
+        <w:tblLayout w:type="autofit"/>
+        <w:tblLook w:firstColumn="1" w:firstRow="1" w:lastColumn="0" w:lastRow="0" w:noHBand="0" w:noVBand="1" w:val="04A0"/>
+      </w:tblPr>
+      <w:tblGrid>
+        <w:gridCol w:w="4986"/>
+        <w:gridCol w:w="4986"/>
+      </w:tblGrid>
+      <w:tr>
+        <w:trPr>
+          <w:tblHeader w:val="true"/>
+        </w:trPr>
+        <w:tc>
+          <w:tcPr>
+            <w:tcW w:type="dxa" w:w="4986"/>
+            <w:vAlign w:val="center"/>
+            <w:tcMar>
+              <w:top w:w="90" w:type="dxa"/>
+              <w:left w:w="90" w:type="dxa"/>
+              <w:bottom w:w="90" w:type="dxa"/>
+              <w:right w:w="90" w:type="dxa"/>
+            </w:tcMar>
+            <w:shd w:fill="D9EAF7"/>
+          </w:tcPr>
+          <w:p>
+            <w:r>
+              <w:rPr>
+                <w:b/>
+                <w:sz w:val="21"/>
+              </w:rPr>
+              <w:t>欄位</w:t>
+            </w:r>
+          </w:p>
+        </w:tc>
+        <w:tc>
+          <w:tcPr>
+            <w:tcW w:type="dxa" w:w="4986"/>
+            <w:vAlign w:val="center"/>
+            <w:tcMar>
+              <w:top w:w="90" w:type="dxa"/>
+              <w:left w:w="90" w:type="dxa"/>
+              <w:bottom w:w="90" w:type="dxa"/>
+              <w:right w:w="90" w:type="dxa"/>
+            </w:tcMar>
+            <w:shd w:fill="D9EAF7"/>
+          </w:tcPr>
+          <w:p>
+            <w:r>
+              <w:rPr>
+                <w:b/>
+                <w:sz w:val="21"/>
+              </w:rPr>
+              <w:t>內容</w:t>
+            </w:r>
+          </w:p>
+        </w:tc>
+      </w:tr>
+      <w:tr>
+        <w:tc>
+          <w:tcPr>
+            <w:tcW w:type="dxa" w:w="4986"/>
+            <w:vAlign w:val="center"/>
+            <w:tcMar>
+              <w:top w:w="90" w:type="dxa"/>
+              <w:left w:w="90" w:type="dxa"/>
+              <w:bottom w:w="90" w:type="dxa"/>
+              <w:right w:w="90" w:type="dxa"/>
+            </w:tcMar>
+          </w:tcPr>
+          <w:p>
+            <w:r>
+              <w:rPr>
+                <w:b w:val="0"/>
+                <w:sz w:val="21"/>
+              </w:rPr>
+              <w:t>前置條件／資料</w:t>
+            </w:r>
+          </w:p>
+        </w:tc>
+        <w:tc>
+          <w:tcPr>
+            <w:tcW w:type="dxa" w:w="4986"/>
+            <w:vAlign w:val="center"/>
+            <w:tcMar>
+              <w:top w:w="90" w:type="dxa"/>
+              <w:left w:w="90" w:type="dxa"/>
+              <w:bottom w:w="90" w:type="dxa"/>
+              <w:right w:w="90" w:type="dxa"/>
+            </w:tcMar>
+          </w:tcPr>
+          <w:p>
+            <w:r>
+              <w:rPr>
+                <w:b w:val="0"/>
+                <w:sz w:val="21"/>
+              </w:rPr>
+              <w:t>四個摘要皆維持收合；準備可完成的行程及記帳、積分帳戶。</w:t>
+            </w:r>
+          </w:p>
+        </w:tc>
+      </w:tr>
+      <w:tr>
+        <w:tc>
+          <w:tcPr>
+            <w:tcW w:type="dxa" w:w="4986"/>
+            <w:vAlign w:val="center"/>
+            <w:tcMar>
+              <w:top w:w="90" w:type="dxa"/>
+              <w:left w:w="90" w:type="dxa"/>
+              <w:bottom w:w="90" w:type="dxa"/>
+              <w:right w:w="90" w:type="dxa"/>
+            </w:tcMar>
+          </w:tcPr>
+          <w:p>
+            <w:r>
+              <w:rPr>
+                <w:b w:val="0"/>
+                <w:sz w:val="21"/>
+              </w:rPr>
+              <w:t>操作步驟</w:t>
+            </w:r>
+          </w:p>
+        </w:tc>
+        <w:tc>
+          <w:tcPr>
+            <w:tcW w:type="dxa" w:w="4986"/>
+            <w:vAlign w:val="center"/>
+            <w:tcMar>
+              <w:top w:w="90" w:type="dxa"/>
+              <w:left w:w="90" w:type="dxa"/>
+              <w:bottom w:w="90" w:type="dxa"/>
+              <w:right w:w="90" w:type="dxa"/>
+            </w:tcMar>
+          </w:tcPr>
+          <w:p>
+            <w:r>
+              <w:rPr>
+                <w:b w:val="0"/>
+                <w:sz w:val="21"/>
+              </w:rPr>
+              <w:t>1. 從近期行程開啟完成流程。</w:t>
+              <w:br/>
+              <w:t>2. 勾選回憶、收支與積分。</w:t>
+              <w:br/>
+              <w:t>3. 填寫並確認。</w:t>
+            </w:r>
+          </w:p>
+        </w:tc>
+      </w:tr>
+      <w:tr>
+        <w:tc>
+          <w:tcPr>
+            <w:tcW w:type="dxa" w:w="4986"/>
+            <w:vAlign w:val="center"/>
+            <w:tcMar>
+              <w:top w:w="90" w:type="dxa"/>
+              <w:left w:w="90" w:type="dxa"/>
+              <w:bottom w:w="90" w:type="dxa"/>
+              <w:right w:w="90" w:type="dxa"/>
+            </w:tcMar>
+          </w:tcPr>
+          <w:p>
+            <w:r>
+              <w:rPr>
+                <w:b w:val="0"/>
+                <w:sz w:val="21"/>
+              </w:rPr>
+              <w:t>預期畫面／行為</w:t>
+            </w:r>
+          </w:p>
+        </w:tc>
+        <w:tc>
+          <w:tcPr>
+            <w:tcW w:type="dxa" w:w="4986"/>
+            <w:vAlign w:val="center"/>
+            <w:tcMar>
+              <w:top w:w="90" w:type="dxa"/>
+              <w:left w:w="90" w:type="dxa"/>
+              <w:bottom w:w="90" w:type="dxa"/>
+              <w:right w:w="90" w:type="dxa"/>
+            </w:tcMar>
+          </w:tcPr>
+          <w:p>
+            <w:r>
+              <w:rPr>
+                <w:b w:val="0"/>
+                <w:sz w:val="21"/>
+              </w:rPr>
+              <w:t>三種紀錄都可建立；不要求先展開記帳或積分摘要；首頁不出現例外。</w:t>
+            </w:r>
+          </w:p>
+        </w:tc>
+      </w:tr>
+      <w:tr>
+        <w:tc>
+          <w:tcPr>
+            <w:tcW w:type="dxa" w:w="4986"/>
+            <w:vAlign w:val="center"/>
+            <w:tcMar>
+              <w:top w:w="90" w:type="dxa"/>
+              <w:left w:w="90" w:type="dxa"/>
+              <w:bottom w:w="90" w:type="dxa"/>
+              <w:right w:w="90" w:type="dxa"/>
+            </w:tcMar>
+          </w:tcPr>
+          <w:p>
+            <w:r>
+              <w:rPr>
+                <w:b w:val="0"/>
+                <w:sz w:val="21"/>
+              </w:rPr>
+              <w:t>資料檢查點</w:t>
+            </w:r>
+          </w:p>
+        </w:tc>
+        <w:tc>
+          <w:tcPr>
+            <w:tcW w:type="dxa" w:w="4986"/>
+            <w:vAlign w:val="center"/>
+            <w:tcMar>
+              <w:top w:w="90" w:type="dxa"/>
+              <w:left w:w="90" w:type="dxa"/>
+              <w:bottom w:w="90" w:type="dxa"/>
+              <w:right w:w="90" w:type="dxa"/>
+            </w:tcMar>
+          </w:tcPr>
+          <w:p>
+            <w:r>
+              <w:rPr>
+                <w:b w:val="0"/>
+                <w:sz w:val="21"/>
+              </w:rPr>
+              <w:t>memory_trace、accounting_detail、point_record_detail 依選項新增；四個摘要仍維持收合。</w:t>
+            </w:r>
+          </w:p>
+        </w:tc>
+      </w:tr>
+      <w:tr>
+        <w:tc>
+          <w:tcPr>
+            <w:tcW w:type="dxa" w:w="4986"/>
+            <w:vAlign w:val="center"/>
+            <w:tcMar>
+              <w:top w:w="90" w:type="dxa"/>
+              <w:left w:w="90" w:type="dxa"/>
+              <w:bottom w:w="90" w:type="dxa"/>
+              <w:right w:w="90" w:type="dxa"/>
+            </w:tcMar>
+          </w:tcPr>
+          <w:p>
+            <w:r>
+              <w:rPr>
+                <w:b w:val="0"/>
+                <w:sz w:val="21"/>
+              </w:rPr>
+              <w:t>實際結果</w:t>
+            </w:r>
+          </w:p>
+        </w:tc>
+        <w:tc>
+          <w:tcPr>
+            <w:tcW w:type="dxa" w:w="4986"/>
+            <w:vAlign w:val="center"/>
+            <w:tcMar>
+              <w:top w:w="90" w:type="dxa"/>
+              <w:left w:w="90" w:type="dxa"/>
+              <w:bottom w:w="90" w:type="dxa"/>
+              <w:right w:w="90" w:type="dxa"/>
+            </w:tcMar>
+          </w:tcPr>
+          <w:p>
+            <w:r>
+              <w:rPr>
+                <w:b w:val="0"/>
+                <w:sz w:val="21"/>
+              </w:rPr>
+              <w:t>＿＿＿＿＿＿＿＿＿＿＿＿＿＿＿＿＿＿＿＿</w:t>
+            </w:r>
+          </w:p>
+        </w:tc>
+      </w:tr>
+      <w:tr>
+        <w:tc>
+          <w:tcPr>
+            <w:tcW w:type="dxa" w:w="4986"/>
+            <w:vAlign w:val="center"/>
+            <w:tcMar>
+              <w:top w:w="90" w:type="dxa"/>
+              <w:left w:w="90" w:type="dxa"/>
+              <w:bottom w:w="90" w:type="dxa"/>
+              <w:right w:w="90" w:type="dxa"/>
+            </w:tcMar>
+          </w:tcPr>
+          <w:p>
+            <w:r>
+              <w:rPr>
+                <w:b w:val="0"/>
+                <w:sz w:val="21"/>
+              </w:rPr>
+              <w:t>結果</w:t>
+            </w:r>
+          </w:p>
+        </w:tc>
+        <w:tc>
+          <w:tcPr>
+            <w:tcW w:type="dxa" w:w="4986"/>
+            <w:vAlign w:val="center"/>
+            <w:tcMar>
+              <w:top w:w="90" w:type="dxa"/>
+              <w:left w:w="90" w:type="dxa"/>
+              <w:bottom w:w="90" w:type="dxa"/>
+              <w:right w:w="90" w:type="dxa"/>
+            </w:tcMar>
+          </w:tcPr>
+          <w:p>
+            <w:r>
+              <w:rPr>
+                <w:b w:val="0"/>
                 <w:sz w:val="21"/>
               </w:rPr>
               <w:t>□ 通過　□ 失敗　□ 阻塞　　缺陷編號：＿＿＿＿</w:t>

--- a/docs/Life_Pilot_測試計畫與檢查點.docx
+++ b/docs/Life_Pilot_測試計畫與檢查點.docx
@@ -55,20 +55,18 @@
         <w:tc>
           <w:tcPr>
             <w:tcW w:type="dxa" w:w="5083"/>
-            <w:shd w:fill="EAF1F8"/>
             <w:tcBorders>
               <w:top w:val="single" w:sz="6" w:color="D9D9D9"/>
               <w:left w:val="single" w:sz="6" w:color="D9D9D9"/>
               <w:bottom w:val="single" w:sz="6" w:color="D9D9D9"/>
               <w:right w:val="single" w:sz="6" w:color="D9D9D9"/>
-              <w:insideH w:val="single" w:sz="6" w:color="D9D9D9"/>
-              <w:insideV w:val="single" w:sz="6" w:color="D9D9D9"/>
             </w:tcBorders>
+            <w:shd w:fill="EAF1F8"/>
             <w:tcMar>
               <w:top w:w="120" w:type="dxa"/>
-              <w:start w:w="130" w:type="dxa"/>
+              <w:left w:w="130" w:type="dxa"/>
               <w:bottom w:w="120" w:type="dxa"/>
-              <w:end w:w="130" w:type="dxa"/>
+              <w:right w:w="130" w:type="dxa"/>
             </w:tcMar>
             <w:vAlign w:val="center"/>
           </w:tcPr>
@@ -89,14 +87,12 @@
               <w:left w:val="single" w:sz="6" w:color="D9D9D9"/>
               <w:bottom w:val="single" w:sz="6" w:color="D9D9D9"/>
               <w:right w:val="single" w:sz="6" w:color="D9D9D9"/>
-              <w:insideH w:val="single" w:sz="6" w:color="D9D9D9"/>
-              <w:insideV w:val="single" w:sz="6" w:color="D9D9D9"/>
             </w:tcBorders>
             <w:tcMar>
               <w:top w:w="120" w:type="dxa"/>
-              <w:start w:w="130" w:type="dxa"/>
+              <w:left w:w="130" w:type="dxa"/>
               <w:bottom w:w="120" w:type="dxa"/>
-              <w:end w:w="130" w:type="dxa"/>
+              <w:right w:w="130" w:type="dxa"/>
             </w:tcMar>
             <w:vAlign w:val="center"/>
           </w:tcPr>
@@ -111,20 +107,18 @@
         <w:tc>
           <w:tcPr>
             <w:tcW w:type="dxa" w:w="5083"/>
-            <w:shd w:fill="EAF1F8"/>
             <w:tcBorders>
               <w:top w:val="single" w:sz="6" w:color="D9D9D9"/>
               <w:left w:val="single" w:sz="6" w:color="D9D9D9"/>
               <w:bottom w:val="single" w:sz="6" w:color="D9D9D9"/>
               <w:right w:val="single" w:sz="6" w:color="D9D9D9"/>
-              <w:insideH w:val="single" w:sz="6" w:color="D9D9D9"/>
-              <w:insideV w:val="single" w:sz="6" w:color="D9D9D9"/>
             </w:tcBorders>
+            <w:shd w:fill="EAF1F8"/>
             <w:tcMar>
               <w:top w:w="120" w:type="dxa"/>
-              <w:start w:w="130" w:type="dxa"/>
+              <w:left w:w="130" w:type="dxa"/>
               <w:bottom w:w="120" w:type="dxa"/>
-              <w:end w:w="130" w:type="dxa"/>
+              <w:right w:w="130" w:type="dxa"/>
             </w:tcMar>
             <w:vAlign w:val="center"/>
           </w:tcPr>
@@ -145,14 +139,12 @@
               <w:left w:val="single" w:sz="6" w:color="D9D9D9"/>
               <w:bottom w:val="single" w:sz="6" w:color="D9D9D9"/>
               <w:right w:val="single" w:sz="6" w:color="D9D9D9"/>
-              <w:insideH w:val="single" w:sz="6" w:color="D9D9D9"/>
-              <w:insideV w:val="single" w:sz="6" w:color="D9D9D9"/>
             </w:tcBorders>
             <w:tcMar>
               <w:top w:w="120" w:type="dxa"/>
-              <w:start w:w="130" w:type="dxa"/>
+              <w:left w:w="130" w:type="dxa"/>
               <w:bottom w:w="120" w:type="dxa"/>
-              <w:end w:w="130" w:type="dxa"/>
+              <w:right w:w="130" w:type="dxa"/>
             </w:tcMar>
             <w:vAlign w:val="center"/>
           </w:tcPr>
@@ -167,20 +159,18 @@
         <w:tc>
           <w:tcPr>
             <w:tcW w:type="dxa" w:w="5083"/>
-            <w:shd w:fill="EAF1F8"/>
             <w:tcBorders>
               <w:top w:val="single" w:sz="6" w:color="D9D9D9"/>
               <w:left w:val="single" w:sz="6" w:color="D9D9D9"/>
               <w:bottom w:val="single" w:sz="6" w:color="D9D9D9"/>
               <w:right w:val="single" w:sz="6" w:color="D9D9D9"/>
-              <w:insideH w:val="single" w:sz="6" w:color="D9D9D9"/>
-              <w:insideV w:val="single" w:sz="6" w:color="D9D9D9"/>
             </w:tcBorders>
+            <w:shd w:fill="EAF1F8"/>
             <w:tcMar>
               <w:top w:w="120" w:type="dxa"/>
-              <w:start w:w="130" w:type="dxa"/>
+              <w:left w:w="130" w:type="dxa"/>
               <w:bottom w:w="120" w:type="dxa"/>
-              <w:end w:w="130" w:type="dxa"/>
+              <w:right w:w="130" w:type="dxa"/>
             </w:tcMar>
             <w:vAlign w:val="center"/>
           </w:tcPr>
@@ -201,14 +191,12 @@
               <w:left w:val="single" w:sz="6" w:color="D9D9D9"/>
               <w:bottom w:val="single" w:sz="6" w:color="D9D9D9"/>
               <w:right w:val="single" w:sz="6" w:color="D9D9D9"/>
-              <w:insideH w:val="single" w:sz="6" w:color="D9D9D9"/>
-              <w:insideV w:val="single" w:sz="6" w:color="D9D9D9"/>
             </w:tcBorders>
             <w:tcMar>
               <w:top w:w="120" w:type="dxa"/>
-              <w:start w:w="130" w:type="dxa"/>
+              <w:left w:w="130" w:type="dxa"/>
               <w:bottom w:w="120" w:type="dxa"/>
-              <w:end w:w="130" w:type="dxa"/>
+              <w:right w:w="130" w:type="dxa"/>
             </w:tcMar>
             <w:vAlign w:val="center"/>
           </w:tcPr>
@@ -278,22 +266,20 @@
         <w:tc>
           <w:tcPr>
             <w:tcW w:type="dxa" w:w="5083"/>
-            <w:vAlign w:val="center"/>
             <w:tcBorders>
               <w:top w:val="single" w:sz="6" w:color="D9D9D9"/>
               <w:left w:val="single" w:sz="6" w:color="D9D9D9"/>
               <w:bottom w:val="single" w:sz="6" w:color="D9D9D9"/>
               <w:right w:val="single" w:sz="6" w:color="D9D9D9"/>
-              <w:insideH w:val="single" w:sz="6" w:color="D9D9D9"/>
-              <w:insideV w:val="single" w:sz="6" w:color="D9D9D9"/>
             </w:tcBorders>
+            <w:shd w:fill="17365D"/>
             <w:tcMar>
               <w:top w:w="90" w:type="dxa"/>
-              <w:start w:w="100" w:type="dxa"/>
+              <w:left w:w="100" w:type="dxa"/>
               <w:bottom w:w="90" w:type="dxa"/>
-              <w:end w:w="100" w:type="dxa"/>
+              <w:right w:w="100" w:type="dxa"/>
             </w:tcMar>
-            <w:shd w:fill="17365D"/>
+            <w:vAlign w:val="center"/>
           </w:tcPr>
           <w:p>
             <w:pPr>
@@ -313,22 +299,20 @@
         <w:tc>
           <w:tcPr>
             <w:tcW w:type="dxa" w:w="5083"/>
-            <w:vAlign w:val="center"/>
             <w:tcBorders>
               <w:top w:val="single" w:sz="6" w:color="D9D9D9"/>
               <w:left w:val="single" w:sz="6" w:color="D9D9D9"/>
               <w:bottom w:val="single" w:sz="6" w:color="D9D9D9"/>
               <w:right w:val="single" w:sz="6" w:color="D9D9D9"/>
-              <w:insideH w:val="single" w:sz="6" w:color="D9D9D9"/>
-              <w:insideV w:val="single" w:sz="6" w:color="D9D9D9"/>
             </w:tcBorders>
+            <w:shd w:fill="17365D"/>
             <w:tcMar>
               <w:top w:w="90" w:type="dxa"/>
-              <w:start w:w="100" w:type="dxa"/>
+              <w:left w:w="100" w:type="dxa"/>
               <w:bottom w:w="90" w:type="dxa"/>
-              <w:end w:w="100" w:type="dxa"/>
+              <w:right w:w="100" w:type="dxa"/>
             </w:tcMar>
-            <w:shd w:fill="17365D"/>
+            <w:vAlign w:val="center"/>
           </w:tcPr>
           <w:p>
             <w:pPr>
@@ -350,21 +334,19 @@
         <w:tc>
           <w:tcPr>
             <w:tcW w:type="dxa" w:w="5083"/>
-            <w:vAlign w:val="center"/>
             <w:tcBorders>
               <w:top w:val="single" w:sz="6" w:color="D9D9D9"/>
               <w:left w:val="single" w:sz="6" w:color="D9D9D9"/>
               <w:bottom w:val="single" w:sz="6" w:color="D9D9D9"/>
               <w:right w:val="single" w:sz="6" w:color="D9D9D9"/>
-              <w:insideH w:val="single" w:sz="6" w:color="D9D9D9"/>
-              <w:insideV w:val="single" w:sz="6" w:color="D9D9D9"/>
             </w:tcBorders>
             <w:tcMar>
               <w:top w:w="90" w:type="dxa"/>
-              <w:start w:w="100" w:type="dxa"/>
+              <w:left w:w="100" w:type="dxa"/>
               <w:bottom w:w="90" w:type="dxa"/>
-              <w:end w:w="100" w:type="dxa"/>
+              <w:right w:w="100" w:type="dxa"/>
             </w:tcMar>
+            <w:vAlign w:val="center"/>
           </w:tcPr>
           <w:p>
             <w:pPr>
@@ -382,21 +364,19 @@
         <w:tc>
           <w:tcPr>
             <w:tcW w:type="dxa" w:w="5083"/>
-            <w:vAlign w:val="center"/>
             <w:tcBorders>
               <w:top w:val="single" w:sz="6" w:color="D9D9D9"/>
               <w:left w:val="single" w:sz="6" w:color="D9D9D9"/>
               <w:bottom w:val="single" w:sz="6" w:color="D9D9D9"/>
               <w:right w:val="single" w:sz="6" w:color="D9D9D9"/>
-              <w:insideH w:val="single" w:sz="6" w:color="D9D9D9"/>
-              <w:insideV w:val="single" w:sz="6" w:color="D9D9D9"/>
             </w:tcBorders>
             <w:tcMar>
               <w:top w:w="90" w:type="dxa"/>
-              <w:start w:w="100" w:type="dxa"/>
+              <w:left w:w="100" w:type="dxa"/>
               <w:bottom w:w="90" w:type="dxa"/>
-              <w:end w:w="100" w:type="dxa"/>
+              <w:right w:w="100" w:type="dxa"/>
             </w:tcMar>
+            <w:vAlign w:val="center"/>
           </w:tcPr>
           <w:p>
             <w:pPr>
@@ -416,22 +396,20 @@
         <w:tc>
           <w:tcPr>
             <w:tcW w:type="dxa" w:w="5083"/>
-            <w:vAlign w:val="center"/>
             <w:tcBorders>
               <w:top w:val="single" w:sz="6" w:color="D9D9D9"/>
               <w:left w:val="single" w:sz="6" w:color="D9D9D9"/>
               <w:bottom w:val="single" w:sz="6" w:color="D9D9D9"/>
               <w:right w:val="single" w:sz="6" w:color="D9D9D9"/>
-              <w:insideH w:val="single" w:sz="6" w:color="D9D9D9"/>
-              <w:insideV w:val="single" w:sz="6" w:color="D9D9D9"/>
             </w:tcBorders>
+            <w:shd w:fill="F8FAFC"/>
             <w:tcMar>
               <w:top w:w="90" w:type="dxa"/>
-              <w:start w:w="100" w:type="dxa"/>
+              <w:left w:w="100" w:type="dxa"/>
               <w:bottom w:w="90" w:type="dxa"/>
-              <w:end w:w="100" w:type="dxa"/>
+              <w:right w:w="100" w:type="dxa"/>
             </w:tcMar>
-            <w:shd w:fill="F8FAFC"/>
+            <w:vAlign w:val="center"/>
           </w:tcPr>
           <w:p>
             <w:pPr>
@@ -449,22 +427,20 @@
         <w:tc>
           <w:tcPr>
             <w:tcW w:type="dxa" w:w="5083"/>
-            <w:vAlign w:val="center"/>
             <w:tcBorders>
               <w:top w:val="single" w:sz="6" w:color="D9D9D9"/>
               <w:left w:val="single" w:sz="6" w:color="D9D9D9"/>
               <w:bottom w:val="single" w:sz="6" w:color="D9D9D9"/>
               <w:right w:val="single" w:sz="6" w:color="D9D9D9"/>
-              <w:insideH w:val="single" w:sz="6" w:color="D9D9D9"/>
-              <w:insideV w:val="single" w:sz="6" w:color="D9D9D9"/>
             </w:tcBorders>
+            <w:shd w:fill="F8FAFC"/>
             <w:tcMar>
               <w:top w:w="90" w:type="dxa"/>
-              <w:start w:w="100" w:type="dxa"/>
+              <w:left w:w="100" w:type="dxa"/>
               <w:bottom w:w="90" w:type="dxa"/>
-              <w:end w:w="100" w:type="dxa"/>
+              <w:right w:w="100" w:type="dxa"/>
             </w:tcMar>
-            <w:shd w:fill="F8FAFC"/>
+            <w:vAlign w:val="center"/>
           </w:tcPr>
           <w:p>
             <w:pPr>
@@ -484,21 +460,19 @@
         <w:tc>
           <w:tcPr>
             <w:tcW w:type="dxa" w:w="5083"/>
-            <w:vAlign w:val="center"/>
             <w:tcBorders>
               <w:top w:val="single" w:sz="6" w:color="D9D9D9"/>
               <w:left w:val="single" w:sz="6" w:color="D9D9D9"/>
               <w:bottom w:val="single" w:sz="6" w:color="D9D9D9"/>
               <w:right w:val="single" w:sz="6" w:color="D9D9D9"/>
-              <w:insideH w:val="single" w:sz="6" w:color="D9D9D9"/>
-              <w:insideV w:val="single" w:sz="6" w:color="D9D9D9"/>
             </w:tcBorders>
             <w:tcMar>
               <w:top w:w="90" w:type="dxa"/>
-              <w:start w:w="100" w:type="dxa"/>
+              <w:left w:w="100" w:type="dxa"/>
               <w:bottom w:w="90" w:type="dxa"/>
-              <w:end w:w="100" w:type="dxa"/>
+              <w:right w:w="100" w:type="dxa"/>
             </w:tcMar>
+            <w:vAlign w:val="center"/>
           </w:tcPr>
           <w:p>
             <w:pPr>
@@ -516,21 +490,19 @@
         <w:tc>
           <w:tcPr>
             <w:tcW w:type="dxa" w:w="5083"/>
-            <w:vAlign w:val="center"/>
             <w:tcBorders>
               <w:top w:val="single" w:sz="6" w:color="D9D9D9"/>
               <w:left w:val="single" w:sz="6" w:color="D9D9D9"/>
               <w:bottom w:val="single" w:sz="6" w:color="D9D9D9"/>
               <w:right w:val="single" w:sz="6" w:color="D9D9D9"/>
-              <w:insideH w:val="single" w:sz="6" w:color="D9D9D9"/>
-              <w:insideV w:val="single" w:sz="6" w:color="D9D9D9"/>
             </w:tcBorders>
             <w:tcMar>
               <w:top w:w="90" w:type="dxa"/>
-              <w:start w:w="100" w:type="dxa"/>
+              <w:left w:w="100" w:type="dxa"/>
               <w:bottom w:w="90" w:type="dxa"/>
-              <w:end w:w="100" w:type="dxa"/>
+              <w:right w:w="100" w:type="dxa"/>
             </w:tcMar>
+            <w:vAlign w:val="center"/>
           </w:tcPr>
           <w:p>
             <w:pPr>
@@ -550,22 +522,20 @@
         <w:tc>
           <w:tcPr>
             <w:tcW w:type="dxa" w:w="5083"/>
-            <w:vAlign w:val="center"/>
             <w:tcBorders>
               <w:top w:val="single" w:sz="6" w:color="D9D9D9"/>
               <w:left w:val="single" w:sz="6" w:color="D9D9D9"/>
               <w:bottom w:val="single" w:sz="6" w:color="D9D9D9"/>
               <w:right w:val="single" w:sz="6" w:color="D9D9D9"/>
-              <w:insideH w:val="single" w:sz="6" w:color="D9D9D9"/>
-              <w:insideV w:val="single" w:sz="6" w:color="D9D9D9"/>
             </w:tcBorders>
+            <w:shd w:fill="F8FAFC"/>
             <w:tcMar>
               <w:top w:w="90" w:type="dxa"/>
-              <w:start w:w="100" w:type="dxa"/>
+              <w:left w:w="100" w:type="dxa"/>
               <w:bottom w:w="90" w:type="dxa"/>
-              <w:end w:w="100" w:type="dxa"/>
+              <w:right w:w="100" w:type="dxa"/>
             </w:tcMar>
-            <w:shd w:fill="F8FAFC"/>
+            <w:vAlign w:val="center"/>
           </w:tcPr>
           <w:p>
             <w:pPr>
@@ -583,22 +553,20 @@
         <w:tc>
           <w:tcPr>
             <w:tcW w:type="dxa" w:w="5083"/>
-            <w:vAlign w:val="center"/>
             <w:tcBorders>
               <w:top w:val="single" w:sz="6" w:color="D9D9D9"/>
               <w:left w:val="single" w:sz="6" w:color="D9D9D9"/>
               <w:bottom w:val="single" w:sz="6" w:color="D9D9D9"/>
               <w:right w:val="single" w:sz="6" w:color="D9D9D9"/>
-              <w:insideH w:val="single" w:sz="6" w:color="D9D9D9"/>
-              <w:insideV w:val="single" w:sz="6" w:color="D9D9D9"/>
             </w:tcBorders>
+            <w:shd w:fill="F8FAFC"/>
             <w:tcMar>
               <w:top w:w="90" w:type="dxa"/>
-              <w:start w:w="100" w:type="dxa"/>
+              <w:left w:w="100" w:type="dxa"/>
               <w:bottom w:w="90" w:type="dxa"/>
-              <w:end w:w="100" w:type="dxa"/>
+              <w:right w:w="100" w:type="dxa"/>
             </w:tcMar>
-            <w:shd w:fill="F8FAFC"/>
+            <w:vAlign w:val="center"/>
           </w:tcPr>
           <w:p>
             <w:pPr>
@@ -618,21 +586,19 @@
         <w:tc>
           <w:tcPr>
             <w:tcW w:type="dxa" w:w="5083"/>
-            <w:vAlign w:val="center"/>
             <w:tcBorders>
               <w:top w:val="single" w:sz="6" w:color="D9D9D9"/>
               <w:left w:val="single" w:sz="6" w:color="D9D9D9"/>
               <w:bottom w:val="single" w:sz="6" w:color="D9D9D9"/>
               <w:right w:val="single" w:sz="6" w:color="D9D9D9"/>
-              <w:insideH w:val="single" w:sz="6" w:color="D9D9D9"/>
-              <w:insideV w:val="single" w:sz="6" w:color="D9D9D9"/>
             </w:tcBorders>
             <w:tcMar>
               <w:top w:w="90" w:type="dxa"/>
-              <w:start w:w="100" w:type="dxa"/>
+              <w:left w:w="100" w:type="dxa"/>
               <w:bottom w:w="90" w:type="dxa"/>
-              <w:end w:w="100" w:type="dxa"/>
+              <w:right w:w="100" w:type="dxa"/>
             </w:tcMar>
+            <w:vAlign w:val="center"/>
           </w:tcPr>
           <w:p>
             <w:pPr>
@@ -650,21 +616,19 @@
         <w:tc>
           <w:tcPr>
             <w:tcW w:type="dxa" w:w="5083"/>
-            <w:vAlign w:val="center"/>
             <w:tcBorders>
               <w:top w:val="single" w:sz="6" w:color="D9D9D9"/>
               <w:left w:val="single" w:sz="6" w:color="D9D9D9"/>
               <w:bottom w:val="single" w:sz="6" w:color="D9D9D9"/>
               <w:right w:val="single" w:sz="6" w:color="D9D9D9"/>
-              <w:insideH w:val="single" w:sz="6" w:color="D9D9D9"/>
-              <w:insideV w:val="single" w:sz="6" w:color="D9D9D9"/>
             </w:tcBorders>
             <w:tcMar>
               <w:top w:w="90" w:type="dxa"/>
-              <w:start w:w="100" w:type="dxa"/>
+              <w:left w:w="100" w:type="dxa"/>
               <w:bottom w:w="90" w:type="dxa"/>
-              <w:end w:w="100" w:type="dxa"/>
+              <w:right w:w="100" w:type="dxa"/>
             </w:tcMar>
+            <w:vAlign w:val="center"/>
           </w:tcPr>
           <w:p>
             <w:pPr>
@@ -684,22 +648,20 @@
         <w:tc>
           <w:tcPr>
             <w:tcW w:type="dxa" w:w="5083"/>
-            <w:vAlign w:val="center"/>
             <w:tcBorders>
               <w:top w:val="single" w:sz="6" w:color="D9D9D9"/>
               <w:left w:val="single" w:sz="6" w:color="D9D9D9"/>
               <w:bottom w:val="single" w:sz="6" w:color="D9D9D9"/>
               <w:right w:val="single" w:sz="6" w:color="D9D9D9"/>
-              <w:insideH w:val="single" w:sz="6" w:color="D9D9D9"/>
-              <w:insideV w:val="single" w:sz="6" w:color="D9D9D9"/>
             </w:tcBorders>
+            <w:shd w:fill="F8FAFC"/>
             <w:tcMar>
               <w:top w:w="90" w:type="dxa"/>
-              <w:start w:w="100" w:type="dxa"/>
+              <w:left w:w="100" w:type="dxa"/>
               <w:bottom w:w="90" w:type="dxa"/>
-              <w:end w:w="100" w:type="dxa"/>
+              <w:right w:w="100" w:type="dxa"/>
             </w:tcMar>
-            <w:shd w:fill="F8FAFC"/>
+            <w:vAlign w:val="center"/>
           </w:tcPr>
           <w:p>
             <w:pPr>
@@ -717,22 +679,20 @@
         <w:tc>
           <w:tcPr>
             <w:tcW w:type="dxa" w:w="5083"/>
-            <w:vAlign w:val="center"/>
             <w:tcBorders>
               <w:top w:val="single" w:sz="6" w:color="D9D9D9"/>
               <w:left w:val="single" w:sz="6" w:color="D9D9D9"/>
               <w:bottom w:val="single" w:sz="6" w:color="D9D9D9"/>
               <w:right w:val="single" w:sz="6" w:color="D9D9D9"/>
-              <w:insideH w:val="single" w:sz="6" w:color="D9D9D9"/>
-              <w:insideV w:val="single" w:sz="6" w:color="D9D9D9"/>
             </w:tcBorders>
+            <w:shd w:fill="F8FAFC"/>
             <w:tcMar>
               <w:top w:w="90" w:type="dxa"/>
-              <w:start w:w="100" w:type="dxa"/>
+              <w:left w:w="100" w:type="dxa"/>
               <w:bottom w:w="90" w:type="dxa"/>
-              <w:end w:w="100" w:type="dxa"/>
+              <w:right w:w="100" w:type="dxa"/>
             </w:tcMar>
-            <w:shd w:fill="F8FAFC"/>
+            <w:vAlign w:val="center"/>
           </w:tcPr>
           <w:p>
             <w:pPr>
@@ -752,21 +712,19 @@
         <w:tc>
           <w:tcPr>
             <w:tcW w:type="dxa" w:w="5083"/>
-            <w:vAlign w:val="center"/>
             <w:tcBorders>
               <w:top w:val="single" w:sz="6" w:color="D9D9D9"/>
               <w:left w:val="single" w:sz="6" w:color="D9D9D9"/>
               <w:bottom w:val="single" w:sz="6" w:color="D9D9D9"/>
               <w:right w:val="single" w:sz="6" w:color="D9D9D9"/>
-              <w:insideH w:val="single" w:sz="6" w:color="D9D9D9"/>
-              <w:insideV w:val="single" w:sz="6" w:color="D9D9D9"/>
             </w:tcBorders>
             <w:tcMar>
               <w:top w:w="90" w:type="dxa"/>
-              <w:start w:w="100" w:type="dxa"/>
+              <w:left w:w="100" w:type="dxa"/>
               <w:bottom w:w="90" w:type="dxa"/>
-              <w:end w:w="100" w:type="dxa"/>
+              <w:right w:w="100" w:type="dxa"/>
             </w:tcMar>
+            <w:vAlign w:val="center"/>
           </w:tcPr>
           <w:p>
             <w:pPr>
@@ -784,21 +742,19 @@
         <w:tc>
           <w:tcPr>
             <w:tcW w:type="dxa" w:w="5083"/>
-            <w:vAlign w:val="center"/>
             <w:tcBorders>
               <w:top w:val="single" w:sz="6" w:color="D9D9D9"/>
               <w:left w:val="single" w:sz="6" w:color="D9D9D9"/>
               <w:bottom w:val="single" w:sz="6" w:color="D9D9D9"/>
               <w:right w:val="single" w:sz="6" w:color="D9D9D9"/>
-              <w:insideH w:val="single" w:sz="6" w:color="D9D9D9"/>
-              <w:insideV w:val="single" w:sz="6" w:color="D9D9D9"/>
             </w:tcBorders>
             <w:tcMar>
               <w:top w:w="90" w:type="dxa"/>
-              <w:start w:w="100" w:type="dxa"/>
+              <w:left w:w="100" w:type="dxa"/>
               <w:bottom w:w="90" w:type="dxa"/>
-              <w:end w:w="100" w:type="dxa"/>
+              <w:right w:w="100" w:type="dxa"/>
             </w:tcMar>
+            <w:vAlign w:val="center"/>
           </w:tcPr>
           <w:p>
             <w:pPr>
@@ -818,22 +774,20 @@
         <w:tc>
           <w:tcPr>
             <w:tcW w:type="dxa" w:w="5083"/>
-            <w:vAlign w:val="center"/>
             <w:tcBorders>
               <w:top w:val="single" w:sz="6" w:color="D9D9D9"/>
               <w:left w:val="single" w:sz="6" w:color="D9D9D9"/>
               <w:bottom w:val="single" w:sz="6" w:color="D9D9D9"/>
               <w:right w:val="single" w:sz="6" w:color="D9D9D9"/>
-              <w:insideH w:val="single" w:sz="6" w:color="D9D9D9"/>
-              <w:insideV w:val="single" w:sz="6" w:color="D9D9D9"/>
             </w:tcBorders>
+            <w:shd w:fill="F8FAFC"/>
             <w:tcMar>
               <w:top w:w="90" w:type="dxa"/>
-              <w:start w:w="100" w:type="dxa"/>
+              <w:left w:w="100" w:type="dxa"/>
               <w:bottom w:w="90" w:type="dxa"/>
-              <w:end w:w="100" w:type="dxa"/>
+              <w:right w:w="100" w:type="dxa"/>
             </w:tcMar>
-            <w:shd w:fill="F8FAFC"/>
+            <w:vAlign w:val="center"/>
           </w:tcPr>
           <w:p>
             <w:pPr>
@@ -851,22 +805,20 @@
         <w:tc>
           <w:tcPr>
             <w:tcW w:type="dxa" w:w="5083"/>
-            <w:vAlign w:val="center"/>
             <w:tcBorders>
               <w:top w:val="single" w:sz="6" w:color="D9D9D9"/>
               <w:left w:val="single" w:sz="6" w:color="D9D9D9"/>
               <w:bottom w:val="single" w:sz="6" w:color="D9D9D9"/>
               <w:right w:val="single" w:sz="6" w:color="D9D9D9"/>
-              <w:insideH w:val="single" w:sz="6" w:color="D9D9D9"/>
-              <w:insideV w:val="single" w:sz="6" w:color="D9D9D9"/>
             </w:tcBorders>
+            <w:shd w:fill="F8FAFC"/>
             <w:tcMar>
               <w:top w:w="90" w:type="dxa"/>
-              <w:start w:w="100" w:type="dxa"/>
+              <w:left w:w="100" w:type="dxa"/>
               <w:bottom w:w="90" w:type="dxa"/>
-              <w:end w:w="100" w:type="dxa"/>
+              <w:right w:w="100" w:type="dxa"/>
             </w:tcMar>
-            <w:shd w:fill="F8FAFC"/>
+            <w:vAlign w:val="center"/>
           </w:tcPr>
           <w:p>
             <w:pPr>
@@ -886,21 +838,19 @@
         <w:tc>
           <w:tcPr>
             <w:tcW w:type="dxa" w:w="5083"/>
-            <w:vAlign w:val="center"/>
             <w:tcBorders>
               <w:top w:val="single" w:sz="6" w:color="D9D9D9"/>
               <w:left w:val="single" w:sz="6" w:color="D9D9D9"/>
               <w:bottom w:val="single" w:sz="6" w:color="D9D9D9"/>
               <w:right w:val="single" w:sz="6" w:color="D9D9D9"/>
-              <w:insideH w:val="single" w:sz="6" w:color="D9D9D9"/>
-              <w:insideV w:val="single" w:sz="6" w:color="D9D9D9"/>
             </w:tcBorders>
             <w:tcMar>
               <w:top w:w="90" w:type="dxa"/>
-              <w:start w:w="100" w:type="dxa"/>
+              <w:left w:w="100" w:type="dxa"/>
               <w:bottom w:w="90" w:type="dxa"/>
-              <w:end w:w="100" w:type="dxa"/>
+              <w:right w:w="100" w:type="dxa"/>
             </w:tcMar>
+            <w:vAlign w:val="center"/>
           </w:tcPr>
           <w:p>
             <w:pPr>
@@ -918,21 +868,19 @@
         <w:tc>
           <w:tcPr>
             <w:tcW w:type="dxa" w:w="5083"/>
-            <w:vAlign w:val="center"/>
             <w:tcBorders>
               <w:top w:val="single" w:sz="6" w:color="D9D9D9"/>
               <w:left w:val="single" w:sz="6" w:color="D9D9D9"/>
               <w:bottom w:val="single" w:sz="6" w:color="D9D9D9"/>
               <w:right w:val="single" w:sz="6" w:color="D9D9D9"/>
-              <w:insideH w:val="single" w:sz="6" w:color="D9D9D9"/>
-              <w:insideV w:val="single" w:sz="6" w:color="D9D9D9"/>
             </w:tcBorders>
             <w:tcMar>
               <w:top w:w="90" w:type="dxa"/>
-              <w:start w:w="100" w:type="dxa"/>
+              <w:left w:w="100" w:type="dxa"/>
               <w:bottom w:w="90" w:type="dxa"/>
-              <w:end w:w="100" w:type="dxa"/>
+              <w:right w:w="100" w:type="dxa"/>
             </w:tcMar>
+            <w:vAlign w:val="center"/>
           </w:tcPr>
           <w:p>
             <w:pPr>
@@ -952,22 +900,20 @@
         <w:tc>
           <w:tcPr>
             <w:tcW w:type="dxa" w:w="5083"/>
-            <w:vAlign w:val="center"/>
             <w:tcBorders>
               <w:top w:val="single" w:sz="6" w:color="D9D9D9"/>
               <w:left w:val="single" w:sz="6" w:color="D9D9D9"/>
               <w:bottom w:val="single" w:sz="6" w:color="D9D9D9"/>
               <w:right w:val="single" w:sz="6" w:color="D9D9D9"/>
-              <w:insideH w:val="single" w:sz="6" w:color="D9D9D9"/>
-              <w:insideV w:val="single" w:sz="6" w:color="D9D9D9"/>
             </w:tcBorders>
+            <w:shd w:fill="F8FAFC"/>
             <w:tcMar>
               <w:top w:w="90" w:type="dxa"/>
-              <w:start w:w="100" w:type="dxa"/>
+              <w:left w:w="100" w:type="dxa"/>
               <w:bottom w:w="90" w:type="dxa"/>
-              <w:end w:w="100" w:type="dxa"/>
+              <w:right w:w="100" w:type="dxa"/>
             </w:tcMar>
-            <w:shd w:fill="F8FAFC"/>
+            <w:vAlign w:val="center"/>
           </w:tcPr>
           <w:p>
             <w:pPr>
@@ -985,22 +931,20 @@
         <w:tc>
           <w:tcPr>
             <w:tcW w:type="dxa" w:w="5083"/>
-            <w:vAlign w:val="center"/>
             <w:tcBorders>
               <w:top w:val="single" w:sz="6" w:color="D9D9D9"/>
               <w:left w:val="single" w:sz="6" w:color="D9D9D9"/>
               <w:bottom w:val="single" w:sz="6" w:color="D9D9D9"/>
               <w:right w:val="single" w:sz="6" w:color="D9D9D9"/>
-              <w:insideH w:val="single" w:sz="6" w:color="D9D9D9"/>
-              <w:insideV w:val="single" w:sz="6" w:color="D9D9D9"/>
             </w:tcBorders>
+            <w:shd w:fill="F8FAFC"/>
             <w:tcMar>
               <w:top w:w="90" w:type="dxa"/>
-              <w:start w:w="100" w:type="dxa"/>
+              <w:left w:w="100" w:type="dxa"/>
               <w:bottom w:w="90" w:type="dxa"/>
-              <w:end w:w="100" w:type="dxa"/>
+              <w:right w:w="100" w:type="dxa"/>
             </w:tcMar>
-            <w:shd w:fill="F8FAFC"/>
+            <w:vAlign w:val="center"/>
           </w:tcPr>
           <w:p>
             <w:pPr>
@@ -1020,21 +964,19 @@
         <w:tc>
           <w:tcPr>
             <w:tcW w:type="dxa" w:w="5083"/>
-            <w:vAlign w:val="center"/>
             <w:tcBorders>
               <w:top w:val="single" w:sz="6" w:color="D9D9D9"/>
               <w:left w:val="single" w:sz="6" w:color="D9D9D9"/>
               <w:bottom w:val="single" w:sz="6" w:color="D9D9D9"/>
               <w:right w:val="single" w:sz="6" w:color="D9D9D9"/>
-              <w:insideH w:val="single" w:sz="6" w:color="D9D9D9"/>
-              <w:insideV w:val="single" w:sz="6" w:color="D9D9D9"/>
             </w:tcBorders>
             <w:tcMar>
               <w:top w:w="90" w:type="dxa"/>
-              <w:start w:w="100" w:type="dxa"/>
+              <w:left w:w="100" w:type="dxa"/>
               <w:bottom w:w="90" w:type="dxa"/>
-              <w:end w:w="100" w:type="dxa"/>
+              <w:right w:w="100" w:type="dxa"/>
             </w:tcMar>
+            <w:vAlign w:val="center"/>
           </w:tcPr>
           <w:p>
             <w:pPr>
@@ -1052,21 +994,19 @@
         <w:tc>
           <w:tcPr>
             <w:tcW w:type="dxa" w:w="5083"/>
-            <w:vAlign w:val="center"/>
             <w:tcBorders>
               <w:top w:val="single" w:sz="6" w:color="D9D9D9"/>
               <w:left w:val="single" w:sz="6" w:color="D9D9D9"/>
               <w:bottom w:val="single" w:sz="6" w:color="D9D9D9"/>
               <w:right w:val="single" w:sz="6" w:color="D9D9D9"/>
-              <w:insideH w:val="single" w:sz="6" w:color="D9D9D9"/>
-              <w:insideV w:val="single" w:sz="6" w:color="D9D9D9"/>
             </w:tcBorders>
             <w:tcMar>
               <w:top w:w="90" w:type="dxa"/>
-              <w:start w:w="100" w:type="dxa"/>
+              <w:left w:w="100" w:type="dxa"/>
               <w:bottom w:w="90" w:type="dxa"/>
-              <w:end w:w="100" w:type="dxa"/>
+              <w:right w:w="100" w:type="dxa"/>
             </w:tcMar>
+            <w:vAlign w:val="center"/>
           </w:tcPr>
           <w:p>
             <w:pPr>
@@ -1086,22 +1026,20 @@
         <w:tc>
           <w:tcPr>
             <w:tcW w:type="dxa" w:w="5083"/>
-            <w:vAlign w:val="center"/>
             <w:tcBorders>
               <w:top w:val="single" w:sz="6" w:color="D9D9D9"/>
               <w:left w:val="single" w:sz="6" w:color="D9D9D9"/>
               <w:bottom w:val="single" w:sz="6" w:color="D9D9D9"/>
               <w:right w:val="single" w:sz="6" w:color="D9D9D9"/>
-              <w:insideH w:val="single" w:sz="6" w:color="D9D9D9"/>
-              <w:insideV w:val="single" w:sz="6" w:color="D9D9D9"/>
             </w:tcBorders>
+            <w:shd w:fill="F8FAFC"/>
             <w:tcMar>
               <w:top w:w="90" w:type="dxa"/>
-              <w:start w:w="100" w:type="dxa"/>
+              <w:left w:w="100" w:type="dxa"/>
               <w:bottom w:w="90" w:type="dxa"/>
-              <w:end w:w="100" w:type="dxa"/>
+              <w:right w:w="100" w:type="dxa"/>
             </w:tcMar>
-            <w:shd w:fill="F8FAFC"/>
+            <w:vAlign w:val="center"/>
           </w:tcPr>
           <w:p>
             <w:pPr>
@@ -1119,22 +1057,20 @@
         <w:tc>
           <w:tcPr>
             <w:tcW w:type="dxa" w:w="5083"/>
-            <w:vAlign w:val="center"/>
             <w:tcBorders>
               <w:top w:val="single" w:sz="6" w:color="D9D9D9"/>
               <w:left w:val="single" w:sz="6" w:color="D9D9D9"/>
               <w:bottom w:val="single" w:sz="6" w:color="D9D9D9"/>
               <w:right w:val="single" w:sz="6" w:color="D9D9D9"/>
-              <w:insideH w:val="single" w:sz="6" w:color="D9D9D9"/>
-              <w:insideV w:val="single" w:sz="6" w:color="D9D9D9"/>
             </w:tcBorders>
+            <w:shd w:fill="F8FAFC"/>
             <w:tcMar>
               <w:top w:w="90" w:type="dxa"/>
-              <w:start w:w="100" w:type="dxa"/>
+              <w:left w:w="100" w:type="dxa"/>
               <w:bottom w:w="90" w:type="dxa"/>
-              <w:end w:w="100" w:type="dxa"/>
+              <w:right w:w="100" w:type="dxa"/>
             </w:tcMar>
-            <w:shd w:fill="F8FAFC"/>
+            <w:vAlign w:val="center"/>
           </w:tcPr>
           <w:p>
             <w:pPr>
@@ -1154,21 +1090,19 @@
         <w:tc>
           <w:tcPr>
             <w:tcW w:type="dxa" w:w="5083"/>
-            <w:vAlign w:val="center"/>
             <w:tcBorders>
               <w:top w:val="single" w:sz="6" w:color="D9D9D9"/>
               <w:left w:val="single" w:sz="6" w:color="D9D9D9"/>
               <w:bottom w:val="single" w:sz="6" w:color="D9D9D9"/>
               <w:right w:val="single" w:sz="6" w:color="D9D9D9"/>
-              <w:insideH w:val="single" w:sz="6" w:color="D9D9D9"/>
-              <w:insideV w:val="single" w:sz="6" w:color="D9D9D9"/>
             </w:tcBorders>
             <w:tcMar>
               <w:top w:w="90" w:type="dxa"/>
-              <w:start w:w="100" w:type="dxa"/>
+              <w:left w:w="100" w:type="dxa"/>
               <w:bottom w:w="90" w:type="dxa"/>
-              <w:end w:w="100" w:type="dxa"/>
+              <w:right w:w="100" w:type="dxa"/>
             </w:tcMar>
+            <w:vAlign w:val="center"/>
           </w:tcPr>
           <w:p>
             <w:pPr>
@@ -1186,21 +1120,19 @@
         <w:tc>
           <w:tcPr>
             <w:tcW w:type="dxa" w:w="5083"/>
-            <w:vAlign w:val="center"/>
             <w:tcBorders>
               <w:top w:val="single" w:sz="6" w:color="D9D9D9"/>
               <w:left w:val="single" w:sz="6" w:color="D9D9D9"/>
               <w:bottom w:val="single" w:sz="6" w:color="D9D9D9"/>
               <w:right w:val="single" w:sz="6" w:color="D9D9D9"/>
-              <w:insideH w:val="single" w:sz="6" w:color="D9D9D9"/>
-              <w:insideV w:val="single" w:sz="6" w:color="D9D9D9"/>
             </w:tcBorders>
             <w:tcMar>
               <w:top w:w="90" w:type="dxa"/>
-              <w:start w:w="100" w:type="dxa"/>
+              <w:left w:w="100" w:type="dxa"/>
               <w:bottom w:w="90" w:type="dxa"/>
-              <w:end w:w="100" w:type="dxa"/>
+              <w:right w:w="100" w:type="dxa"/>
             </w:tcMar>
+            <w:vAlign w:val="center"/>
           </w:tcPr>
           <w:p>
             <w:pPr>
@@ -1220,22 +1152,20 @@
         <w:tc>
           <w:tcPr>
             <w:tcW w:type="dxa" w:w="5083"/>
-            <w:vAlign w:val="center"/>
             <w:tcBorders>
               <w:top w:val="single" w:sz="6" w:color="D9D9D9"/>
               <w:left w:val="single" w:sz="6" w:color="D9D9D9"/>
               <w:bottom w:val="single" w:sz="6" w:color="D9D9D9"/>
               <w:right w:val="single" w:sz="6" w:color="D9D9D9"/>
-              <w:insideH w:val="single" w:sz="6" w:color="D9D9D9"/>
-              <w:insideV w:val="single" w:sz="6" w:color="D9D9D9"/>
             </w:tcBorders>
+            <w:shd w:fill="F8FAFC"/>
             <w:tcMar>
               <w:top w:w="90" w:type="dxa"/>
-              <w:start w:w="100" w:type="dxa"/>
+              <w:left w:w="100" w:type="dxa"/>
               <w:bottom w:w="90" w:type="dxa"/>
-              <w:end w:w="100" w:type="dxa"/>
+              <w:right w:w="100" w:type="dxa"/>
             </w:tcMar>
-            <w:shd w:fill="F8FAFC"/>
+            <w:vAlign w:val="center"/>
           </w:tcPr>
           <w:p>
             <w:pPr>
@@ -1253,22 +1183,20 @@
         <w:tc>
           <w:tcPr>
             <w:tcW w:type="dxa" w:w="5083"/>
-            <w:vAlign w:val="center"/>
             <w:tcBorders>
               <w:top w:val="single" w:sz="6" w:color="D9D9D9"/>
               <w:left w:val="single" w:sz="6" w:color="D9D9D9"/>
               <w:bottom w:val="single" w:sz="6" w:color="D9D9D9"/>
               <w:right w:val="single" w:sz="6" w:color="D9D9D9"/>
-              <w:insideH w:val="single" w:sz="6" w:color="D9D9D9"/>
-              <w:insideV w:val="single" w:sz="6" w:color="D9D9D9"/>
             </w:tcBorders>
+            <w:shd w:fill="F8FAFC"/>
             <w:tcMar>
               <w:top w:w="90" w:type="dxa"/>
-              <w:start w:w="100" w:type="dxa"/>
+              <w:left w:w="100" w:type="dxa"/>
               <w:bottom w:w="90" w:type="dxa"/>
-              <w:end w:w="100" w:type="dxa"/>
+              <w:right w:w="100" w:type="dxa"/>
             </w:tcMar>
-            <w:shd w:fill="F8FAFC"/>
+            <w:vAlign w:val="center"/>
           </w:tcPr>
           <w:p>
             <w:pPr>
@@ -1288,21 +1216,19 @@
         <w:tc>
           <w:tcPr>
             <w:tcW w:type="dxa" w:w="5083"/>
-            <w:vAlign w:val="center"/>
             <w:tcBorders>
               <w:top w:val="single" w:sz="6" w:color="D9D9D9"/>
               <w:left w:val="single" w:sz="6" w:color="D9D9D9"/>
               <w:bottom w:val="single" w:sz="6" w:color="D9D9D9"/>
               <w:right w:val="single" w:sz="6" w:color="D9D9D9"/>
-              <w:insideH w:val="single" w:sz="6" w:color="D9D9D9"/>
-              <w:insideV w:val="single" w:sz="6" w:color="D9D9D9"/>
             </w:tcBorders>
             <w:tcMar>
               <w:top w:w="90" w:type="dxa"/>
-              <w:start w:w="100" w:type="dxa"/>
+              <w:left w:w="100" w:type="dxa"/>
               <w:bottom w:w="90" w:type="dxa"/>
-              <w:end w:w="100" w:type="dxa"/>
+              <w:right w:w="100" w:type="dxa"/>
             </w:tcMar>
+            <w:vAlign w:val="center"/>
           </w:tcPr>
           <w:p>
             <w:pPr>
@@ -1320,21 +1246,19 @@
         <w:tc>
           <w:tcPr>
             <w:tcW w:type="dxa" w:w="5083"/>
-            <w:vAlign w:val="center"/>
             <w:tcBorders>
               <w:top w:val="single" w:sz="6" w:color="D9D9D9"/>
               <w:left w:val="single" w:sz="6" w:color="D9D9D9"/>
               <w:bottom w:val="single" w:sz="6" w:color="D9D9D9"/>
               <w:right w:val="single" w:sz="6" w:color="D9D9D9"/>
-              <w:insideH w:val="single" w:sz="6" w:color="D9D9D9"/>
-              <w:insideV w:val="single" w:sz="6" w:color="D9D9D9"/>
             </w:tcBorders>
             <w:tcMar>
               <w:top w:w="90" w:type="dxa"/>
-              <w:start w:w="100" w:type="dxa"/>
+              <w:left w:w="100" w:type="dxa"/>
               <w:bottom w:w="90" w:type="dxa"/>
-              <w:end w:w="100" w:type="dxa"/>
+              <w:right w:w="100" w:type="dxa"/>
             </w:tcMar>
+            <w:vAlign w:val="center"/>
           </w:tcPr>
           <w:p>
             <w:pPr>
@@ -1423,22 +1347,20 @@
         <w:tc>
           <w:tcPr>
             <w:tcW w:type="dxa" w:w="5083"/>
-            <w:vAlign w:val="center"/>
             <w:tcBorders>
               <w:top w:val="single" w:sz="6" w:color="D9D9D9"/>
               <w:left w:val="single" w:sz="6" w:color="D9D9D9"/>
               <w:bottom w:val="single" w:sz="6" w:color="D9D9D9"/>
               <w:right w:val="single" w:sz="6" w:color="D9D9D9"/>
-              <w:insideH w:val="single" w:sz="6" w:color="D9D9D9"/>
-              <w:insideV w:val="single" w:sz="6" w:color="D9D9D9"/>
             </w:tcBorders>
+            <w:shd w:fill="17365D"/>
             <w:tcMar>
               <w:top w:w="90" w:type="dxa"/>
-              <w:start w:w="100" w:type="dxa"/>
+              <w:left w:w="100" w:type="dxa"/>
               <w:bottom w:w="90" w:type="dxa"/>
-              <w:end w:w="100" w:type="dxa"/>
+              <w:right w:w="100" w:type="dxa"/>
             </w:tcMar>
-            <w:shd w:fill="17365D"/>
+            <w:vAlign w:val="center"/>
           </w:tcPr>
           <w:p>
             <w:pPr>
@@ -1458,22 +1380,20 @@
         <w:tc>
           <w:tcPr>
             <w:tcW w:type="dxa" w:w="5083"/>
-            <w:vAlign w:val="center"/>
             <w:tcBorders>
               <w:top w:val="single" w:sz="6" w:color="D9D9D9"/>
               <w:left w:val="single" w:sz="6" w:color="D9D9D9"/>
               <w:bottom w:val="single" w:sz="6" w:color="D9D9D9"/>
               <w:right w:val="single" w:sz="6" w:color="D9D9D9"/>
-              <w:insideH w:val="single" w:sz="6" w:color="D9D9D9"/>
-              <w:insideV w:val="single" w:sz="6" w:color="D9D9D9"/>
             </w:tcBorders>
+            <w:shd w:fill="17365D"/>
             <w:tcMar>
               <w:top w:w="90" w:type="dxa"/>
-              <w:start w:w="100" w:type="dxa"/>
+              <w:left w:w="100" w:type="dxa"/>
               <w:bottom w:w="90" w:type="dxa"/>
-              <w:end w:w="100" w:type="dxa"/>
+              <w:right w:w="100" w:type="dxa"/>
             </w:tcMar>
-            <w:shd w:fill="17365D"/>
+            <w:vAlign w:val="center"/>
           </w:tcPr>
           <w:p>
             <w:pPr>
@@ -1495,21 +1415,19 @@
         <w:tc>
           <w:tcPr>
             <w:tcW w:type="dxa" w:w="5083"/>
-            <w:vAlign w:val="center"/>
             <w:tcBorders>
               <w:top w:val="single" w:sz="6" w:color="D9D9D9"/>
               <w:left w:val="single" w:sz="6" w:color="D9D9D9"/>
               <w:bottom w:val="single" w:sz="6" w:color="D9D9D9"/>
               <w:right w:val="single" w:sz="6" w:color="D9D9D9"/>
-              <w:insideH w:val="single" w:sz="6" w:color="D9D9D9"/>
-              <w:insideV w:val="single" w:sz="6" w:color="D9D9D9"/>
             </w:tcBorders>
             <w:tcMar>
               <w:top w:w="90" w:type="dxa"/>
-              <w:start w:w="100" w:type="dxa"/>
+              <w:left w:w="100" w:type="dxa"/>
               <w:bottom w:w="90" w:type="dxa"/>
-              <w:end w:w="100" w:type="dxa"/>
+              <w:right w:w="100" w:type="dxa"/>
             </w:tcMar>
+            <w:vAlign w:val="center"/>
           </w:tcPr>
           <w:p>
             <w:pPr>
@@ -1527,21 +1445,19 @@
         <w:tc>
           <w:tcPr>
             <w:tcW w:type="dxa" w:w="5083"/>
-            <w:vAlign w:val="center"/>
             <w:tcBorders>
               <w:top w:val="single" w:sz="6" w:color="D9D9D9"/>
               <w:left w:val="single" w:sz="6" w:color="D9D9D9"/>
               <w:bottom w:val="single" w:sz="6" w:color="D9D9D9"/>
               <w:right w:val="single" w:sz="6" w:color="D9D9D9"/>
-              <w:insideH w:val="single" w:sz="6" w:color="D9D9D9"/>
-              <w:insideV w:val="single" w:sz="6" w:color="D9D9D9"/>
             </w:tcBorders>
             <w:tcMar>
               <w:top w:w="90" w:type="dxa"/>
-              <w:start w:w="100" w:type="dxa"/>
+              <w:left w:w="100" w:type="dxa"/>
               <w:bottom w:w="90" w:type="dxa"/>
-              <w:end w:w="100" w:type="dxa"/>
+              <w:right w:w="100" w:type="dxa"/>
             </w:tcMar>
+            <w:vAlign w:val="center"/>
           </w:tcPr>
           <w:p>
             <w:pPr>
@@ -1561,22 +1477,20 @@
         <w:tc>
           <w:tcPr>
             <w:tcW w:type="dxa" w:w="5083"/>
-            <w:vAlign w:val="center"/>
             <w:tcBorders>
               <w:top w:val="single" w:sz="6" w:color="D9D9D9"/>
               <w:left w:val="single" w:sz="6" w:color="D9D9D9"/>
               <w:bottom w:val="single" w:sz="6" w:color="D9D9D9"/>
               <w:right w:val="single" w:sz="6" w:color="D9D9D9"/>
-              <w:insideH w:val="single" w:sz="6" w:color="D9D9D9"/>
-              <w:insideV w:val="single" w:sz="6" w:color="D9D9D9"/>
             </w:tcBorders>
+            <w:shd w:fill="F8FAFC"/>
             <w:tcMar>
               <w:top w:w="90" w:type="dxa"/>
-              <w:start w:w="100" w:type="dxa"/>
+              <w:left w:w="100" w:type="dxa"/>
               <w:bottom w:w="90" w:type="dxa"/>
-              <w:end w:w="100" w:type="dxa"/>
+              <w:right w:w="100" w:type="dxa"/>
             </w:tcMar>
-            <w:shd w:fill="F8FAFC"/>
+            <w:vAlign w:val="center"/>
           </w:tcPr>
           <w:p>
             <w:pPr>
@@ -1594,22 +1508,20 @@
         <w:tc>
           <w:tcPr>
             <w:tcW w:type="dxa" w:w="5083"/>
-            <w:vAlign w:val="center"/>
             <w:tcBorders>
               <w:top w:val="single" w:sz="6" w:color="D9D9D9"/>
               <w:left w:val="single" w:sz="6" w:color="D9D9D9"/>
               <w:bottom w:val="single" w:sz="6" w:color="D9D9D9"/>
               <w:right w:val="single" w:sz="6" w:color="D9D9D9"/>
-              <w:insideH w:val="single" w:sz="6" w:color="D9D9D9"/>
-              <w:insideV w:val="single" w:sz="6" w:color="D9D9D9"/>
             </w:tcBorders>
+            <w:shd w:fill="F8FAFC"/>
             <w:tcMar>
               <w:top w:w="90" w:type="dxa"/>
-              <w:start w:w="100" w:type="dxa"/>
+              <w:left w:w="100" w:type="dxa"/>
               <w:bottom w:w="90" w:type="dxa"/>
-              <w:end w:w="100" w:type="dxa"/>
+              <w:right w:w="100" w:type="dxa"/>
             </w:tcMar>
-            <w:shd w:fill="F8FAFC"/>
+            <w:vAlign w:val="center"/>
           </w:tcPr>
           <w:p>
             <w:pPr>
@@ -1629,21 +1541,19 @@
         <w:tc>
           <w:tcPr>
             <w:tcW w:type="dxa" w:w="5083"/>
-            <w:vAlign w:val="center"/>
             <w:tcBorders>
               <w:top w:val="single" w:sz="6" w:color="D9D9D9"/>
               <w:left w:val="single" w:sz="6" w:color="D9D9D9"/>
               <w:bottom w:val="single" w:sz="6" w:color="D9D9D9"/>
               <w:right w:val="single" w:sz="6" w:color="D9D9D9"/>
-              <w:insideH w:val="single" w:sz="6" w:color="D9D9D9"/>
-              <w:insideV w:val="single" w:sz="6" w:color="D9D9D9"/>
             </w:tcBorders>
             <w:tcMar>
               <w:top w:w="90" w:type="dxa"/>
-              <w:start w:w="100" w:type="dxa"/>
+              <w:left w:w="100" w:type="dxa"/>
               <w:bottom w:w="90" w:type="dxa"/>
-              <w:end w:w="100" w:type="dxa"/>
+              <w:right w:w="100" w:type="dxa"/>
             </w:tcMar>
+            <w:vAlign w:val="center"/>
           </w:tcPr>
           <w:p>
             <w:pPr>
@@ -1661,21 +1571,19 @@
         <w:tc>
           <w:tcPr>
             <w:tcW w:type="dxa" w:w="5083"/>
-            <w:vAlign w:val="center"/>
             <w:tcBorders>
               <w:top w:val="single" w:sz="6" w:color="D9D9D9"/>
               <w:left w:val="single" w:sz="6" w:color="D9D9D9"/>
               <w:bottom w:val="single" w:sz="6" w:color="D9D9D9"/>
               <w:right w:val="single" w:sz="6" w:color="D9D9D9"/>
-              <w:insideH w:val="single" w:sz="6" w:color="D9D9D9"/>
-              <w:insideV w:val="single" w:sz="6" w:color="D9D9D9"/>
             </w:tcBorders>
             <w:tcMar>
               <w:top w:w="90" w:type="dxa"/>
-              <w:start w:w="100" w:type="dxa"/>
+              <w:left w:w="100" w:type="dxa"/>
               <w:bottom w:w="90" w:type="dxa"/>
-              <w:end w:w="100" w:type="dxa"/>
+              <w:right w:w="100" w:type="dxa"/>
             </w:tcMar>
+            <w:vAlign w:val="center"/>
           </w:tcPr>
           <w:p>
             <w:pPr>
@@ -1695,22 +1603,20 @@
         <w:tc>
           <w:tcPr>
             <w:tcW w:type="dxa" w:w="5083"/>
-            <w:vAlign w:val="center"/>
             <w:tcBorders>
               <w:top w:val="single" w:sz="6" w:color="D9D9D9"/>
               <w:left w:val="single" w:sz="6" w:color="D9D9D9"/>
               <w:bottom w:val="single" w:sz="6" w:color="D9D9D9"/>
               <w:right w:val="single" w:sz="6" w:color="D9D9D9"/>
-              <w:insideH w:val="single" w:sz="6" w:color="D9D9D9"/>
-              <w:insideV w:val="single" w:sz="6" w:color="D9D9D9"/>
             </w:tcBorders>
+            <w:shd w:fill="F8FAFC"/>
             <w:tcMar>
               <w:top w:w="90" w:type="dxa"/>
-              <w:start w:w="100" w:type="dxa"/>
+              <w:left w:w="100" w:type="dxa"/>
               <w:bottom w:w="90" w:type="dxa"/>
-              <w:end w:w="100" w:type="dxa"/>
+              <w:right w:w="100" w:type="dxa"/>
             </w:tcMar>
-            <w:shd w:fill="F8FAFC"/>
+            <w:vAlign w:val="center"/>
           </w:tcPr>
           <w:p>
             <w:pPr>
@@ -1728,22 +1634,20 @@
         <w:tc>
           <w:tcPr>
             <w:tcW w:type="dxa" w:w="5083"/>
-            <w:vAlign w:val="center"/>
             <w:tcBorders>
               <w:top w:val="single" w:sz="6" w:color="D9D9D9"/>
               <w:left w:val="single" w:sz="6" w:color="D9D9D9"/>
               <w:bottom w:val="single" w:sz="6" w:color="D9D9D9"/>
               <w:right w:val="single" w:sz="6" w:color="D9D9D9"/>
-              <w:insideH w:val="single" w:sz="6" w:color="D9D9D9"/>
-              <w:insideV w:val="single" w:sz="6" w:color="D9D9D9"/>
             </w:tcBorders>
+            <w:shd w:fill="F8FAFC"/>
             <w:tcMar>
               <w:top w:w="90" w:type="dxa"/>
-              <w:start w:w="100" w:type="dxa"/>
+              <w:left w:w="100" w:type="dxa"/>
               <w:bottom w:w="90" w:type="dxa"/>
-              <w:end w:w="100" w:type="dxa"/>
+              <w:right w:w="100" w:type="dxa"/>
             </w:tcMar>
-            <w:shd w:fill="F8FAFC"/>
+            <w:vAlign w:val="center"/>
           </w:tcPr>
           <w:p>
             <w:pPr>
@@ -1763,21 +1667,19 @@
         <w:tc>
           <w:tcPr>
             <w:tcW w:type="dxa" w:w="5083"/>
-            <w:vAlign w:val="center"/>
             <w:tcBorders>
               <w:top w:val="single" w:sz="6" w:color="D9D9D9"/>
               <w:left w:val="single" w:sz="6" w:color="D9D9D9"/>
               <w:bottom w:val="single" w:sz="6" w:color="D9D9D9"/>
               <w:right w:val="single" w:sz="6" w:color="D9D9D9"/>
-              <w:insideH w:val="single" w:sz="6" w:color="D9D9D9"/>
-              <w:insideV w:val="single" w:sz="6" w:color="D9D9D9"/>
             </w:tcBorders>
             <w:tcMar>
               <w:top w:w="90" w:type="dxa"/>
-              <w:start w:w="100" w:type="dxa"/>
+              <w:left w:w="100" w:type="dxa"/>
               <w:bottom w:w="90" w:type="dxa"/>
-              <w:end w:w="100" w:type="dxa"/>
+              <w:right w:w="100" w:type="dxa"/>
             </w:tcMar>
+            <w:vAlign w:val="center"/>
           </w:tcPr>
           <w:p>
             <w:pPr>
@@ -1795,21 +1697,19 @@
         <w:tc>
           <w:tcPr>
             <w:tcW w:type="dxa" w:w="5083"/>
-            <w:vAlign w:val="center"/>
             <w:tcBorders>
               <w:top w:val="single" w:sz="6" w:color="D9D9D9"/>
               <w:left w:val="single" w:sz="6" w:color="D9D9D9"/>
               <w:bottom w:val="single" w:sz="6" w:color="D9D9D9"/>
               <w:right w:val="single" w:sz="6" w:color="D9D9D9"/>
-              <w:insideH w:val="single" w:sz="6" w:color="D9D9D9"/>
-              <w:insideV w:val="single" w:sz="6" w:color="D9D9D9"/>
             </w:tcBorders>
             <w:tcMar>
               <w:top w:w="90" w:type="dxa"/>
-              <w:start w:w="100" w:type="dxa"/>
+              <w:left w:w="100" w:type="dxa"/>
               <w:bottom w:w="90" w:type="dxa"/>
-              <w:end w:w="100" w:type="dxa"/>
+              <w:right w:w="100" w:type="dxa"/>
             </w:tcMar>
+            <w:vAlign w:val="center"/>
           </w:tcPr>
           <w:p>
             <w:pPr>
@@ -1829,22 +1729,20 @@
         <w:tc>
           <w:tcPr>
             <w:tcW w:type="dxa" w:w="5083"/>
-            <w:vAlign w:val="center"/>
             <w:tcBorders>
               <w:top w:val="single" w:sz="6" w:color="D9D9D9"/>
               <w:left w:val="single" w:sz="6" w:color="D9D9D9"/>
               <w:bottom w:val="single" w:sz="6" w:color="D9D9D9"/>
               <w:right w:val="single" w:sz="6" w:color="D9D9D9"/>
-              <w:insideH w:val="single" w:sz="6" w:color="D9D9D9"/>
-              <w:insideV w:val="single" w:sz="6" w:color="D9D9D9"/>
             </w:tcBorders>
+            <w:shd w:fill="F8FAFC"/>
             <w:tcMar>
               <w:top w:w="90" w:type="dxa"/>
-              <w:start w:w="100" w:type="dxa"/>
+              <w:left w:w="100" w:type="dxa"/>
               <w:bottom w:w="90" w:type="dxa"/>
-              <w:end w:w="100" w:type="dxa"/>
+              <w:right w:w="100" w:type="dxa"/>
             </w:tcMar>
-            <w:shd w:fill="F8FAFC"/>
+            <w:vAlign w:val="center"/>
           </w:tcPr>
           <w:p>
             <w:pPr>
@@ -1862,22 +1760,20 @@
         <w:tc>
           <w:tcPr>
             <w:tcW w:type="dxa" w:w="5083"/>
-            <w:vAlign w:val="center"/>
             <w:tcBorders>
               <w:top w:val="single" w:sz="6" w:color="D9D9D9"/>
               <w:left w:val="single" w:sz="6" w:color="D9D9D9"/>
               <w:bottom w:val="single" w:sz="6" w:color="D9D9D9"/>
               <w:right w:val="single" w:sz="6" w:color="D9D9D9"/>
-              <w:insideH w:val="single" w:sz="6" w:color="D9D9D9"/>
-              <w:insideV w:val="single" w:sz="6" w:color="D9D9D9"/>
             </w:tcBorders>
+            <w:shd w:fill="F8FAFC"/>
             <w:tcMar>
               <w:top w:w="90" w:type="dxa"/>
-              <w:start w:w="100" w:type="dxa"/>
+              <w:left w:w="100" w:type="dxa"/>
               <w:bottom w:w="90" w:type="dxa"/>
-              <w:end w:w="100" w:type="dxa"/>
+              <w:right w:w="100" w:type="dxa"/>
             </w:tcMar>
-            <w:shd w:fill="F8FAFC"/>
+            <w:vAlign w:val="center"/>
           </w:tcPr>
           <w:p>
             <w:pPr>
@@ -1897,21 +1793,19 @@
         <w:tc>
           <w:tcPr>
             <w:tcW w:type="dxa" w:w="5083"/>
-            <w:vAlign w:val="center"/>
             <w:tcBorders>
               <w:top w:val="single" w:sz="6" w:color="D9D9D9"/>
               <w:left w:val="single" w:sz="6" w:color="D9D9D9"/>
               <w:bottom w:val="single" w:sz="6" w:color="D9D9D9"/>
               <w:right w:val="single" w:sz="6" w:color="D9D9D9"/>
-              <w:insideH w:val="single" w:sz="6" w:color="D9D9D9"/>
-              <w:insideV w:val="single" w:sz="6" w:color="D9D9D9"/>
             </w:tcBorders>
             <w:tcMar>
               <w:top w:w="90" w:type="dxa"/>
-              <w:start w:w="100" w:type="dxa"/>
+              <w:left w:w="100" w:type="dxa"/>
               <w:bottom w:w="90" w:type="dxa"/>
-              <w:end w:w="100" w:type="dxa"/>
+              <w:right w:w="100" w:type="dxa"/>
             </w:tcMar>
+            <w:vAlign w:val="center"/>
           </w:tcPr>
           <w:p>
             <w:pPr>
@@ -1929,21 +1823,19 @@
         <w:tc>
           <w:tcPr>
             <w:tcW w:type="dxa" w:w="5083"/>
-            <w:vAlign w:val="center"/>
             <w:tcBorders>
               <w:top w:val="single" w:sz="6" w:color="D9D9D9"/>
               <w:left w:val="single" w:sz="6" w:color="D9D9D9"/>
               <w:bottom w:val="single" w:sz="6" w:color="D9D9D9"/>
               <w:right w:val="single" w:sz="6" w:color="D9D9D9"/>
-              <w:insideH w:val="single" w:sz="6" w:color="D9D9D9"/>
-              <w:insideV w:val="single" w:sz="6" w:color="D9D9D9"/>
             </w:tcBorders>
             <w:tcMar>
               <w:top w:w="90" w:type="dxa"/>
-              <w:start w:w="100" w:type="dxa"/>
+              <w:left w:w="100" w:type="dxa"/>
               <w:bottom w:w="90" w:type="dxa"/>
-              <w:end w:w="100" w:type="dxa"/>
+              <w:right w:w="100" w:type="dxa"/>
             </w:tcMar>
+            <w:vAlign w:val="center"/>
           </w:tcPr>
           <w:p>
             <w:pPr>
